--- a/BrijeshSingh-CapstoneProject-AIMeetingNotesAnalyzer.docx
+++ b/BrijeshSingh-CapstoneProject-AIMeetingNotesAnalyzer.docx
@@ -10,14 +10,24 @@
           <w:smallCaps/>
         </w:rPr>
       </w:pPr>
-      <w:proofErr w:type="spellStart"/>
       <w:r>
         <w:rPr>
           <w:smallCaps/>
         </w:rPr>
-        <w:t>CapstoneProject</w:t>
-      </w:r>
-      <w:proofErr w:type="spellEnd"/>
+        <w:t>Capstone</w:t>
+      </w:r>
+      <w:r>
+        <w:rPr>
+          <w:smallCaps/>
+        </w:rPr>
+        <w:t xml:space="preserve"> </w:t>
+      </w:r>
+      <w:r>
+        <w:rPr>
+          <w:smallCaps/>
+        </w:rPr>
+        <w:t>Project</w:t>
+      </w:r>
     </w:p>
     <w:p>
       <w:pPr>
@@ -30,34 +40,425 @@
         <w:rPr>
           <w:smallCaps/>
         </w:rPr>
-        <w:t>Brijesh Singh-----</w:t>
+        <w:t xml:space="preserve">Brijesh </w:t>
       </w:r>
       <w:r>
         <w:rPr>
           <w:smallCaps/>
         </w:rPr>
-        <w:t>--------</w:t>
+        <w:t>Singh-</w:t>
       </w:r>
       <w:r>
         <w:rPr>
           <w:smallCaps/>
         </w:rPr>
-        <w:t>-AI-Meeting-</w:t>
+        <w:t>------------AI-Meeting-Notes-Analyzer</w:t>
+      </w:r>
+    </w:p>
+    <w:p>
+      <w:pPr>
+        <w:pStyle w:val="Heading1"/>
+        <w:numPr>
+          <w:ilvl w:val="0"/>
+          <w:numId w:val="10"/>
+        </w:numPr>
+        <w:ind w:left="284"/>
+      </w:pPr>
+      <w:r>
+        <w:t>Introduction</w:t>
+      </w:r>
+    </w:p>
+    <w:p>
+      <w:pPr>
+        <w:jc w:val="both"/>
+      </w:pPr>
+      <w:r>
+        <w:t>Meetings often produce important decisions and follow-up work, but manually converting a long conversation into concise minutes is time-consuming. Participants may also leave a meeting without a consistent record of who owns each task or when it should be completed. This project explores how a language model, supported by a small workflow graph and local semantic retrieval, can assist with this post-meeting task. The application accepts plain-text notes or a speaker-labelled transcript. It analyzes the transcript in multiple stages and produces a report designed to make the meeting's main ideas and follow-up tasks easier to review.</w:t>
+      </w:r>
+    </w:p>
+    <w:p>
+      <w:pPr>
+        <w:pStyle w:val="Heading2"/>
+      </w:pPr>
+      <w:r>
+        <w:t>1.1 Problem statement</w:t>
+      </w:r>
+    </w:p>
+    <w:p>
+      <w:pPr>
+        <w:jc w:val="both"/>
+      </w:pPr>
+      <w:r>
+        <w:t xml:space="preserve">Given a text transcript, produce </w:t>
+      </w:r>
+      <w:r>
+        <w:t>useful, structured</w:t>
+      </w:r>
+      <w:r>
+        <w:t xml:space="preserve"> meeting notes while preserving the information stated by participants. In particular, the system should distinguish explicit commitments from general discussion, identify a responsible owner when one is stated, and communicate action urgency.</w:t>
+      </w:r>
+    </w:p>
+    <w:p>
+      <w:pPr>
+        <w:pStyle w:val="Heading2"/>
+      </w:pPr>
+      <w:r>
+        <w:t>1.</w:t>
+      </w:r>
+      <w:r>
+        <w:t>2</w:t>
+      </w:r>
+      <w:r>
+        <w:t xml:space="preserve"> Objectives</w:t>
+      </w:r>
+    </w:p>
+    <w:p>
+      <w:pPr>
+        <w:jc w:val="both"/>
+      </w:pPr>
+      <w:r>
+        <w:t xml:space="preserve">To design and implement an AI-assisted meeting-notes analyzer using a </w:t>
       </w:r>
       <w:proofErr w:type="spellStart"/>
       <w:r>
+        <w:t>LangGraph</w:t>
+      </w:r>
+      <w:proofErr w:type="spellEnd"/>
+      <w:r>
+        <w:t xml:space="preserve"> workflow and a </w:t>
+      </w:r>
+      <w:proofErr w:type="spellStart"/>
+      <w:r>
+        <w:t>Streamlit</w:t>
+      </w:r>
+      <w:proofErr w:type="spellEnd"/>
+      <w:r>
+        <w:t xml:space="preserve"> interface.</w:t>
+      </w:r>
+    </w:p>
+    <w:p>
+      <w:pPr>
+        <w:pStyle w:val="ListNumber"/>
+        <w:numPr>
+          <w:ilvl w:val="0"/>
+          <w:numId w:val="5"/>
+        </w:numPr>
+      </w:pPr>
+      <w:r>
+        <w:t>Accept meeting transcripts as plain text, including speaker-labelled messages.</w:t>
+      </w:r>
+    </w:p>
+    <w:p>
+      <w:pPr>
+        <w:pStyle w:val="ListNumber"/>
+        <w:numPr>
+          <w:ilvl w:val="0"/>
+          <w:numId w:val="5"/>
+        </w:numPr>
+      </w:pPr>
+      <w:r>
+        <w:t>Extract concise labels for the principal discussion topics.</w:t>
+      </w:r>
+    </w:p>
+    <w:p>
+      <w:pPr>
+        <w:pStyle w:val="ListNumber"/>
+        <w:numPr>
+          <w:ilvl w:val="0"/>
+          <w:numId w:val="5"/>
+        </w:numPr>
+      </w:pPr>
+      <w:r>
+        <w:t>Generate a concise summary intended to contain three to five sentences.</w:t>
+      </w:r>
+    </w:p>
+    <w:p>
+      <w:pPr>
+        <w:pStyle w:val="ListNumber"/>
+        <w:numPr>
+          <w:ilvl w:val="0"/>
+          <w:numId w:val="5"/>
+        </w:numPr>
+      </w:pPr>
+      <w:r>
+        <w:t>Identify explicit action items and their stated owners.</w:t>
+      </w:r>
+    </w:p>
+    <w:p>
+      <w:pPr>
+        <w:pStyle w:val="ListNumber"/>
+        <w:numPr>
+          <w:ilvl w:val="0"/>
+          <w:numId w:val="5"/>
+        </w:numPr>
+      </w:pPr>
+      <w:r>
+        <w:t>Classify each detected task as High, Medium, or Low Priority.</w:t>
+      </w:r>
+    </w:p>
+    <w:p>
+      <w:pPr>
+        <w:pStyle w:val="ListNumber"/>
+        <w:numPr>
+          <w:ilvl w:val="0"/>
+          <w:numId w:val="5"/>
+        </w:numPr>
+      </w:pPr>
+      <w:r>
+        <w:t>Skip the priority-classification node if there are no action items.</w:t>
+      </w:r>
+    </w:p>
+    <w:p>
+      <w:pPr>
+        <w:pStyle w:val="ListNumber"/>
+        <w:numPr>
+          <w:ilvl w:val="0"/>
+          <w:numId w:val="5"/>
+        </w:numPr>
+      </w:pPr>
+      <w:r>
+        <w:t>Use local text embeddings to rank relevant transcript segments.</w:t>
+      </w:r>
+    </w:p>
+    <w:p>
+      <w:pPr>
+        <w:pStyle w:val="ListNumber"/>
+        <w:numPr>
+          <w:ilvl w:val="0"/>
+          <w:numId w:val="5"/>
+        </w:numPr>
+      </w:pPr>
+      <w:r>
+        <w:t xml:space="preserve">Display the report in a browser-based </w:t>
+      </w:r>
+      <w:proofErr w:type="spellStart"/>
+      <w:r>
+        <w:t>Streamlit</w:t>
+      </w:r>
+      <w:proofErr w:type="spellEnd"/>
+      <w:r>
+        <w:t xml:space="preserve"> interface without exposing an API-key entry or visibility control.</w:t>
+      </w:r>
+    </w:p>
+    <w:p>
+      <w:pPr>
+        <w:pStyle w:val="ListNumber"/>
+        <w:numPr>
+          <w:ilvl w:val="0"/>
+          <w:numId w:val="5"/>
+        </w:numPr>
+        <w:jc w:val="both"/>
+      </w:pPr>
+      <w:r>
+        <w:t>Keep the workflow schemas, validators, functions, and graph implementation in Jupyter notebook code cells without custom classes.</w:t>
+      </w:r>
+    </w:p>
+    <w:p>
+      <w:pPr>
+        <w:pStyle w:val="Heading2"/>
+      </w:pPr>
+      <w:r>
+        <w:t>1.</w:t>
+      </w:r>
+      <w:r>
+        <w:t>3</w:t>
+      </w:r>
+      <w:r>
+        <w:t xml:space="preserve"> Scope</w:t>
+      </w:r>
+    </w:p>
+    <w:p>
+      <w:pPr>
+        <w:jc w:val="both"/>
+      </w:pPr>
+      <w:r>
+        <w:t xml:space="preserve">The implemented scope is transcript-in, structured-notes-out. Text is supplied by the user or preloaded from </w:t>
+      </w:r>
+      <w:r>
         <w:rPr>
-          <w:smallCaps/>
+          <w:rFonts w:ascii="Consolas" w:hAnsi="Consolas"/>
+          <w:color w:val="1B4C62"/>
+          <w:sz w:val="18"/>
         </w:rPr>
-        <w:t>NotesAnalyzer</w:t>
+        <w:t>Meeting_Transcript.txt</w:t>
+      </w:r>
+      <w:r>
+        <w:t>. The application does not record meetings, accept audio/video, perform speech recognition, identify speakers from voice, distribute minutes, or create tasks in external systems.</w:t>
+      </w:r>
+    </w:p>
+    <w:p>
+      <w:pPr>
+        <w:pStyle w:val="Heading2"/>
+      </w:pPr>
+      <w:r>
+        <w:t>1.4 Application Summary</w:t>
+      </w:r>
+    </w:p>
+    <w:p>
+      <w:pPr>
+        <w:jc w:val="both"/>
+      </w:pPr>
+      <w:r>
+        <w:t xml:space="preserve">The AI Meeting Notes Analyzer is a Python application that transforms a user-provided meeting transcript into a structured report with exactly three sections: Meeting Summary, Key Topics, and Action Items. Each action item contains its task description, owner, and priority. If no action items are detected, the Action Items section displays </w:t>
+      </w:r>
+      <w:r>
+        <w:rPr>
+          <w:rFonts w:ascii="Consolas" w:hAnsi="Consolas"/>
+          <w:color w:val="1B4C62"/>
+          <w:sz w:val="18"/>
+        </w:rPr>
+        <w:t>No action items identified in this meeting.</w:t>
+      </w:r>
+      <w:r>
+        <w:t xml:space="preserve"> The application is implemented as a </w:t>
+      </w:r>
+      <w:proofErr w:type="spellStart"/>
+      <w:r>
+        <w:t>LangGraph</w:t>
       </w:r>
       <w:proofErr w:type="spellEnd"/>
+      <w:r>
+        <w:t xml:space="preserve"> workflow, presented through a </w:t>
+      </w:r>
+      <w:proofErr w:type="spellStart"/>
+      <w:r>
+        <w:t>Streamlit</w:t>
+      </w:r>
+      <w:proofErr w:type="spellEnd"/>
+      <w:r>
+        <w:t xml:space="preserve"> web interface, and developed in a Jupyter notebook. The language-model requests are sent through </w:t>
+      </w:r>
+      <w:proofErr w:type="spellStart"/>
+      <w:r>
+        <w:t>OpenRouter</w:t>
+      </w:r>
+      <w:proofErr w:type="spellEnd"/>
+      <w:r>
+        <w:t xml:space="preserve"> using the configured model identifier </w:t>
+      </w:r>
+      <w:proofErr w:type="spellStart"/>
+      <w:r>
+        <w:rPr>
+          <w:rFonts w:ascii="Consolas" w:hAnsi="Consolas"/>
+          <w:color w:val="1B4C62"/>
+          <w:sz w:val="18"/>
+        </w:rPr>
+        <w:t>nvidia</w:t>
+      </w:r>
+      <w:proofErr w:type="spellEnd"/>
+      <w:r>
+        <w:rPr>
+          <w:rFonts w:ascii="Consolas" w:hAnsi="Consolas"/>
+          <w:color w:val="1B4C62"/>
+          <w:sz w:val="18"/>
+        </w:rPr>
+        <w:t>/nemotron-3-ultra-550b-a55</w:t>
+      </w:r>
+      <w:proofErr w:type="gramStart"/>
+      <w:r>
+        <w:rPr>
+          <w:rFonts w:ascii="Consolas" w:hAnsi="Consolas"/>
+          <w:color w:val="1B4C62"/>
+          <w:sz w:val="18"/>
+        </w:rPr>
+        <w:t>b:free</w:t>
+      </w:r>
+      <w:proofErr w:type="gramEnd"/>
+      <w:r>
+        <w:t xml:space="preserve">. Structured outputs are requested using JSON mode and validated by notebook-defined dictionary schemas and </w:t>
+      </w:r>
+      <w:r>
+        <w:lastRenderedPageBreak/>
+        <w:t xml:space="preserve">validation functions. Transcript segments are embedded locally with </w:t>
+      </w:r>
+      <w:r>
+        <w:rPr>
+          <w:rFonts w:ascii="Consolas" w:hAnsi="Consolas"/>
+          <w:color w:val="1B4C62"/>
+          <w:sz w:val="18"/>
+        </w:rPr>
+        <w:t>sentence-transformers/all-MiniLM-L6-v2</w:t>
+      </w:r>
+      <w:r>
+        <w:t>; cosine similarity selects relevant segments to include as additional evidence in each agent prompt. The full transcript is also included in those prompts. A conditional edge in the graph skips priority classification when the action-extraction step returns no tasks.</w:t>
+      </w:r>
     </w:p>
-    <w:p/>
     <w:p>
       <w:pPr>
+        <w:jc w:val="both"/>
+      </w:pPr>
+      <w:r>
+        <w:t xml:space="preserve">The application is a decision-support prototype, not a meeting recorder or source of authoritative minutes. It does not transcribe audio, store reports in a database, update task-management systems, or independently verify model claims. Its output depends on transcript quality, model behavior, API availability, and the configured service. Testing to date covers syntax, workflow paths with deterministic mocks, dependency consistency, and a </w:t>
+      </w:r>
+      <w:proofErr w:type="spellStart"/>
+      <w:r>
+        <w:t>Streamlit</w:t>
+      </w:r>
+      <w:proofErr w:type="spellEnd"/>
+      <w:r>
+        <w:t xml:space="preserve"> launch smoke test. A scored evaluation against a human-annotated dataset and live end-to-end model evaluation </w:t>
+      </w:r>
+      <w:proofErr w:type="gramStart"/>
+      <w:r>
+        <w:t>remain</w:t>
+      </w:r>
+      <w:proofErr w:type="gramEnd"/>
+      <w:r>
+        <w:t xml:space="preserve"> future work.</w:t>
+      </w:r>
+    </w:p>
+    <w:p>
+      <w:r>
+        <w:rPr>
+          <w:b/>
+        </w:rPr>
+        <w:t>Keywords:</w:t>
+      </w:r>
+      <w:r>
+        <w:t xml:space="preserve"> </w:t>
+      </w:r>
+      <w:proofErr w:type="spellStart"/>
+      <w:r>
+        <w:t>LangGraph</w:t>
+      </w:r>
+      <w:proofErr w:type="spellEnd"/>
+      <w:r>
+        <w:t xml:space="preserve">, meeting summarization, action-item </w:t>
+      </w:r>
+      <w:proofErr w:type="spellStart"/>
+      <w:proofErr w:type="gramStart"/>
+      <w:r>
+        <w:t>extraction,sentence</w:t>
+      </w:r>
+      <w:proofErr w:type="spellEnd"/>
+      <w:proofErr w:type="gramEnd"/>
+      <w:r>
+        <w:t xml:space="preserve"> embeddings, </w:t>
+      </w:r>
+      <w:proofErr w:type="spellStart"/>
+      <w:r>
+        <w:t>OpenRouter</w:t>
+      </w:r>
+      <w:proofErr w:type="spellEnd"/>
+      <w:r>
+        <w:t xml:space="preserve">, </w:t>
+      </w:r>
+      <w:proofErr w:type="spellStart"/>
+      <w:r>
+        <w:t>Streamlit</w:t>
+      </w:r>
+      <w:proofErr w:type="spellEnd"/>
+      <w:r>
+        <w:t>, structured output</w:t>
+      </w:r>
+    </w:p>
+    <w:p>
+      <w:pPr>
         <w:pStyle w:val="Heading1"/>
       </w:pPr>
+      <w:r>
+        <w:t xml:space="preserve">2. </w:t>
+      </w:r>
       <w:r>
         <w:t>Key Deliverables</w:t>
       </w:r>
@@ -95,29 +496,7 @@
               <w:rPr>
                 <w:b/>
               </w:rPr>
-              <w:t>Location / result</w:t>
-            </w:r>
-          </w:p>
-        </w:tc>
-      </w:tr>
-      <w:tr>
-        <w:tc>
-          <w:tcPr>
-            <w:tcW w:w="3794" w:type="dxa"/>
-          </w:tcPr>
-          <w:p>
-            <w:r>
-              <w:t>Dataset</w:t>
-            </w:r>
-          </w:p>
-        </w:tc>
-        <w:tc>
-          <w:tcPr>
-            <w:tcW w:w="6095" w:type="dxa"/>
-          </w:tcPr>
-          <w:p>
-            <w:r>
-              <w:t>images.csv (5,403 records) and images/</w:t>
+              <w:t>Location</w:t>
             </w:r>
           </w:p>
         </w:tc>
@@ -191,19 +570,7 @@
                 <w:rPr>
                   <w:rStyle w:val="Hyperlink"/>
                 </w:rPr>
-                <w:t>.ipy</w:t>
-              </w:r>
-              <w:r>
-                <w:rPr>
-                  <w:rStyle w:val="Hyperlink"/>
-                </w:rPr>
-                <w:t>n</w:t>
-              </w:r>
-              <w:r>
-                <w:rPr>
-                  <w:rStyle w:val="Hyperlink"/>
-                </w:rPr>
-                <w:t>b</w:t>
+                <w:t>.ipynb</w:t>
               </w:r>
               <w:proofErr w:type="spellEnd"/>
             </w:hyperlink>
@@ -248,8 +615,18 @@
                 <w:color w:val="1B4C62"/>
                 <w:sz w:val="18"/>
               </w:rPr>
-              <w:t>/nemotron-3-ultra-550b-a55b:free</w:t>
-            </w:r>
+              <w:t>/nemotron-3-ultra-550b-a55</w:t>
+            </w:r>
+            <w:proofErr w:type="gramStart"/>
+            <w:r>
+              <w:rPr>
+                <w:rFonts w:ascii="Consolas" w:hAnsi="Consolas"/>
+                <w:color w:val="1B4C62"/>
+                <w:sz w:val="18"/>
+              </w:rPr>
+              <w:t>b:free</w:t>
+            </w:r>
+            <w:proofErr w:type="gramEnd"/>
           </w:p>
         </w:tc>
       </w:tr>
@@ -274,15 +651,17 @@
             <w:tcW w:w="6095" w:type="dxa"/>
           </w:tcPr>
           <w:p>
-            <w:hyperlink r:id="rId10">
+            <w:hyperlink r:id="rId10" w:history="1">
               <w:r>
                 <w:rPr>
-                  <w:color w:val="0563C1"/>
-                  <w:u w:val="single"/>
+                  <w:rStyle w:val="Hyperlink"/>
                 </w:rPr>
-                <w:t>https://outfitclassifier.streamlit.app/</w:t>
+                <w:t>https://meetingtranscriptanalyzer.streamlit.app/</w:t>
               </w:r>
             </w:hyperlink>
+            <w:r>
+              <w:t xml:space="preserve"> </w:t>
+            </w:r>
           </w:p>
         </w:tc>
       </w:tr>
@@ -301,51 +680,12 @@
           <w:tcPr>
             <w:tcW w:w="6095" w:type="dxa"/>
           </w:tcPr>
-          <w:p/>
-        </w:tc>
-      </w:tr>
-      <w:tr>
-        <w:tc>
-          <w:tcPr>
-            <w:tcW w:w="3794" w:type="dxa"/>
-          </w:tcPr>
-          <w:p/>
-        </w:tc>
-        <w:tc>
-          <w:tcPr>
-            <w:tcW w:w="6095" w:type="dxa"/>
-          </w:tcPr>
-          <w:p/>
-        </w:tc>
-      </w:tr>
-      <w:tr>
-        <w:tc>
-          <w:tcPr>
-            <w:tcW w:w="3794" w:type="dxa"/>
-          </w:tcPr>
           <w:p>
             <w:r>
               <w:rPr>
-                <w:b/>
-                <w:color w:val="FFFFFF"/>
-                <w:sz w:val="17"/>
-              </w:rPr>
-              <w:t>File</w:t>
-            </w:r>
-          </w:p>
-        </w:tc>
-        <w:tc>
-          <w:tcPr>
-            <w:tcW w:w="6095" w:type="dxa"/>
-          </w:tcPr>
-          <w:p>
-            <w:r>
-              <w:rPr>
-                <w:b/>
-                <w:color w:val="FFFFFF"/>
-                <w:sz w:val="17"/>
-              </w:rPr>
-              <w:t>Role</w:t>
+                <w:sz w:val="16"/>
+              </w:rPr>
+              <w:t>Meeting_Transcript.txt</w:t>
             </w:r>
           </w:p>
         </w:tc>
@@ -356,28 +696,16 @@
             <w:tcW w:w="3794" w:type="dxa"/>
           </w:tcPr>
           <w:p>
-            <w:pPr>
-              <w:spacing w:after="40"/>
-            </w:pPr>
-            <w:r>
-              <w:rPr>
-                <w:sz w:val="16"/>
-              </w:rPr>
-              <w:t>`</w:t>
-            </w:r>
             <w:proofErr w:type="spellStart"/>
             <w:r>
-              <w:rPr>
-                <w:sz w:val="16"/>
-              </w:rPr>
-              <w:t>MeetingTranscriptAnalyzer.ipynb</w:t>
+              <w:t>Stre</w:t>
+            </w:r>
+            <w:r>
+              <w:t>amlit</w:t>
             </w:r>
             <w:proofErr w:type="spellEnd"/>
             <w:r>
-              <w:rPr>
-                <w:sz w:val="16"/>
-              </w:rPr>
-              <w:t>`</w:t>
+              <w:t xml:space="preserve"> App File</w:t>
             </w:r>
           </w:p>
         </w:tc>
@@ -386,739 +714,36 @@
             <w:tcW w:w="6095" w:type="dxa"/>
           </w:tcPr>
           <w:p>
-            <w:pPr>
-              <w:spacing w:after="40"/>
-            </w:pPr>
-            <w:r>
-              <w:rPr>
-                <w:sz w:val="16"/>
-              </w:rPr>
-              <w:t>Main workflow implementation, model schemas, graph construction, and notebook analysis cell</w:t>
-            </w:r>
-          </w:p>
-        </w:tc>
-      </w:tr>
-      <w:tr>
-        <w:tc>
-          <w:tcPr>
-            <w:tcW w:w="3794" w:type="dxa"/>
-          </w:tcPr>
-          <w:p>
-            <w:pPr>
-              <w:spacing w:after="40"/>
-            </w:pPr>
-            <w:r>
-              <w:rPr>
-                <w:sz w:val="16"/>
-              </w:rPr>
-              <w:t>`app.py`</w:t>
-            </w:r>
-          </w:p>
-        </w:tc>
-        <w:tc>
-          <w:tcPr>
-            <w:tcW w:w="6095" w:type="dxa"/>
-          </w:tcPr>
-          <w:p>
-            <w:pPr>
-              <w:spacing w:after="40"/>
-            </w:pPr>
-            <w:proofErr w:type="spellStart"/>
-            <w:r>
-              <w:rPr>
-                <w:sz w:val="16"/>
-              </w:rPr>
-              <w:t>Streamlit</w:t>
-            </w:r>
-            <w:proofErr w:type="spellEnd"/>
-            <w:r>
-              <w:rPr>
-                <w:sz w:val="16"/>
-              </w:rPr>
-              <w:t xml:space="preserve"> interface, banner, API-key configuration lookup, and notebook workflow loader</w:t>
-            </w:r>
-          </w:p>
-        </w:tc>
-      </w:tr>
-      <w:tr>
-        <w:tc>
-          <w:tcPr>
-            <w:tcW w:w="3794" w:type="dxa"/>
-          </w:tcPr>
-          <w:p>
-            <w:pPr>
-              <w:spacing w:after="40"/>
-            </w:pPr>
-            <w:r>
-              <w:rPr>
-                <w:sz w:val="16"/>
-              </w:rPr>
-              <w:t>`Meeting_Transcript.txt`</w:t>
-            </w:r>
-          </w:p>
-        </w:tc>
-        <w:tc>
-          <w:tcPr>
-            <w:tcW w:w="6095" w:type="dxa"/>
-          </w:tcPr>
-          <w:p>
-            <w:pPr>
-              <w:spacing w:after="40"/>
-            </w:pPr>
-            <w:r>
-              <w:rPr>
-                <w:sz w:val="16"/>
-              </w:rPr>
-              <w:t>Sample transcript preloaded into the text area</w:t>
-            </w:r>
-          </w:p>
-        </w:tc>
-      </w:tr>
-      <w:tr>
-        <w:tc>
-          <w:tcPr>
-            <w:tcW w:w="3794" w:type="dxa"/>
-          </w:tcPr>
-          <w:p>
-            <w:pPr>
-              <w:spacing w:after="40"/>
-            </w:pPr>
-            <w:r>
-              <w:rPr>
-                <w:sz w:val="16"/>
-              </w:rPr>
-              <w:t>`requirements.txt`</w:t>
-            </w:r>
-          </w:p>
-        </w:tc>
-        <w:tc>
-          <w:tcPr>
-            <w:tcW w:w="6095" w:type="dxa"/>
-          </w:tcPr>
-          <w:p>
-            <w:pPr>
-              <w:spacing w:after="40"/>
-            </w:pPr>
-            <w:r>
-              <w:rPr>
-                <w:sz w:val="16"/>
-              </w:rPr>
-              <w:t>Direct dependency lower bounds</w:t>
-            </w:r>
-          </w:p>
-        </w:tc>
-      </w:tr>
-      <w:tr>
-        <w:tc>
-          <w:tcPr>
-            <w:tcW w:w="3794" w:type="dxa"/>
-          </w:tcPr>
-          <w:p>
-            <w:pPr>
-              <w:spacing w:after="40"/>
-            </w:pPr>
-            <w:r>
-              <w:rPr>
-                <w:sz w:val="16"/>
-              </w:rPr>
-              <w:t>`.</w:t>
-            </w:r>
-            <w:proofErr w:type="spellStart"/>
-            <w:r>
-              <w:rPr>
-                <w:sz w:val="16"/>
-              </w:rPr>
-              <w:t>gitignore</w:t>
-            </w:r>
-            <w:proofErr w:type="spellEnd"/>
-            <w:r>
-              <w:rPr>
-                <w:sz w:val="16"/>
-              </w:rPr>
-              <w:t>`</w:t>
-            </w:r>
-          </w:p>
-        </w:tc>
-        <w:tc>
-          <w:tcPr>
-            <w:tcW w:w="6095" w:type="dxa"/>
-          </w:tcPr>
-          <w:p>
-            <w:pPr>
-              <w:spacing w:after="40"/>
-            </w:pPr>
-            <w:r>
-              <w:rPr>
-                <w:sz w:val="16"/>
-              </w:rPr>
-              <w:t>Excludes `.</w:t>
-            </w:r>
-            <w:proofErr w:type="spellStart"/>
-            <w:r>
-              <w:rPr>
-                <w:sz w:val="16"/>
-              </w:rPr>
-              <w:t>venv</w:t>
-            </w:r>
-            <w:proofErr w:type="spellEnd"/>
-            <w:r>
-              <w:rPr>
-                <w:sz w:val="16"/>
-              </w:rPr>
-              <w:t>`, `.env`, Python cache, and notebook checkpoints</w:t>
+            <w:r>
+              <w:t>a</w:t>
+            </w:r>
+            <w:r>
+              <w:t>pp.py</w:t>
             </w:r>
           </w:p>
         </w:tc>
       </w:tr>
     </w:tbl>
-    <w:p/>
     <w:p>
       <w:pPr>
         <w:pStyle w:val="Heading1"/>
       </w:pPr>
       <w:r>
-        <w:t>Abstract</w:t>
+        <w:t>3</w:t>
+      </w:r>
+      <w:r>
+        <w:t>. Requirements and expected output</w:t>
       </w:r>
     </w:p>
     <w:p>
       <w:pPr>
-        <w:jc w:val="both"/>
-      </w:pPr>
-      <w:r>
-        <w:t>The AI Meeting Notes Analyzer is a Python application that transforms a</w:t>
-      </w:r>
-      <w:r>
-        <w:t xml:space="preserve"> </w:t>
-      </w:r>
-      <w:r>
-        <w:t>user-provided meeting transcript into a structured report with exactly three</w:t>
-      </w:r>
-      <w:r>
-        <w:t xml:space="preserve"> </w:t>
-      </w:r>
-      <w:r>
-        <w:t>sections: Meeting Summary, Key Topics, and Action Items. Each action item</w:t>
-      </w:r>
-      <w:r>
-        <w:t xml:space="preserve"> </w:t>
-      </w:r>
-      <w:r>
-        <w:t>contains its task description, owner, and priority. If no action items are</w:t>
-      </w:r>
-      <w:r>
-        <w:t xml:space="preserve"> </w:t>
-      </w:r>
-      <w:r>
-        <w:t>detected, the Action Items section displays</w:t>
-      </w:r>
-      <w:r>
-        <w:t xml:space="preserve"> </w:t>
-      </w:r>
-      <w:r>
-        <w:rPr>
-          <w:rFonts w:ascii="Consolas" w:hAnsi="Consolas"/>
-          <w:color w:val="1B4C62"/>
-          <w:sz w:val="18"/>
-        </w:rPr>
-        <w:t>No action items identified in this meeting.</w:t>
-      </w:r>
-      <w:r>
-        <w:t xml:space="preserve"> The application is implemented</w:t>
-      </w:r>
-      <w:r>
-        <w:t xml:space="preserve"> </w:t>
-      </w:r>
-      <w:r>
-        <w:t xml:space="preserve">as a </w:t>
-      </w:r>
-      <w:proofErr w:type="spellStart"/>
-      <w:r>
-        <w:t>LangGraph</w:t>
-      </w:r>
-      <w:proofErr w:type="spellEnd"/>
-      <w:r>
-        <w:t xml:space="preserve"> workflow, presented through a </w:t>
-      </w:r>
-      <w:proofErr w:type="spellStart"/>
-      <w:r>
-        <w:t>Streamlit</w:t>
-      </w:r>
-      <w:proofErr w:type="spellEnd"/>
-      <w:r>
-        <w:t xml:space="preserve"> web interface, and</w:t>
-      </w:r>
-      <w:r>
-        <w:t xml:space="preserve"> </w:t>
-      </w:r>
-      <w:r>
-        <w:t>developed in a Jupyter notebook.</w:t>
-      </w:r>
-      <w:r>
-        <w:t xml:space="preserve"> </w:t>
-      </w:r>
-      <w:r>
-        <w:t xml:space="preserve">The language-model requests are sent through </w:t>
-      </w:r>
-      <w:proofErr w:type="spellStart"/>
-      <w:r>
-        <w:t>OpenRouter</w:t>
-      </w:r>
-      <w:proofErr w:type="spellEnd"/>
-      <w:r>
-        <w:t xml:space="preserve"> using the configured</w:t>
-      </w:r>
-      <w:r>
-        <w:t xml:space="preserve"> </w:t>
-      </w:r>
-      <w:r>
-        <w:t xml:space="preserve">model identifier </w:t>
-      </w:r>
-      <w:proofErr w:type="spellStart"/>
-      <w:r>
-        <w:rPr>
-          <w:rFonts w:ascii="Consolas" w:hAnsi="Consolas"/>
-          <w:color w:val="1B4C62"/>
-          <w:sz w:val="18"/>
-        </w:rPr>
-        <w:t>nvidia</w:t>
-      </w:r>
-      <w:proofErr w:type="spellEnd"/>
-      <w:r>
-        <w:rPr>
-          <w:rFonts w:ascii="Consolas" w:hAnsi="Consolas"/>
-          <w:color w:val="1B4C62"/>
-          <w:sz w:val="18"/>
-        </w:rPr>
-        <w:t>/nemotron-3-ultra-550b-a55b:free</w:t>
-      </w:r>
-      <w:r>
-        <w:t>. Structured outputs</w:t>
-      </w:r>
-      <w:r>
-        <w:t xml:space="preserve"> </w:t>
-      </w:r>
-      <w:r>
-        <w:t>are requested using JSON mode and validated by notebook-defined dictionary</w:t>
-      </w:r>
-      <w:r>
-        <w:t xml:space="preserve"> </w:t>
-      </w:r>
-      <w:r>
-        <w:t>schemas and validation functions. Transcript</w:t>
-      </w:r>
-      <w:r>
-        <w:t xml:space="preserve"> </w:t>
-      </w:r>
-      <w:r>
-        <w:t>segments are embedded locally with</w:t>
-      </w:r>
-      <w:r>
-        <w:t xml:space="preserve"> </w:t>
-      </w:r>
-      <w:r>
-        <w:rPr>
-          <w:rFonts w:ascii="Consolas" w:hAnsi="Consolas"/>
-          <w:color w:val="1B4C62"/>
-          <w:sz w:val="18"/>
-        </w:rPr>
-        <w:t>sentence-transformers/all-MiniLM-L6-v2</w:t>
-      </w:r>
-      <w:r>
-        <w:t>; cosine similarity selects relevant</w:t>
-      </w:r>
-      <w:r>
-        <w:t xml:space="preserve"> </w:t>
-      </w:r>
-      <w:r>
-        <w:t>segments to include as additional evidence in each agent prompt. The full</w:t>
-      </w:r>
-      <w:r>
-        <w:t xml:space="preserve"> </w:t>
-      </w:r>
-      <w:r>
-        <w:t>transcript is also included in those prompts. A conditional edge in the graph</w:t>
-      </w:r>
-      <w:r>
-        <w:t xml:space="preserve"> </w:t>
-      </w:r>
-      <w:r>
-        <w:t>skips priority classification when the action-extraction step returns no</w:t>
-      </w:r>
-      <w:r>
-        <w:t xml:space="preserve"> </w:t>
-      </w:r>
-      <w:r>
-        <w:t>tasks.</w:t>
-      </w:r>
-    </w:p>
-    <w:p>
-      <w:pPr>
-        <w:jc w:val="both"/>
-      </w:pPr>
-      <w:r>
-        <w:t>The application is a decision-support prototype, not a meeting recorder or</w:t>
-      </w:r>
-      <w:r>
-        <w:t xml:space="preserve"> </w:t>
-      </w:r>
-      <w:r>
-        <w:t>source of authoritative minutes. It does</w:t>
-      </w:r>
-      <w:r>
-        <w:t xml:space="preserve"> </w:t>
-      </w:r>
-      <w:r>
-        <w:t>not transcribe audio, store reports in</w:t>
-      </w:r>
-      <w:r>
-        <w:t xml:space="preserve"> </w:t>
-      </w:r>
-      <w:r>
-        <w:t>a database, update task-management systems, or independently verify model</w:t>
-      </w:r>
-      <w:r>
-        <w:t xml:space="preserve"> </w:t>
-      </w:r>
-      <w:r>
-        <w:t xml:space="preserve">claims. Its </w:t>
-      </w:r>
-      <w:r>
-        <w:t>output depends</w:t>
-      </w:r>
-      <w:r>
-        <w:t xml:space="preserve"> on transcript quality, model behavior, API</w:t>
-      </w:r>
-      <w:r>
-        <w:t xml:space="preserve"> </w:t>
-      </w:r>
-      <w:r>
-        <w:t>availability, and the configured service. Testing to date covers syntax,</w:t>
-      </w:r>
-      <w:r>
-        <w:t xml:space="preserve"> </w:t>
-      </w:r>
-      <w:r>
-        <w:t>workflow paths with deterministic mocks, dependency consistency, and a</w:t>
-      </w:r>
-      <w:r>
-        <w:t xml:space="preserve"> </w:t>
-      </w:r>
-      <w:proofErr w:type="spellStart"/>
-      <w:r>
-        <w:t>Streamlit</w:t>
-      </w:r>
-      <w:proofErr w:type="spellEnd"/>
-      <w:r>
-        <w:t xml:space="preserve"> launch smoke test. A scored evaluation against a human-annotated</w:t>
-      </w:r>
-      <w:r>
-        <w:t xml:space="preserve"> </w:t>
-      </w:r>
-      <w:r>
-        <w:t>dataset and live end-to-end model evaluation remain future work.</w:t>
-      </w:r>
-    </w:p>
-    <w:p>
-      <w:r>
-        <w:rPr>
-          <w:b/>
-        </w:rPr>
-        <w:lastRenderedPageBreak/>
-        <w:t>Keywords:</w:t>
-      </w:r>
-      <w:r>
-        <w:t xml:space="preserve"> LangGraph, meeting summarization, action-item extraction,</w:t>
-      </w:r>
-    </w:p>
-    <w:p>
-      <w:r>
-        <w:t>sentence embeddings, OpenRouter, Streamlit, structured output</w:t>
-      </w:r>
-    </w:p>
-    <w:p>
-      <w:pPr>
-        <w:pStyle w:val="Heading1"/>
-      </w:pPr>
-      <w:r>
-        <w:t>1. Introduction</w:t>
-      </w:r>
-    </w:p>
-    <w:p>
-      <w:r>
-        <w:t>Meetings often produce important decisions and follow-up work, but manually</w:t>
-      </w:r>
-      <w:r>
-        <w:t xml:space="preserve"> </w:t>
-      </w:r>
-      <w:r>
-        <w:t>converting a long conversation into concise minutes is time-consuming.</w:t>
-      </w:r>
-      <w:r>
-        <w:t xml:space="preserve"> </w:t>
-      </w:r>
-      <w:r>
-        <w:t>Participants may also leave a meeting without a consistent record of who owns</w:t>
-      </w:r>
-    </w:p>
-    <w:p>
-      <w:r>
-        <w:t>each task or when it should be completed. This project explores how a language</w:t>
-      </w:r>
-      <w:r>
-        <w:t xml:space="preserve"> </w:t>
-      </w:r>
-      <w:r>
-        <w:t>model, supported by a small workflow graph and local semantic retrieval, can</w:t>
-      </w:r>
-      <w:r>
-        <w:t xml:space="preserve"> </w:t>
-      </w:r>
-      <w:r>
-        <w:t>assist with this post-meeting task.</w:t>
-      </w:r>
-      <w:r>
-        <w:t xml:space="preserve"> </w:t>
-      </w:r>
-      <w:r>
-        <w:t>The application accepts plain-text notes or a speaker-labelled transcript.</w:t>
-      </w:r>
-      <w:r>
-        <w:t xml:space="preserve"> </w:t>
-      </w:r>
-      <w:r>
-        <w:t>It analyzes the transcript in multiple stages and produces a report designed</w:t>
-      </w:r>
-      <w:r>
-        <w:t xml:space="preserve"> </w:t>
-      </w:r>
-      <w:r>
-        <w:t>to make the meeting's main ideas and follow-up tasks easier to review.</w:t>
-      </w:r>
-    </w:p>
-    <w:p>
-      <w:pPr>
         <w:pStyle w:val="Heading2"/>
       </w:pPr>
       <w:r>
-        <w:t>1.1 Problem statement</w:t>
-      </w:r>
-    </w:p>
-    <w:p>
-      <w:pPr>
-        <w:jc w:val="both"/>
-      </w:pPr>
-      <w:r>
-        <w:t>Given a text transcript, produce useful structured meeting notes while</w:t>
-      </w:r>
-      <w:r>
-        <w:t xml:space="preserve"> </w:t>
-      </w:r>
-      <w:r>
-        <w:t>preserving the information stated by participants. In particular, the system</w:t>
-      </w:r>
-      <w:r>
-        <w:t xml:space="preserve"> </w:t>
-      </w:r>
-      <w:r>
-        <w:t>should distinguish explicit commitments from general discussion, identify a</w:t>
-      </w:r>
-      <w:r>
-        <w:t xml:space="preserve"> </w:t>
-      </w:r>
-      <w:r>
-        <w:t>responsible owner when one is stated, and communicate action urgency.</w:t>
-      </w:r>
-    </w:p>
-    <w:p>
-      <w:pPr>
-        <w:pStyle w:val="Heading2"/>
-      </w:pPr>
-      <w:r>
-        <w:t>1.2 Aim</w:t>
-      </w:r>
-    </w:p>
-    <w:p>
-      <w:r>
-        <w:t>To design and implement an AI-assisted meeting-notes analyzer using a</w:t>
-      </w:r>
-      <w:r>
-        <w:t xml:space="preserve"> </w:t>
-      </w:r>
-      <w:proofErr w:type="spellStart"/>
-      <w:r>
-        <w:t>LangGraph</w:t>
-      </w:r>
-      <w:proofErr w:type="spellEnd"/>
-      <w:r>
-        <w:t xml:space="preserve"> workflow and a Streamlit interface.</w:t>
-      </w:r>
-    </w:p>
-    <w:p>
-      <w:pPr>
-        <w:pStyle w:val="Heading2"/>
-      </w:pPr>
-      <w:r>
-        <w:t>1.3 Objectives</w:t>
-      </w:r>
-    </w:p>
-    <w:p>
-      <w:pPr>
-        <w:pStyle w:val="ListNumber"/>
-      </w:pPr>
-      <w:r>
-        <w:t>Accept meeting transcripts as plain text, including speaker-labelled</w:t>
-      </w:r>
-      <w:r>
-        <w:t xml:space="preserve"> </w:t>
-      </w:r>
-      <w:r>
-        <w:t>messages.</w:t>
-      </w:r>
-    </w:p>
-    <w:p>
-      <w:pPr>
-        <w:pStyle w:val="ListNumber"/>
-      </w:pPr>
-      <w:r>
-        <w:t>Extract concise labels for the principal discussion topics.</w:t>
-      </w:r>
-    </w:p>
-    <w:p>
-      <w:pPr>
-        <w:pStyle w:val="ListNumber"/>
-      </w:pPr>
-      <w:r>
-        <w:t>Generate a concise summary intended to contain three to five sentences.</w:t>
-      </w:r>
-    </w:p>
-    <w:p>
-      <w:pPr>
-        <w:pStyle w:val="ListNumber"/>
-      </w:pPr>
-      <w:r>
-        <w:t>Identify explicit action items and their stated owners.</w:t>
-      </w:r>
-    </w:p>
-    <w:p>
-      <w:pPr>
-        <w:pStyle w:val="ListNumber"/>
-      </w:pPr>
-      <w:r>
-        <w:t>Classify each detected task as High, Medium, or Low Priority.</w:t>
-      </w:r>
-    </w:p>
-    <w:p>
-      <w:pPr>
-        <w:pStyle w:val="ListNumber"/>
-      </w:pPr>
-      <w:r>
-        <w:t>Skip the priority-classification node if there are no action items.</w:t>
-      </w:r>
-    </w:p>
-    <w:p>
-      <w:pPr>
-        <w:pStyle w:val="ListNumber"/>
-      </w:pPr>
-      <w:r>
-        <w:t>Use local text embeddings to rank relevant transcript segments.</w:t>
-      </w:r>
-    </w:p>
-    <w:p>
-      <w:pPr>
-        <w:pStyle w:val="ListNumber"/>
-      </w:pPr>
-      <w:r>
-        <w:t xml:space="preserve">Display the report in a browser-based </w:t>
-      </w:r>
-      <w:proofErr w:type="spellStart"/>
-      <w:r>
-        <w:t>Streamlit</w:t>
-      </w:r>
-      <w:proofErr w:type="spellEnd"/>
-      <w:r>
-        <w:t xml:space="preserve"> interface without exposing</w:t>
-      </w:r>
-      <w:r>
-        <w:t xml:space="preserve"> </w:t>
-      </w:r>
-      <w:r>
-        <w:t>an API-key entry or visibility control.</w:t>
-      </w:r>
-    </w:p>
-    <w:p>
-      <w:pPr>
-        <w:pStyle w:val="ListNumber"/>
-        <w:jc w:val="both"/>
-      </w:pPr>
-      <w:r>
-        <w:t>Keep the workflow schemas, validators, functions, and graph</w:t>
-      </w:r>
-      <w:r>
-        <w:t xml:space="preserve"> </w:t>
-      </w:r>
-      <w:r>
-        <w:t>implementation in Jupyter notebook code cells without custom classes.</w:t>
-      </w:r>
-    </w:p>
-    <w:p>
-      <w:pPr>
-        <w:pStyle w:val="Heading2"/>
-      </w:pPr>
-      <w:r>
-        <w:t>1.4 Scope</w:t>
-      </w:r>
-    </w:p>
-    <w:p>
-      <w:pPr>
-        <w:jc w:val="both"/>
-      </w:pPr>
-      <w:r>
-        <w:t>The implemented scope is transcript-in, structured-notes-out. Text is supplied</w:t>
-      </w:r>
-      <w:r>
-        <w:t xml:space="preserve"> </w:t>
-      </w:r>
-      <w:r>
-        <w:t xml:space="preserve">by the user or preloaded from </w:t>
-      </w:r>
-      <w:r>
-        <w:rPr>
-          <w:rFonts w:ascii="Consolas" w:hAnsi="Consolas"/>
-          <w:color w:val="1B4C62"/>
-          <w:sz w:val="18"/>
-        </w:rPr>
-        <w:t>Meeting_Transcript.txt</w:t>
-      </w:r>
-      <w:r>
-        <w:t>. The application does</w:t>
-      </w:r>
-      <w:r>
-        <w:t xml:space="preserve"> </w:t>
-      </w:r>
-      <w:r>
-        <w:t>not record meetings, accept audio/video, perform speech recognition, identify</w:t>
-      </w:r>
-      <w:r>
-        <w:t xml:space="preserve"> </w:t>
-      </w:r>
-      <w:r>
-        <w:t>speakers from voice, distribute minutes, or create tasks in external systems.</w:t>
-      </w:r>
-    </w:p>
-    <w:p>
-      <w:pPr>
-        <w:pStyle w:val="Heading1"/>
-      </w:pPr>
-      <w:r>
-        <w:t>2. Requirements and expected output</w:t>
-      </w:r>
-    </w:p>
-    <w:p>
-      <w:pPr>
-        <w:pStyle w:val="Heading2"/>
-      </w:pPr>
-      <w:r>
-        <w:t>2.1 Functional requirements</w:t>
+        <w:t>3</w:t>
+      </w:r>
+      <w:r>
+        <w:t>.1 Functional requirements</w:t>
       </w:r>
     </w:p>
     <w:tbl>
@@ -1226,11 +851,19 @@
             <w:pPr>
               <w:spacing w:after="40"/>
             </w:pPr>
-            <w:r>
-              <w:rPr>
-                <w:sz w:val="16"/>
-              </w:rPr>
-              <w:t>Streamlit text area and graph input node</w:t>
+            <w:proofErr w:type="spellStart"/>
+            <w:r>
+              <w:rPr>
+                <w:sz w:val="16"/>
+              </w:rPr>
+              <w:t>Streamlit</w:t>
+            </w:r>
+            <w:proofErr w:type="spellEnd"/>
+            <w:r>
+              <w:rPr>
+                <w:sz w:val="16"/>
+              </w:rPr>
+              <w:t xml:space="preserve"> text area and graph input node</w:t>
             </w:r>
           </w:p>
         </w:tc>
@@ -1414,7 +1047,6 @@
               <w:rPr>
                 <w:sz w:val="16"/>
               </w:rPr>
-              <w:lastRenderedPageBreak/>
               <w:t>F-05</w:t>
             </w:r>
           </w:p>
@@ -1723,7 +1355,35 @@
               <w:rPr>
                 <w:sz w:val="16"/>
               </w:rPr>
-              <w:t>Key read from environment, `.env`, or Streamlit secrets</w:t>
+              <w:t xml:space="preserve">Key read from environment, </w:t>
+            </w:r>
+            <w:proofErr w:type="gramStart"/>
+            <w:r>
+              <w:rPr>
+                <w:sz w:val="16"/>
+              </w:rPr>
+              <w:t>`.env</w:t>
+            </w:r>
+            <w:proofErr w:type="gramEnd"/>
+            <w:r>
+              <w:rPr>
+                <w:sz w:val="16"/>
+              </w:rPr>
+              <w:t xml:space="preserve">`, or </w:t>
+            </w:r>
+            <w:proofErr w:type="spellStart"/>
+            <w:r>
+              <w:rPr>
+                <w:sz w:val="16"/>
+              </w:rPr>
+              <w:t>Streamlit</w:t>
+            </w:r>
+            <w:proofErr w:type="spellEnd"/>
+            <w:r>
+              <w:rPr>
+                <w:sz w:val="16"/>
+              </w:rPr>
+              <w:t xml:space="preserve"> secrets</w:t>
             </w:r>
           </w:p>
         </w:tc>
@@ -1772,11 +1432,19 @@
             <w:pPr>
               <w:spacing w:after="40"/>
             </w:pPr>
-            <w:r>
-              <w:rPr>
-                <w:sz w:val="16"/>
-              </w:rPr>
-              <w:t>Streamlit `app.py`</w:t>
+            <w:proofErr w:type="spellStart"/>
+            <w:r>
+              <w:rPr>
+                <w:sz w:val="16"/>
+              </w:rPr>
+              <w:t>Streamlit</w:t>
+            </w:r>
+            <w:proofErr w:type="spellEnd"/>
+            <w:r>
+              <w:rPr>
+                <w:sz w:val="16"/>
+              </w:rPr>
+              <w:t xml:space="preserve"> `app.py`</w:t>
             </w:r>
           </w:p>
         </w:tc>
@@ -1832,7 +1500,21 @@
               <w:rPr>
                 <w:sz w:val="16"/>
               </w:rPr>
-              <w:t>`MeetingTranscriptAnalyzer.ipynb` contains dictionary schemas and functions; no custom classes</w:t>
+              <w:t>`</w:t>
+            </w:r>
+            <w:proofErr w:type="spellStart"/>
+            <w:r>
+              <w:rPr>
+                <w:sz w:val="16"/>
+              </w:rPr>
+              <w:t>MeetingTranscriptAnalyzer.ipynb</w:t>
+            </w:r>
+            <w:proofErr w:type="spellEnd"/>
+            <w:r>
+              <w:rPr>
+                <w:sz w:val="16"/>
+              </w:rPr>
+              <w:t>` contains dictionary schemas and functions</w:t>
             </w:r>
           </w:p>
         </w:tc>
@@ -1840,15 +1522,14 @@
     </w:tbl>
     <w:p>
       <w:pPr>
-        <w:spacing w:after="20"/>
-      </w:pPr>
-    </w:p>
-    <w:p>
-      <w:pPr>
         <w:pStyle w:val="Heading2"/>
       </w:pPr>
       <w:r>
-        <w:t>2.2 Final report format</w:t>
+        <w:lastRenderedPageBreak/>
+        <w:t>3</w:t>
+      </w:r>
+      <w:r>
+        <w:t>.2 Final report format</w:t>
       </w:r>
     </w:p>
     <w:p>
@@ -1873,28 +1554,23 @@
         <w:spacing w:after="0"/>
         <w:ind w:left="259"/>
       </w:pPr>
+      <w:proofErr w:type="spellStart"/>
       <w:r>
         <w:rPr>
           <w:rFonts w:ascii="Consolas" w:hAnsi="Consolas"/>
           <w:color w:val="2D3748"/>
           <w:sz w:val="17"/>
         </w:rPr>
-        <w:t>meeting_summary   Concise 3–5 sentence summary</w:t>
-      </w:r>
-    </w:p>
-    <w:p>
-      <w:pPr>
-        <w:shd w:val="clear" w:color="auto" w:fill="F1F5F9"/>
-        <w:spacing w:after="0"/>
-        <w:ind w:left="259"/>
-      </w:pPr>
+        <w:t>meeting_summary</w:t>
+      </w:r>
+      <w:proofErr w:type="spellEnd"/>
       <w:r>
         <w:rPr>
           <w:rFonts w:ascii="Consolas" w:hAnsi="Consolas"/>
           <w:color w:val="2D3748"/>
           <w:sz w:val="17"/>
         </w:rPr>
-        <w:t>key_topics        List of discussion-topic labels</w:t>
+        <w:t xml:space="preserve">   Concise 3–5 sentence summary</w:t>
       </w:r>
     </w:p>
     <w:p>
@@ -1903,19 +1579,55 @@
         <w:spacing w:after="0"/>
         <w:ind w:left="259"/>
       </w:pPr>
+      <w:proofErr w:type="spellStart"/>
       <w:r>
         <w:rPr>
           <w:rFonts w:ascii="Consolas" w:hAnsi="Consolas"/>
           <w:color w:val="2D3748"/>
           <w:sz w:val="17"/>
         </w:rPr>
-        <w:t>action_items      List of tasks, owners, and priorities, or the no-action message</w:t>
+        <w:t>key_topics</w:t>
+      </w:r>
+      <w:proofErr w:type="spellEnd"/>
+      <w:r>
+        <w:rPr>
+          <w:rFonts w:ascii="Consolas" w:hAnsi="Consolas"/>
+          <w:color w:val="2D3748"/>
+          <w:sz w:val="17"/>
+        </w:rPr>
+        <w:t xml:space="preserve">        List of discussion-topic labels</w:t>
       </w:r>
     </w:p>
     <w:p>
+      <w:pPr>
+        <w:shd w:val="clear" w:color="auto" w:fill="F1F5F9"/>
+        <w:spacing w:after="0"/>
+        <w:ind w:left="259"/>
+      </w:pPr>
+      <w:proofErr w:type="spellStart"/>
+      <w:r>
+        <w:rPr>
+          <w:rFonts w:ascii="Consolas" w:hAnsi="Consolas"/>
+          <w:color w:val="2D3748"/>
+          <w:sz w:val="17"/>
+        </w:rPr>
+        <w:t>action_items</w:t>
+      </w:r>
+      <w:proofErr w:type="spellEnd"/>
+      <w:r>
+        <w:rPr>
+          <w:rFonts w:ascii="Consolas" w:hAnsi="Consolas"/>
+          <w:color w:val="2D3748"/>
+          <w:sz w:val="17"/>
+        </w:rPr>
+        <w:t xml:space="preserve">      List of tasks, owners, and priorities, or the no-action message</w:t>
+      </w:r>
+    </w:p>
+    <w:p>
       <w:r>
         <w:t xml:space="preserve">For a non-empty list, each action item has the fields </w:t>
       </w:r>
+      <w:proofErr w:type="spellStart"/>
       <w:r>
         <w:rPr>
           <w:rFonts w:ascii="Consolas" w:hAnsi="Consolas"/>
@@ -1924,11 +1636,13 @@
         </w:rPr>
         <w:t>task_description</w:t>
       </w:r>
+      <w:proofErr w:type="spellEnd"/>
       <w:r>
         <w:t>,</w:t>
       </w:r>
-    </w:p>
-    <w:p>
+      <w:r>
+        <w:t xml:space="preserve"> </w:t>
+      </w:r>
       <w:r>
         <w:rPr>
           <w:rFonts w:ascii="Consolas" w:hAnsi="Consolas"/>
@@ -1953,6 +1667,7 @@
       </w:r>
     </w:p>
     <w:p>
+      <w:proofErr w:type="spellStart"/>
       <w:r>
         <w:rPr>
           <w:rFonts w:ascii="Consolas" w:hAnsi="Consolas"/>
@@ -1961,6 +1676,7 @@
         </w:rPr>
         <w:t>action_items</w:t>
       </w:r>
+      <w:proofErr w:type="spellEnd"/>
       <w:r>
         <w:t xml:space="preserve"> is the string </w:t>
       </w:r>
@@ -1970,36 +1686,61 @@
           <w:color w:val="1B4C62"/>
           <w:sz w:val="18"/>
         </w:rPr>
-        <w:t>No action items identified in this meeting.</w:t>
+        <w:t xml:space="preserve">No action items identified in this </w:t>
+      </w:r>
+      <w:proofErr w:type="gramStart"/>
+      <w:r>
+        <w:rPr>
+          <w:rFonts w:ascii="Consolas" w:hAnsi="Consolas"/>
+          <w:color w:val="1B4C62"/>
+          <w:sz w:val="18"/>
+        </w:rPr>
+        <w:t>meeting.</w:t>
       </w:r>
       <w:r>
         <w:t>.</w:t>
       </w:r>
+      <w:proofErr w:type="gramEnd"/>
     </w:p>
     <w:p>
       <w:r>
-        <w:t>The Streamlit app renders exactly three report headings and does not display</w:t>
+        <w:t xml:space="preserve">The </w:t>
+      </w:r>
+      <w:proofErr w:type="spellStart"/>
+      <w:r>
+        <w:t>Streamlit</w:t>
+      </w:r>
+      <w:proofErr w:type="spellEnd"/>
+      <w:r>
+        <w:t xml:space="preserve"> app renders exactly three report headings and does not display</w:t>
+      </w:r>
+      <w:r>
+        <w:t xml:space="preserve"> </w:t>
+      </w:r>
+      <w:r>
+        <w:t>additional owner, overall-priority, or JSON sections.</w:t>
       </w:r>
     </w:p>
     <w:p>
-      <w:r>
-        <w:t>additional owner, overall-priority, or JSON sections.</w:t>
+      <w:pPr>
+        <w:pStyle w:val="Heading1"/>
+      </w:pPr>
+      <w:r>
+        <w:t>4</w:t>
+      </w:r>
+      <w:r>
+        <w:t>. System architecture</w:t>
       </w:r>
     </w:p>
     <w:p>
       <w:pPr>
-        <w:pStyle w:val="Heading1"/>
-      </w:pPr>
-      <w:r>
-        <w:t>3. System architecture</w:t>
-      </w:r>
-    </w:p>
-    <w:p>
-      <w:pPr>
         <w:pStyle w:val="Heading2"/>
       </w:pPr>
       <w:r>
-        <w:t>3.1 High-level architecture</w:t>
+        <w:t>4</w:t>
+      </w:r>
+      <w:r>
+        <w:t>.1 High-level architecture</w:t>
       </w:r>
     </w:p>
     <w:p>
@@ -2053,13 +1794,23 @@
         <w:spacing w:after="0"/>
         <w:ind w:left="259"/>
       </w:pPr>
+      <w:proofErr w:type="spellStart"/>
       <w:r>
         <w:rPr>
           <w:rFonts w:ascii="Consolas" w:hAnsi="Consolas"/>
           <w:color w:val="2D3748"/>
           <w:sz w:val="17"/>
         </w:rPr>
-        <w:t>Streamlit interface (app.py)</w:t>
+        <w:t>Streamlit</w:t>
+      </w:r>
+      <w:proofErr w:type="spellEnd"/>
+      <w:r>
+        <w:rPr>
+          <w:rFonts w:ascii="Consolas" w:hAnsi="Consolas"/>
+          <w:color w:val="2D3748"/>
+          <w:sz w:val="17"/>
+        </w:rPr>
+        <w:t xml:space="preserve"> interface (app.py)</w:t>
       </w:r>
     </w:p>
     <w:p>
@@ -2089,7 +1840,43 @@
           <w:color w:val="2D3748"/>
           <w:sz w:val="17"/>
         </w:rPr>
-        <w:t xml:space="preserve">      +---- API key from environment / .env / Streamlit secrets</w:t>
+        <w:t xml:space="preserve">      +---- API key from environment </w:t>
+      </w:r>
+      <w:proofErr w:type="gramStart"/>
+      <w:r>
+        <w:rPr>
+          <w:rFonts w:ascii="Consolas" w:hAnsi="Consolas"/>
+          <w:color w:val="2D3748"/>
+          <w:sz w:val="17"/>
+        </w:rPr>
+        <w:t>/ .env</w:t>
+      </w:r>
+      <w:proofErr w:type="gramEnd"/>
+      <w:r>
+        <w:rPr>
+          <w:rFonts w:ascii="Consolas" w:hAnsi="Consolas"/>
+          <w:color w:val="2D3748"/>
+          <w:sz w:val="17"/>
+        </w:rPr>
+        <w:t xml:space="preserve"> / </w:t>
+      </w:r>
+      <w:proofErr w:type="spellStart"/>
+      <w:r>
+        <w:rPr>
+          <w:rFonts w:ascii="Consolas" w:hAnsi="Consolas"/>
+          <w:color w:val="2D3748"/>
+          <w:sz w:val="17"/>
+        </w:rPr>
+        <w:t>Streamlit</w:t>
+      </w:r>
+      <w:proofErr w:type="spellEnd"/>
+      <w:r>
+        <w:rPr>
+          <w:rFonts w:ascii="Consolas" w:hAnsi="Consolas"/>
+          <w:color w:val="2D3748"/>
+          <w:sz w:val="17"/>
+        </w:rPr>
+        <w:t xml:space="preserve"> secrets</w:t>
       </w:r>
     </w:p>
     <w:p>
@@ -2173,13 +1960,23 @@
         <w:spacing w:after="0"/>
         <w:ind w:left="259"/>
       </w:pPr>
+      <w:proofErr w:type="spellStart"/>
       <w:r>
         <w:rPr>
           <w:rFonts w:ascii="Consolas" w:hAnsi="Consolas"/>
           <w:color w:val="2D3748"/>
           <w:sz w:val="17"/>
         </w:rPr>
-        <w:t>LangGraph workflow</w:t>
+        <w:t>LangGraph</w:t>
+      </w:r>
+      <w:proofErr w:type="spellEnd"/>
+      <w:r>
+        <w:rPr>
+          <w:rFonts w:ascii="Consolas" w:hAnsi="Consolas"/>
+          <w:color w:val="2D3748"/>
+          <w:sz w:val="17"/>
+        </w:rPr>
+        <w:t xml:space="preserve"> workflow</w:t>
       </w:r>
     </w:p>
     <w:p>
@@ -2254,8 +2051,18 @@
           <w:color w:val="2D3748"/>
           <w:sz w:val="17"/>
         </w:rPr>
-        <w:t xml:space="preserve">  Meeting summary</w:t>
-      </w:r>
+        <w:t xml:space="preserve">  </w:t>
+      </w:r>
+      <w:proofErr w:type="gramStart"/>
+      <w:r>
+        <w:rPr>
+          <w:rFonts w:ascii="Consolas" w:hAnsi="Consolas"/>
+          <w:color w:val="2D3748"/>
+          <w:sz w:val="17"/>
+        </w:rPr>
+        <w:t>Meeting summary</w:t>
+      </w:r>
+      <w:proofErr w:type="gramEnd"/>
     </w:p>
     <w:p>
       <w:pPr>
@@ -2314,23 +2121,50 @@
           <w:color w:val="2D3748"/>
           <w:sz w:val="17"/>
         </w:rPr>
-        <w:t xml:space="preserve">  Conditional routing</w:t>
-      </w:r>
-    </w:p>
-    <w:p>
-      <w:pPr>
-        <w:shd w:val="clear" w:color="auto" w:fill="F1F5F9"/>
-        <w:spacing w:after="0"/>
-        <w:ind w:left="259"/>
-      </w:pPr>
+        <w:t xml:space="preserve">  Conditional </w:t>
+      </w:r>
+      <w:proofErr w:type="gramStart"/>
       <w:r>
         <w:rPr>
           <w:rFonts w:ascii="Consolas" w:hAnsi="Consolas"/>
           <w:color w:val="2D3748"/>
           <w:sz w:val="17"/>
         </w:rPr>
-        <w:lastRenderedPageBreak/>
-        <w:t xml:space="preserve">      +---- No actions ----------------------+</w:t>
+        <w:t>routing</w:t>
+      </w:r>
+      <w:proofErr w:type="gramEnd"/>
+    </w:p>
+    <w:p>
+      <w:pPr>
+        <w:shd w:val="clear" w:color="auto" w:fill="F1F5F9"/>
+        <w:spacing w:after="0"/>
+        <w:ind w:left="259"/>
+      </w:pPr>
+      <w:r>
+        <w:rPr>
+          <w:rFonts w:ascii="Consolas" w:hAnsi="Consolas"/>
+          <w:color w:val="2D3748"/>
+          <w:sz w:val="17"/>
+        </w:rPr>
+        <w:t xml:space="preserve">      +---- No </w:t>
+      </w:r>
+      <w:proofErr w:type="gramStart"/>
+      <w:r>
+        <w:rPr>
+          <w:rFonts w:ascii="Consolas" w:hAnsi="Consolas"/>
+          <w:color w:val="2D3748"/>
+          <w:sz w:val="17"/>
+        </w:rPr>
+        <w:t>actions -</w:t>
+      </w:r>
+      <w:proofErr w:type="gramEnd"/>
+      <w:r>
+        <w:rPr>
+          <w:rFonts w:ascii="Consolas" w:hAnsi="Consolas"/>
+          <w:color w:val="2D3748"/>
+          <w:sz w:val="17"/>
+        </w:rPr>
+        <w:t>---------------------+</w:t>
       </w:r>
     </w:p>
     <w:p>
@@ -2450,7 +2284,25 @@
           <w:color w:val="2D3748"/>
           <w:sz w:val="17"/>
         </w:rPr>
-        <w:t xml:space="preserve">                                      Streamlit results</w:t>
+        <w:t xml:space="preserve">                                      </w:t>
+      </w:r>
+      <w:proofErr w:type="spellStart"/>
+      <w:r>
+        <w:rPr>
+          <w:rFonts w:ascii="Consolas" w:hAnsi="Consolas"/>
+          <w:color w:val="2D3748"/>
+          <w:sz w:val="17"/>
+        </w:rPr>
+        <w:t>Streamlit</w:t>
+      </w:r>
+      <w:proofErr w:type="spellEnd"/>
+      <w:r>
+        <w:rPr>
+          <w:rFonts w:ascii="Consolas" w:hAnsi="Consolas"/>
+          <w:color w:val="2D3748"/>
+          <w:sz w:val="17"/>
+        </w:rPr>
+        <w:t xml:space="preserve"> results</w:t>
       </w:r>
     </w:p>
     <w:p>
@@ -2458,7 +2310,10 @@
         <w:pStyle w:val="Heading2"/>
       </w:pPr>
       <w:r>
-        <w:t>3.2 Graph state</w:t>
+        <w:t>4</w:t>
+      </w:r>
+      <w:r>
+        <w:t>.2 Graph state</w:t>
       </w:r>
     </w:p>
     <w:p>
@@ -2466,8 +2321,17 @@
         <w:jc w:val="both"/>
       </w:pPr>
       <w:r>
-        <w:t xml:space="preserve">The workflow uses LangGraph's plain </w:t>
-      </w:r>
+        <w:t xml:space="preserve">The workflow uses </w:t>
+      </w:r>
+      <w:proofErr w:type="spellStart"/>
+      <w:r>
+        <w:t>LangGraph's</w:t>
+      </w:r>
+      <w:proofErr w:type="spellEnd"/>
+      <w:r>
+        <w:t xml:space="preserve"> plain </w:t>
+      </w:r>
+      <w:proofErr w:type="spellStart"/>
       <w:r>
         <w:rPr>
           <w:rFonts w:ascii="Consolas" w:hAnsi="Consolas"/>
@@ -2476,6 +2340,7 @@
         </w:rPr>
         <w:t>dict</w:t>
       </w:r>
+      <w:proofErr w:type="spellEnd"/>
       <w:r>
         <w:t xml:space="preserve"> state schema. It carries the</w:t>
       </w:r>
@@ -2528,7 +2393,11 @@
         <w:pStyle w:val="Heading2"/>
       </w:pPr>
       <w:r>
-        <w:t>3.3 Agents and their assigned tasks</w:t>
+        <w:lastRenderedPageBreak/>
+        <w:t>4</w:t>
+      </w:r>
+      <w:r>
+        <w:t>.3 Agents and their assigned tasks</w:t>
       </w:r>
     </w:p>
     <w:p>
@@ -2700,7 +2569,21 @@
               <w:rPr>
                 <w:sz w:val="16"/>
               </w:rPr>
-              <w:t>A JSON object containing `key_topics`, a list of topic strings.</w:t>
+              <w:t>A JSON object containing `</w:t>
+            </w:r>
+            <w:proofErr w:type="spellStart"/>
+            <w:r>
+              <w:rPr>
+                <w:sz w:val="16"/>
+              </w:rPr>
+              <w:t>key_topics</w:t>
+            </w:r>
+            <w:proofErr w:type="spellEnd"/>
+            <w:r>
+              <w:rPr>
+                <w:sz w:val="16"/>
+              </w:rPr>
+              <w:t>`, a list of topic strings.</w:t>
             </w:r>
           </w:p>
         </w:tc>
@@ -2774,7 +2657,21 @@
               <w:rPr>
                 <w:sz w:val="16"/>
               </w:rPr>
-              <w:t>A JSON object containing `meeting_summary`. The workflow validates that the summary contains 3–5 sentence-like units.</w:t>
+              <w:t>A JSON object containing `</w:t>
+            </w:r>
+            <w:proofErr w:type="spellStart"/>
+            <w:r>
+              <w:rPr>
+                <w:sz w:val="16"/>
+              </w:rPr>
+              <w:t>meeting_summary</w:t>
+            </w:r>
+            <w:proofErr w:type="spellEnd"/>
+            <w:r>
+              <w:rPr>
+                <w:sz w:val="16"/>
+              </w:rPr>
+              <w:t>`. The workflow validates that the summary contains 3–5 sentence-like units.</w:t>
             </w:r>
           </w:p>
         </w:tc>
@@ -2844,7 +2741,35 @@
               <w:rPr>
                 <w:sz w:val="16"/>
               </w:rPr>
-              <w:t>A JSON object containing `action_items`; each item has `task_description` and `owner`. Missing owners are normalized to `Owner: Not specified`. General discussion or suggestions without a commitment should not be presented as confirmed tasks.</w:t>
+              <w:t>A JSON object containing `</w:t>
+            </w:r>
+            <w:proofErr w:type="spellStart"/>
+            <w:r>
+              <w:rPr>
+                <w:sz w:val="16"/>
+              </w:rPr>
+              <w:t>action_items</w:t>
+            </w:r>
+            <w:proofErr w:type="spellEnd"/>
+            <w:r>
+              <w:rPr>
+                <w:sz w:val="16"/>
+              </w:rPr>
+              <w:t>`; each item has `</w:t>
+            </w:r>
+            <w:proofErr w:type="spellStart"/>
+            <w:r>
+              <w:rPr>
+                <w:sz w:val="16"/>
+              </w:rPr>
+              <w:t>task_description</w:t>
+            </w:r>
+            <w:proofErr w:type="spellEnd"/>
+            <w:r>
+              <w:rPr>
+                <w:sz w:val="16"/>
+              </w:rPr>
+              <w:t>` and `owner`. Missing owners are normalized to `Owner: Not specified`. General discussion or suggestions without a commitment should not be presented as confirmed tasks.</w:t>
             </w:r>
           </w:p>
         </w:tc>
@@ -2937,7 +2862,21 @@
               <w:rPr>
                 <w:sz w:val="16"/>
               </w:rPr>
-              <w:t>**Agent 5: Conditional Logic (no LLM)**</w:t>
+              <w:t xml:space="preserve">**Agent 5: Conditional Logic (no </w:t>
+            </w:r>
+            <w:proofErr w:type="gramStart"/>
+            <w:r>
+              <w:rPr>
+                <w:sz w:val="16"/>
+              </w:rPr>
+              <w:t>LLM)*</w:t>
+            </w:r>
+            <w:proofErr w:type="gramEnd"/>
+            <w:r>
+              <w:rPr>
+                <w:sz w:val="16"/>
+              </w:rPr>
+              <w:t>*</w:t>
             </w:r>
           </w:p>
         </w:tc>
@@ -3008,7 +2947,21 @@
               <w:rPr>
                 <w:sz w:val="16"/>
               </w:rPr>
-              <w:t>**Final Output Node (no LLM)**</w:t>
+              <w:t xml:space="preserve">**Final Output Node (no </w:t>
+            </w:r>
+            <w:proofErr w:type="gramStart"/>
+            <w:r>
+              <w:rPr>
+                <w:sz w:val="16"/>
+              </w:rPr>
+              <w:t>LLM)*</w:t>
+            </w:r>
+            <w:proofErr w:type="gramEnd"/>
+            <w:r>
+              <w:rPr>
+                <w:sz w:val="16"/>
+              </w:rPr>
+              <w:t>*</w:t>
             </w:r>
           </w:p>
         </w:tc>
@@ -3062,8 +3015,72 @@
               <w:rPr>
                 <w:sz w:val="16"/>
               </w:rPr>
-              <w:t>Return exactly `meeting_summary`, `key_topics`, and `action_items`. If there are no tasks, `action_items` is the exact message `No action items identified in this meeting.`</w:t>
-            </w:r>
+              <w:t>Return exactly `</w:t>
+            </w:r>
+            <w:proofErr w:type="spellStart"/>
+            <w:r>
+              <w:rPr>
+                <w:sz w:val="16"/>
+              </w:rPr>
+              <w:t>meeting_summary</w:t>
+            </w:r>
+            <w:proofErr w:type="spellEnd"/>
+            <w:r>
+              <w:rPr>
+                <w:sz w:val="16"/>
+              </w:rPr>
+              <w:t>`, `</w:t>
+            </w:r>
+            <w:proofErr w:type="spellStart"/>
+            <w:r>
+              <w:rPr>
+                <w:sz w:val="16"/>
+              </w:rPr>
+              <w:t>key_topics</w:t>
+            </w:r>
+            <w:proofErr w:type="spellEnd"/>
+            <w:r>
+              <w:rPr>
+                <w:sz w:val="16"/>
+              </w:rPr>
+              <w:t>`, and `</w:t>
+            </w:r>
+            <w:proofErr w:type="spellStart"/>
+            <w:r>
+              <w:rPr>
+                <w:sz w:val="16"/>
+              </w:rPr>
+              <w:t>action_items</w:t>
+            </w:r>
+            <w:proofErr w:type="spellEnd"/>
+            <w:r>
+              <w:rPr>
+                <w:sz w:val="16"/>
+              </w:rPr>
+              <w:t>`. If there are no tasks, `</w:t>
+            </w:r>
+            <w:proofErr w:type="spellStart"/>
+            <w:r>
+              <w:rPr>
+                <w:sz w:val="16"/>
+              </w:rPr>
+              <w:t>action_items</w:t>
+            </w:r>
+            <w:proofErr w:type="spellEnd"/>
+            <w:r>
+              <w:rPr>
+                <w:sz w:val="16"/>
+              </w:rPr>
+              <w:t xml:space="preserve">` is the exact message `No action items identified in this </w:t>
+            </w:r>
+            <w:proofErr w:type="gramStart"/>
+            <w:r>
+              <w:rPr>
+                <w:sz w:val="16"/>
+              </w:rPr>
+              <w:t>meeting.`</w:t>
+            </w:r>
+            <w:proofErr w:type="gramEnd"/>
           </w:p>
         </w:tc>
       </w:tr>
@@ -3106,13 +3123,11 @@
       <w:pPr>
         <w:pStyle w:val="Heading2"/>
       </w:pPr>
-    </w:p>
-    <w:p>
-      <w:pPr>
-        <w:pStyle w:val="Heading2"/>
-      </w:pPr>
-      <w:r>
-        <w:t>3.4 Graph nodes</w:t>
+      <w:r>
+        <w:t>4</w:t>
+      </w:r>
+      <w:r>
+        <w:t>.4 Graph nodes</w:t>
       </w:r>
     </w:p>
     <w:tbl>
@@ -3165,13 +3180,23 @@
             <w:shd w:val="clear" w:color="auto" w:fill="183153"/>
           </w:tcPr>
           <w:p>
+            <w:proofErr w:type="gramStart"/>
             <w:r>
               <w:rPr>
                 <w:b/>
                 <w:color w:val="FFFFFF"/>
                 <w:sz w:val="17"/>
               </w:rPr>
-              <w:t>Inputs and outputs</w:t>
+              <w:t>Inputs</w:t>
+            </w:r>
+            <w:proofErr w:type="gramEnd"/>
+            <w:r>
+              <w:rPr>
+                <w:b/>
+                <w:color w:val="FFFFFF"/>
+                <w:sz w:val="17"/>
+              </w:rPr>
+              <w:t xml:space="preserve"> and outputs</w:t>
             </w:r>
           </w:p>
         </w:tc>
@@ -3421,11 +3446,19 @@
             <w:pPr>
               <w:spacing w:after="40"/>
             </w:pPr>
-            <w:r>
-              <w:rPr>
-                <w:sz w:val="16"/>
-              </w:rPr>
-              <w:t>Classifies urgency for each task</w:t>
+            <w:proofErr w:type="gramStart"/>
+            <w:r>
+              <w:rPr>
+                <w:sz w:val="16"/>
+              </w:rPr>
+              <w:t>Classifies</w:t>
+            </w:r>
+            <w:proofErr w:type="gramEnd"/>
+            <w:r>
+              <w:rPr>
+                <w:sz w:val="16"/>
+              </w:rPr>
+              <w:t xml:space="preserve"> urgency for each task</w:t>
             </w:r>
           </w:p>
         </w:tc>
@@ -3514,6 +3547,7 @@
         <w:jc w:val="both"/>
       </w:pPr>
       <w:r>
+        <w:lastRenderedPageBreak/>
         <w:t>The topic, summary, and action nodes are connected sequentially. After action</w:t>
       </w:r>
       <w:r>
@@ -3522,6 +3556,7 @@
       <w:r>
         <w:t xml:space="preserve">extraction, </w:t>
       </w:r>
+      <w:proofErr w:type="spellStart"/>
       <w:r>
         <w:rPr>
           <w:rFonts w:ascii="Consolas" w:hAnsi="Consolas"/>
@@ -3530,6 +3565,7 @@
         </w:rPr>
         <w:t>route_after_actions</w:t>
       </w:r>
+      <w:proofErr w:type="spellEnd"/>
       <w:r>
         <w:t xml:space="preserve"> checks whether the returned action list is</w:t>
       </w:r>
@@ -3537,8 +3573,13 @@
         <w:t xml:space="preserve"> </w:t>
       </w:r>
       <w:r>
-        <w:t>truthy. If it is empty, the graph proceeds directly to finalization; otherwise</w:t>
-      </w:r>
+        <w:t xml:space="preserve">truthy. If it is empty, the graph proceeds directly to finalization; </w:t>
+      </w:r>
+      <w:proofErr w:type="gramStart"/>
+      <w:r>
+        <w:t>otherwise</w:t>
+      </w:r>
+      <w:proofErr w:type="gramEnd"/>
       <w:r>
         <w:t xml:space="preserve"> </w:t>
       </w:r>
@@ -3605,7 +3646,10 @@
         <w:pStyle w:val="Heading2"/>
       </w:pPr>
       <w:r>
-        <w:t>3.5 Agent prompting and structured responses</w:t>
+        <w:t>4</w:t>
+      </w:r>
+      <w:r>
+        <w:t>.5 Agent prompting and structured responses</w:t>
       </w:r>
     </w:p>
     <w:p>
@@ -3647,16 +3691,34 @@
           <w:color w:val="1B4C62"/>
           <w:sz w:val="18"/>
         </w:rPr>
-        <w:t>with_structured_output</w:t>
-      </w:r>
-      <w:proofErr w:type="spellEnd"/>
+        <w:t>with_structured_</w:t>
+      </w:r>
+      <w:proofErr w:type="gramStart"/>
       <w:r>
         <w:rPr>
           <w:rFonts w:ascii="Consolas" w:hAnsi="Consolas"/>
           <w:color w:val="1B4C62"/>
           <w:sz w:val="18"/>
         </w:rPr>
-        <w:t>(None, method="</w:t>
+        <w:t>output</w:t>
+      </w:r>
+      <w:proofErr w:type="spellEnd"/>
+      <w:r>
+        <w:rPr>
+          <w:rFonts w:ascii="Consolas" w:hAnsi="Consolas"/>
+          <w:color w:val="1B4C62"/>
+          <w:sz w:val="18"/>
+        </w:rPr>
+        <w:t>(</w:t>
+      </w:r>
+      <w:proofErr w:type="gramEnd"/>
+      <w:r>
+        <w:rPr>
+          <w:rFonts w:ascii="Consolas" w:hAnsi="Consolas"/>
+          <w:color w:val="1B4C62"/>
+          <w:sz w:val="18"/>
+        </w:rPr>
+        <w:t>None, method="</w:t>
       </w:r>
       <w:proofErr w:type="spellStart"/>
       <w:r>
@@ -3685,6 +3747,7 @@
       <w:r>
         <w:t xml:space="preserve">then checked by the recursive </w:t>
       </w:r>
+      <w:proofErr w:type="spellStart"/>
       <w:r>
         <w:rPr>
           <w:rFonts w:ascii="Consolas" w:hAnsi="Consolas"/>
@@ -3693,6 +3756,7 @@
         </w:rPr>
         <w:t>validate_json_value</w:t>
       </w:r>
+      <w:proofErr w:type="spellEnd"/>
       <w:r>
         <w:t xml:space="preserve"> function for expected JSON</w:t>
       </w:r>
@@ -3780,7 +3844,10 @@
         <w:pStyle w:val="Heading1"/>
       </w:pPr>
       <w:r>
-        <w:t>4. Models and AI techniques</w:t>
+        <w:t>5</w:t>
+      </w:r>
+      <w:r>
+        <w:t>. Models and AI techniques</w:t>
       </w:r>
     </w:p>
     <w:p>
@@ -3788,7 +3855,10 @@
         <w:pStyle w:val="Heading2"/>
       </w:pPr>
       <w:r>
-        <w:t>4.1 Chat / generative model</w:t>
+        <w:t>5</w:t>
+      </w:r>
+      <w:r>
+        <w:t>.1 Chat / generative model</w:t>
       </w:r>
     </w:p>
     <w:tbl>
@@ -3866,7 +3936,35 @@
               <w:rPr>
                 <w:sz w:val="16"/>
               </w:rPr>
-              <w:t>`nvidia/nemotron-3-ultra-550b-a55b:free`</w:t>
+              <w:t>`</w:t>
+            </w:r>
+            <w:proofErr w:type="spellStart"/>
+            <w:r>
+              <w:rPr>
+                <w:sz w:val="16"/>
+              </w:rPr>
+              <w:t>nvidia</w:t>
+            </w:r>
+            <w:proofErr w:type="spellEnd"/>
+            <w:r>
+              <w:rPr>
+                <w:sz w:val="16"/>
+              </w:rPr>
+              <w:t>/nemotron-3-ultra-550b-a55</w:t>
+            </w:r>
+            <w:proofErr w:type="gramStart"/>
+            <w:r>
+              <w:rPr>
+                <w:sz w:val="16"/>
+              </w:rPr>
+              <w:t>b:free</w:t>
+            </w:r>
+            <w:proofErr w:type="gramEnd"/>
+            <w:r>
+              <w:rPr>
+                <w:sz w:val="16"/>
+              </w:rPr>
+              <w:t>`</w:t>
             </w:r>
           </w:p>
         </w:tc>
@@ -3900,12 +3998,14 @@
             <w:pPr>
               <w:spacing w:after="40"/>
             </w:pPr>
+            <w:proofErr w:type="spellStart"/>
             <w:r>
               <w:rPr>
                 <w:sz w:val="16"/>
               </w:rPr>
               <w:t>OpenRouter</w:t>
             </w:r>
+            <w:proofErr w:type="spellEnd"/>
           </w:p>
         </w:tc>
       </w:tr>
@@ -3978,7 +4078,35 @@
               <w:rPr>
                 <w:sz w:val="16"/>
               </w:rPr>
-              <w:t>`langchain-openai` / `ChatOpenAI`</w:t>
+              <w:t>`</w:t>
+            </w:r>
+            <w:proofErr w:type="spellStart"/>
+            <w:r>
+              <w:rPr>
+                <w:sz w:val="16"/>
+              </w:rPr>
+              <w:t>langchain-openai</w:t>
+            </w:r>
+            <w:proofErr w:type="spellEnd"/>
+            <w:r>
+              <w:rPr>
+                <w:sz w:val="16"/>
+              </w:rPr>
+              <w:t>` / `</w:t>
+            </w:r>
+            <w:proofErr w:type="spellStart"/>
+            <w:r>
+              <w:rPr>
+                <w:sz w:val="16"/>
+              </w:rPr>
+              <w:t>ChatOpenAI</w:t>
+            </w:r>
+            <w:proofErr w:type="spellEnd"/>
+            <w:r>
+              <w:rPr>
+                <w:sz w:val="16"/>
+              </w:rPr>
+              <w:t>`</w:t>
             </w:r>
           </w:p>
         </w:tc>
@@ -4126,8 +4254,16 @@
               <w:rPr>
                 <w:sz w:val="16"/>
               </w:rPr>
-              <w:t>Remote service reached through OpenRouter</w:t>
-            </w:r>
+              <w:t xml:space="preserve">Remote service reached through </w:t>
+            </w:r>
+            <w:proofErr w:type="spellStart"/>
+            <w:r>
+              <w:rPr>
+                <w:sz w:val="16"/>
+              </w:rPr>
+              <w:t>OpenRouter</w:t>
+            </w:r>
+            <w:proofErr w:type="spellEnd"/>
           </w:p>
         </w:tc>
       </w:tr>
@@ -4142,7 +4278,15 @@
         <w:jc w:val="both"/>
       </w:pPr>
       <w:r>
-        <w:t>The model identifier is the configured OpenRouter model slug. This application</w:t>
+        <w:t xml:space="preserve">The model identifier is the configured </w:t>
+      </w:r>
+      <w:proofErr w:type="spellStart"/>
+      <w:r>
+        <w:t>OpenRouter</w:t>
+      </w:r>
+      <w:proofErr w:type="spellEnd"/>
+      <w:r>
+        <w:t xml:space="preserve"> model slug. This application</w:t>
       </w:r>
       <w:r>
         <w:t xml:space="preserve"> </w:t>
@@ -4159,7 +4303,6 @@
     </w:p>
     <w:p>
       <w:r>
-        <w:lastRenderedPageBreak/>
         <w:t>Actual provider-side model implementation, availability, throughput, and</w:t>
       </w:r>
       <w:r>
@@ -4182,7 +4325,10 @@
         <w:pStyle w:val="Heading2"/>
       </w:pPr>
       <w:r>
-        <w:t>4.2 Embedding model</w:t>
+        <w:t>5</w:t>
+      </w:r>
+      <w:r>
+        <w:t>.2 Embedding model</w:t>
       </w:r>
     </w:p>
     <w:tbl>
@@ -4298,7 +4444,35 @@
               <w:rPr>
                 <w:sz w:val="16"/>
               </w:rPr>
-              <w:t>`langchain-huggingface` `HuggingFaceEmbeddings`</w:t>
+              <w:t>`</w:t>
+            </w:r>
+            <w:proofErr w:type="spellStart"/>
+            <w:r>
+              <w:rPr>
+                <w:sz w:val="16"/>
+              </w:rPr>
+              <w:t>langchain-huggingface</w:t>
+            </w:r>
+            <w:proofErr w:type="spellEnd"/>
+            <w:r>
+              <w:rPr>
+                <w:sz w:val="16"/>
+              </w:rPr>
+              <w:t>` `</w:t>
+            </w:r>
+            <w:proofErr w:type="spellStart"/>
+            <w:r>
+              <w:rPr>
+                <w:sz w:val="16"/>
+              </w:rPr>
+              <w:t>HuggingFaceEmbeddings</w:t>
+            </w:r>
+            <w:proofErr w:type="spellEnd"/>
+            <w:r>
+              <w:rPr>
+                <w:sz w:val="16"/>
+              </w:rPr>
+              <w:t>`</w:t>
             </w:r>
           </w:p>
         </w:tc>
@@ -4486,7 +4660,11 @@
         <w:t xml:space="preserve"> </w:t>
       </w:r>
       <w:r>
-        <w:t>The top eight segments (or all available segments when fewer than eight exist)</w:t>
+        <w:t xml:space="preserve">The top eight segments (or all </w:t>
+      </w:r>
+      <w:r>
+        <w:lastRenderedPageBreak/>
+        <w:t>available segments when fewer than eight exist)</w:t>
       </w:r>
       <w:r>
         <w:t xml:space="preserve"> </w:t>
@@ -4511,7 +4689,10 @@
         <w:pStyle w:val="Heading2"/>
       </w:pPr>
       <w:r>
-        <w:t>4.3 Retrieval design and its boundary</w:t>
+        <w:t>5</w:t>
+      </w:r>
+      <w:r>
+        <w:t>.3 Retrieval design and its boundary</w:t>
       </w:r>
     </w:p>
     <w:p>
@@ -4531,13 +4712,21 @@
         <w:t xml:space="preserve"> </w:t>
       </w:r>
       <w:r>
-        <w:t>agent prompt. It is therefore more accurate to describe this as local</w:t>
+        <w:t xml:space="preserve">agent prompt. It is therefore more accurate to describe this as </w:t>
+      </w:r>
+      <w:proofErr w:type="gramStart"/>
+      <w:r>
+        <w:t>local</w:t>
       </w:r>
       <w:r>
         <w:t xml:space="preserve">  </w:t>
       </w:r>
       <w:r>
-        <w:t>semantic excerpt selection added to full-context prompting, rather than a</w:t>
+        <w:t>semantic</w:t>
+      </w:r>
+      <w:proofErr w:type="gramEnd"/>
+      <w:r>
+        <w:t xml:space="preserve"> excerpt selection added to full-context prompting, rather than a</w:t>
       </w:r>
       <w:r>
         <w:t xml:space="preserve"> </w:t>
@@ -4557,10 +4746,16 @@
         <w:pStyle w:val="Heading2"/>
       </w:pPr>
       <w:r>
-        <w:t>4.4 No model training or fine-tuning</w:t>
+        <w:t>5</w:t>
+      </w:r>
+      <w:r>
+        <w:t>.4 No model training or fine-tuning</w:t>
       </w:r>
     </w:p>
     <w:p>
+      <w:pPr>
+        <w:jc w:val="both"/>
+      </w:pPr>
       <w:r>
         <w:t>This is an inference-time application. No training dataset, fine-tuning run,</w:t>
       </w:r>
@@ -4568,35 +4763,44 @@
         <w:t xml:space="preserve"> </w:t>
       </w:r>
       <w:r>
-        <w:t>weight update, adapter, or custom model checkpoint is included in the project.</w:t>
+        <w:t xml:space="preserve">weight update, adapter, or custom model checkpoint </w:t>
+      </w:r>
+      <w:proofErr w:type="gramStart"/>
+      <w:r>
+        <w:t>is</w:t>
+      </w:r>
+      <w:proofErr w:type="gramEnd"/>
+      <w:r>
+        <w:t xml:space="preserve"> included in the project.</w:t>
       </w:r>
       <w:r>
         <w:t xml:space="preserve"> </w:t>
       </w:r>
       <w:r>
         <w:t>Dictionary schemas, validation functions, instructions, graph nodes, and</w:t>
+      </w:r>
+      <w:r>
+        <w:t xml:space="preserve"> </w:t>
+      </w:r>
+      <w:r>
+        <w:t>priority guidance configure the inference workflow; they do not constitute</w:t>
+      </w:r>
+      <w:r>
+        <w:t xml:space="preserve"> </w:t>
+      </w:r>
+      <w:r>
+        <w:t>model training.</w:t>
       </w:r>
     </w:p>
     <w:p>
       <w:pPr>
-        <w:jc w:val="both"/>
-      </w:pPr>
-      <w:r>
-        <w:t>priority guidance configure the inference workflow; they do not constitute</w:t>
-      </w:r>
-      <w:r>
-        <w:t xml:space="preserve"> </w:t>
-      </w:r>
-      <w:r>
-        <w:t>model training.</w:t>
-      </w:r>
-    </w:p>
-    <w:p>
-      <w:pPr>
         <w:pStyle w:val="Heading1"/>
       </w:pPr>
       <w:r>
-        <w:t>5. Priority classification policy</w:t>
+        <w:t>6</w:t>
+      </w:r>
+      <w:r>
+        <w:t>. Priority classification policy</w:t>
       </w:r>
     </w:p>
     <w:p>
@@ -4737,8 +4941,10 @@
         <w:pStyle w:val="Heading1"/>
       </w:pPr>
       <w:r>
-        <w:lastRenderedPageBreak/>
-        <w:t>6. Technology stack</w:t>
+        <w:t>7</w:t>
+      </w:r>
+      <w:r>
+        <w:t>. Technology stack</w:t>
       </w:r>
     </w:p>
     <w:p>
@@ -4746,7 +4952,10 @@
         <w:pStyle w:val="Heading2"/>
       </w:pPr>
       <w:r>
-        <w:t>6.1 Direct project dependencies</w:t>
+        <w:t>7</w:t>
+      </w:r>
+      <w:r>
+        <w:t>.1 Direct project dependencies</w:t>
       </w:r>
     </w:p>
     <w:p>
@@ -4912,7 +5121,21 @@
               <w:rPr>
                 <w:sz w:val="16"/>
               </w:rPr>
-              <w:t>`langgraph`</w:t>
+              <w:t>`</w:t>
+            </w:r>
+            <w:proofErr w:type="spellStart"/>
+            <w:r>
+              <w:rPr>
+                <w:sz w:val="16"/>
+              </w:rPr>
+              <w:t>langgraph</w:t>
+            </w:r>
+            <w:proofErr w:type="spellEnd"/>
+            <w:r>
+              <w:rPr>
+                <w:sz w:val="16"/>
+              </w:rPr>
+              <w:t>`</w:t>
             </w:r>
           </w:p>
         </w:tc>
@@ -4967,7 +5190,21 @@
               <w:rPr>
                 <w:sz w:val="16"/>
               </w:rPr>
-              <w:t>`langchain-openai`</w:t>
+              <w:t>`</w:t>
+            </w:r>
+            <w:proofErr w:type="spellStart"/>
+            <w:r>
+              <w:rPr>
+                <w:sz w:val="16"/>
+              </w:rPr>
+              <w:t>langchain-openai</w:t>
+            </w:r>
+            <w:proofErr w:type="spellEnd"/>
+            <w:r>
+              <w:rPr>
+                <w:sz w:val="16"/>
+              </w:rPr>
+              <w:t>`</w:t>
             </w:r>
           </w:p>
         </w:tc>
@@ -5001,8 +5238,16 @@
               <w:rPr>
                 <w:sz w:val="16"/>
               </w:rPr>
-              <w:t>OpenAI-compatible client for OpenRouter</w:t>
-            </w:r>
+              <w:t xml:space="preserve">OpenAI-compatible client for </w:t>
+            </w:r>
+            <w:proofErr w:type="spellStart"/>
+            <w:r>
+              <w:rPr>
+                <w:sz w:val="16"/>
+              </w:rPr>
+              <w:t>OpenRouter</w:t>
+            </w:r>
+            <w:proofErr w:type="spellEnd"/>
           </w:p>
         </w:tc>
       </w:tr>
@@ -5021,7 +5266,21 @@
               <w:rPr>
                 <w:sz w:val="16"/>
               </w:rPr>
-              <w:t>`langchain-huggingface`</w:t>
+              <w:t>`</w:t>
+            </w:r>
+            <w:proofErr w:type="spellStart"/>
+            <w:r>
+              <w:rPr>
+                <w:sz w:val="16"/>
+              </w:rPr>
+              <w:t>langchain-huggingface</w:t>
+            </w:r>
+            <w:proofErr w:type="spellEnd"/>
+            <w:r>
+              <w:rPr>
+                <w:sz w:val="16"/>
+              </w:rPr>
+              <w:t>`</w:t>
             </w:r>
           </w:p>
         </w:tc>
@@ -5130,7 +5389,21 @@
               <w:rPr>
                 <w:sz w:val="16"/>
               </w:rPr>
-              <w:t>`streamlit`</w:t>
+              <w:t>`</w:t>
+            </w:r>
+            <w:proofErr w:type="spellStart"/>
+            <w:r>
+              <w:rPr>
+                <w:sz w:val="16"/>
+              </w:rPr>
+              <w:t>streamlit</w:t>
+            </w:r>
+            <w:proofErr w:type="spellEnd"/>
+            <w:r>
+              <w:rPr>
+                <w:sz w:val="16"/>
+              </w:rPr>
+              <w:t>`</w:t>
             </w:r>
           </w:p>
         </w:tc>
@@ -5185,7 +5458,21 @@
               <w:rPr>
                 <w:sz w:val="16"/>
               </w:rPr>
-              <w:t>`python-dotenv`</w:t>
+              <w:t>`python-</w:t>
+            </w:r>
+            <w:proofErr w:type="spellStart"/>
+            <w:r>
+              <w:rPr>
+                <w:sz w:val="16"/>
+              </w:rPr>
+              <w:t>dotenv</w:t>
+            </w:r>
+            <w:proofErr w:type="spellEnd"/>
+            <w:r>
+              <w:rPr>
+                <w:sz w:val="16"/>
+              </w:rPr>
+              <w:t>`</w:t>
             </w:r>
           </w:p>
         </w:tc>
@@ -5219,7 +5506,21 @@
               <w:rPr>
                 <w:sz w:val="16"/>
               </w:rPr>
-              <w:t>Load local `.env` configuration</w:t>
+              <w:t xml:space="preserve">Load local </w:t>
+            </w:r>
+            <w:proofErr w:type="gramStart"/>
+            <w:r>
+              <w:rPr>
+                <w:sz w:val="16"/>
+              </w:rPr>
+              <w:t>`.env</w:t>
+            </w:r>
+            <w:proofErr w:type="gramEnd"/>
+            <w:r>
+              <w:rPr>
+                <w:sz w:val="16"/>
+              </w:rPr>
+              <w:t>` configuration</w:t>
             </w:r>
           </w:p>
         </w:tc>
@@ -5239,7 +5540,21 @@
               <w:rPr>
                 <w:sz w:val="16"/>
               </w:rPr>
-              <w:t>`ipykernel`</w:t>
+              <w:t>`</w:t>
+            </w:r>
+            <w:proofErr w:type="spellStart"/>
+            <w:r>
+              <w:rPr>
+                <w:sz w:val="16"/>
+              </w:rPr>
+              <w:t>ipykernel</w:t>
+            </w:r>
+            <w:proofErr w:type="spellEnd"/>
+            <w:r>
+              <w:rPr>
+                <w:sz w:val="16"/>
+              </w:rPr>
+              <w:t>`</w:t>
             </w:r>
           </w:p>
         </w:tc>
@@ -5294,7 +5609,21 @@
               <w:rPr>
                 <w:sz w:val="16"/>
               </w:rPr>
-              <w:t>`jupyter`</w:t>
+              <w:t>`</w:t>
+            </w:r>
+            <w:proofErr w:type="spellStart"/>
+            <w:r>
+              <w:rPr>
+                <w:sz w:val="16"/>
+              </w:rPr>
+              <w:t>jupyter</w:t>
+            </w:r>
+            <w:proofErr w:type="spellEnd"/>
+            <w:r>
+              <w:rPr>
+                <w:sz w:val="16"/>
+              </w:rPr>
+              <w:t>`</w:t>
             </w:r>
           </w:p>
         </w:tc>
@@ -5344,7 +5673,11 @@
         <w:pStyle w:val="Heading1"/>
       </w:pPr>
       <w:r>
-        <w:t>7. User interface and application behavior</w:t>
+        <w:lastRenderedPageBreak/>
+        <w:t>8</w:t>
+      </w:r>
+      <w:r>
+        <w:t>. User interface and application behavior</w:t>
       </w:r>
     </w:p>
     <w:p>
@@ -5352,15 +5685,35 @@
         <w:pStyle w:val="Heading2"/>
       </w:pPr>
       <w:r>
-        <w:t>7.1 Banner and layout</w:t>
+        <w:t>8</w:t>
+      </w:r>
+      <w:r>
+        <w:t>.1 Banner and layout</w:t>
       </w:r>
     </w:p>
     <w:p>
       <w:r>
-        <w:t>The Streamlit page uses a wide layout and an HTML/CSS banner rendered with</w:t>
-      </w:r>
-    </w:p>
-    <w:p>
+        <w:t xml:space="preserve">The </w:t>
+      </w:r>
+      <w:proofErr w:type="spellStart"/>
+      <w:r>
+        <w:t>Streamlit</w:t>
+      </w:r>
+      <w:proofErr w:type="spellEnd"/>
+      <w:r>
+        <w:t xml:space="preserve"> page </w:t>
+      </w:r>
+      <w:proofErr w:type="gramStart"/>
+      <w:r>
+        <w:t>uses</w:t>
+      </w:r>
+      <w:proofErr w:type="gramEnd"/>
+      <w:r>
+        <w:t xml:space="preserve"> a wide layout and an HTML/CSS banner rendered with</w:t>
+      </w:r>
+      <w:r>
+        <w:t xml:space="preserve"> </w:t>
+      </w:r>
       <w:r>
         <w:rPr>
           <w:rFonts w:ascii="Consolas" w:hAnsi="Consolas"/>
@@ -5372,28 +5725,34 @@
       <w:r>
         <w:t>. The banner has a dark blue-to-teal gradient, an accent glow,</w:t>
       </w:r>
+      <w:r>
+        <w:t xml:space="preserve"> </w:t>
+      </w:r>
+      <w:r>
+        <w:t>concentric decorative circles, a project heading, a brief explanatory</w:t>
+      </w:r>
+      <w:r>
+        <w:t xml:space="preserve"> </w:t>
+      </w:r>
+      <w:r>
+        <w:t>sentence, and feature labels. The banner content is static application</w:t>
+      </w:r>
+      <w:r>
+        <w:t xml:space="preserve"> </w:t>
+      </w:r>
+      <w:r>
+        <w:t>markup; the user transcript is not inserted into it.</w:t>
+      </w:r>
     </w:p>
     <w:p>
-      <w:r>
-        <w:t>concentric decorative circles, a project heading, a brief explanatory</w:t>
-      </w:r>
-    </w:p>
-    <w:p>
-      <w:r>
-        <w:t>sentence, and feature labels. The banner content is static application</w:t>
-      </w:r>
-    </w:p>
-    <w:p>
-      <w:r>
-        <w:t>markup; the user transcript is not inserted into it.</w:t>
-      </w:r>
-    </w:p>
-    <w:p>
       <w:pPr>
         <w:pStyle w:val="Heading2"/>
       </w:pPr>
       <w:r>
-        <w:t>7.2 Transcript input</w:t>
+        <w:t>8</w:t>
+      </w:r>
+      <w:r>
+        <w:t>.2 Transcript input</w:t>
       </w:r>
     </w:p>
     <w:p>
@@ -5408,125 +5767,122 @@
         </w:rPr>
         <w:t>Meeting_Transcript.txt</w:t>
       </w:r>
-    </w:p>
-    <w:p>
-      <w:r>
-        <w:t>exists, its contents are loaded as the initial value. Users can replace or</w:t>
-      </w:r>
-    </w:p>
-    <w:p>
-      <w:r>
-        <w:t>edit that text. The app validates that the transcript is not blank before</w:t>
-      </w:r>
-    </w:p>
-    <w:p>
-      <w:r>
-        <w:t>calling the graph.</w:t>
-      </w:r>
-    </w:p>
-    <w:p>
-      <w:pPr>
-        <w:pStyle w:val="Heading2"/>
-      </w:pPr>
-      <w:r>
-        <w:t>7.3 Results</w:t>
-      </w:r>
-    </w:p>
-    <w:p>
-      <w:r>
-        <w:t>After successful analysis, the app displays exactly these three report</w:t>
-      </w:r>
-    </w:p>
-    <w:p>
-      <w:r>
-        <w:t>sections:</w:t>
-      </w:r>
-    </w:p>
-    <w:p>
-      <w:pPr>
-        <w:pStyle w:val="ListNumber"/>
-      </w:pPr>
-      <w:r>
-        <w:rPr>
-          <w:b/>
-        </w:rPr>
-        <w:t>Meeting Summary</w:t>
-      </w:r>
-      <w:r>
-        <w:t xml:space="preserve"> — concise summary.</w:t>
-      </w:r>
-    </w:p>
-    <w:p>
-      <w:pPr>
-        <w:pStyle w:val="ListNumber"/>
-      </w:pPr>
-      <w:r>
-        <w:rPr>
-          <w:b/>
-        </w:rPr>
-        <w:t>Key Topics</w:t>
-      </w:r>
-      <w:r>
-        <w:t xml:space="preserve"> — numbered topic list.</w:t>
-      </w:r>
-    </w:p>
-    <w:p>
-      <w:pPr>
-        <w:pStyle w:val="ListNumber"/>
-      </w:pPr>
-      <w:r>
-        <w:rPr>
-          <w:b/>
-        </w:rPr>
-        <w:t>Action Items</w:t>
-      </w:r>
-      <w:r>
-        <w:t xml:space="preserve"> — task, owner, and priority table, or the exact</w:t>
-      </w:r>
-    </w:p>
-    <w:p>
-      <w:r>
-        <w:t>no-action-items message.</w:t>
-      </w:r>
-    </w:p>
-    <w:p>
-      <w:r>
-        <w:t>The app has no sidebar. The selected OpenRouter model is controlled through</w:t>
-      </w:r>
-    </w:p>
-    <w:p>
-      <w:r>
-        <w:t xml:space="preserve">the </w:t>
-      </w:r>
       <w:r>
         <w:rPr>
           <w:rFonts w:ascii="Consolas" w:hAnsi="Consolas"/>
           <w:color w:val="1B4C62"/>
           <w:sz w:val="18"/>
         </w:rPr>
-        <w:t>OPENROUTER_MODEL</w:t>
-      </w:r>
-      <w:r>
-        <w:t xml:space="preserve"> environment variable; otherwise the configured default</w:t>
+        <w:t xml:space="preserve"> </w:t>
+      </w:r>
+      <w:r>
+        <w:t>exists, its contents are loaded as the initial value. Users can replace or</w:t>
+      </w:r>
+      <w:r>
+        <w:t xml:space="preserve"> </w:t>
+      </w:r>
+      <w:r>
+        <w:t>edit that text. The app validates that the transcript is not blank before</w:t>
+      </w:r>
+      <w:r>
+        <w:t xml:space="preserve"> </w:t>
+      </w:r>
+      <w:r>
+        <w:t>calling the graph.</w:t>
       </w:r>
     </w:p>
     <w:p>
-      <w:r>
-        <w:lastRenderedPageBreak/>
-        <w:t>model is used.</w:t>
+      <w:pPr>
+        <w:pStyle w:val="Heading2"/>
+      </w:pPr>
+      <w:r>
+        <w:t>8</w:t>
+      </w:r>
+      <w:r>
+        <w:t>.3 Results</w:t>
       </w:r>
     </w:p>
     <w:p>
-      <w:pPr>
-        <w:pStyle w:val="Heading2"/>
-      </w:pPr>
-      <w:r>
-        <w:t>7.4 API-key configuration</w:t>
+      <w:r>
+        <w:t>After successful analysis, the app displays exactly these three report</w:t>
+      </w:r>
+      <w:r>
+        <w:t xml:space="preserve"> </w:t>
+      </w:r>
+      <w:r>
+        <w:t>sections:</w:t>
       </w:r>
     </w:p>
     <w:p>
-      <w:r>
-        <w:t xml:space="preserve">The API key is obtained from Streamlit secrets or the </w:t>
+      <w:pPr>
+        <w:pStyle w:val="ListNumber"/>
+      </w:pPr>
+      <w:r>
+        <w:rPr>
+          <w:b/>
+        </w:rPr>
+        <w:t>Meeting Summary</w:t>
+      </w:r>
+      <w:r>
+        <w:t xml:space="preserve"> — concise summary.</w:t>
+      </w:r>
+    </w:p>
+    <w:p>
+      <w:pPr>
+        <w:pStyle w:val="ListNumber"/>
+      </w:pPr>
+      <w:r>
+        <w:rPr>
+          <w:b/>
+        </w:rPr>
+        <w:t>Key Topics</w:t>
+      </w:r>
+      <w:r>
+        <w:t xml:space="preserve"> — numbered topic list.</w:t>
+      </w:r>
+    </w:p>
+    <w:p>
+      <w:pPr>
+        <w:pStyle w:val="ListNumber"/>
+      </w:pPr>
+      <w:r>
+        <w:rPr>
+          <w:b/>
+        </w:rPr>
+        <w:t>Action Items</w:t>
+      </w:r>
+      <w:r>
+        <w:t xml:space="preserve"> — task, owner, and priority table, or the exact</w:t>
+      </w:r>
+      <w:r>
+        <w:t xml:space="preserve"> </w:t>
+      </w:r>
+      <w:r>
+        <w:t>no-action-items message.</w:t>
+      </w:r>
+    </w:p>
+    <w:p>
+      <w:pPr>
+        <w:pStyle w:val="Heading2"/>
+      </w:pPr>
+      <w:r>
+        <w:t>8</w:t>
+      </w:r>
+      <w:r>
+        <w:t>.4 API-key configuration</w:t>
+      </w:r>
+    </w:p>
+    <w:p>
+      <w:r>
+        <w:t xml:space="preserve">The API key is obtained from </w:t>
+      </w:r>
+      <w:proofErr w:type="spellStart"/>
+      <w:r>
+        <w:t>Streamlit</w:t>
+      </w:r>
+      <w:proofErr w:type="spellEnd"/>
+      <w:r>
+        <w:t xml:space="preserve"> secrets or the </w:t>
       </w:r>
       <w:r>
         <w:rPr>
@@ -5536,8 +5892,14 @@
         </w:rPr>
         <w:t>OPENROUTER_API_KEY</w:t>
       </w:r>
-    </w:p>
-    <w:p>
+      <w:r>
+        <w:rPr>
+          <w:rFonts w:ascii="Consolas" w:hAnsi="Consolas"/>
+          <w:color w:val="1B4C62"/>
+          <w:sz w:val="18"/>
+        </w:rPr>
+        <w:t xml:space="preserve"> </w:t>
+      </w:r>
       <w:r>
         <w:t xml:space="preserve">environment variable, with a local </w:t>
       </w:r>
@@ -5558,20 +5920,23 @@
           <w:color w:val="1B4C62"/>
           <w:sz w:val="18"/>
         </w:rPr>
-        <w:t>python-dotenv</w:t>
-      </w:r>
+        <w:t>python-</w:t>
+      </w:r>
+      <w:proofErr w:type="spellStart"/>
+      <w:r>
+        <w:rPr>
+          <w:rFonts w:ascii="Consolas" w:hAnsi="Consolas"/>
+          <w:color w:val="1B4C62"/>
+          <w:sz w:val="18"/>
+        </w:rPr>
+        <w:t>dotenv</w:t>
+      </w:r>
+      <w:proofErr w:type="spellEnd"/>
       <w:r>
         <w:t>.</w:t>
       </w:r>
-    </w:p>
-    <w:p>
-      <w:r>
-        <w:t>There is no API-key text field, reveal control, or sidebar key setting. The</w:t>
-      </w:r>
-    </w:p>
-    <w:p>
-      <w:r>
-        <w:t>key must be supplied by the deployment environment or local configuration.</w:t>
+      <w:r>
+        <w:t xml:space="preserve"> </w:t>
       </w:r>
     </w:p>
     <w:p>
@@ -5587,7 +5952,11 @@
         <w:t>.env</w:t>
       </w:r>
       <w:r>
-        <w:t xml:space="preserve"> file is excluded by </w:t>
+        <w:t xml:space="preserve"> file is excluded </w:t>
+      </w:r>
+      <w:proofErr w:type="gramStart"/>
+      <w:r>
+        <w:t xml:space="preserve">by </w:t>
       </w:r>
       <w:r>
         <w:rPr>
@@ -5595,140 +5964,21 @@
           <w:color w:val="1B4C62"/>
           <w:sz w:val="18"/>
         </w:rPr>
-        <w:t>.gitignore</w:t>
-      </w:r>
+        <w:t>.</w:t>
+      </w:r>
+      <w:proofErr w:type="spellStart"/>
+      <w:r>
+        <w:rPr>
+          <w:rFonts w:ascii="Consolas" w:hAnsi="Consolas"/>
+          <w:color w:val="1B4C62"/>
+          <w:sz w:val="18"/>
+        </w:rPr>
+        <w:t>gitignore</w:t>
+      </w:r>
+      <w:proofErr w:type="spellEnd"/>
+      <w:proofErr w:type="gramEnd"/>
       <w:r>
         <w:t xml:space="preserve"> and must not be committed.</w:t>
-      </w:r>
-    </w:p>
-    <w:p>
-      <w:pPr>
-        <w:pStyle w:val="Heading1"/>
-      </w:pPr>
-      <w:r>
-        <w:t>8. Data flow and privacy</w:t>
-      </w:r>
-    </w:p>
-    <w:p>
-      <w:pPr>
-        <w:pStyle w:val="ListNumber"/>
-      </w:pPr>
-      <w:r>
-        <w:t>A user enters or edits plain-text meeting notes in the browser.</w:t>
-      </w:r>
-    </w:p>
-    <w:p>
-      <w:pPr>
-        <w:pStyle w:val="ListNumber"/>
-      </w:pPr>
-      <w:r>
-        <w:t>The Streamlit server passes the text to the notebook-defined workflow.</w:t>
-      </w:r>
-    </w:p>
-    <w:p>
-      <w:pPr>
-        <w:pStyle w:val="ListNumber"/>
-      </w:pPr>
-      <w:r>
-        <w:t>The input node validates the transcript, segments it, and computes local</w:t>
-      </w:r>
-    </w:p>
-    <w:p>
-      <w:r>
-        <w:t>embedding vectors on the server machine.</w:t>
-      </w:r>
-    </w:p>
-    <w:p>
-      <w:pPr>
-        <w:pStyle w:val="ListNumber"/>
-      </w:pPr>
-      <w:r>
-        <w:t>Each LLM node builds a prompt containing its task instruction, the full</w:t>
-      </w:r>
-    </w:p>
-    <w:p>
-      <w:r>
-        <w:t>transcript, and its locally selected excerpts.</w:t>
-      </w:r>
-    </w:p>
-    <w:p>
-      <w:pPr>
-        <w:pStyle w:val="ListNumber"/>
-      </w:pPr>
-      <w:r>
-        <w:t>Prompts are sent to OpenRouter for inference. The output is parsed and</w:t>
-      </w:r>
-    </w:p>
-    <w:p>
-      <w:r>
-        <w:t>validated.</w:t>
-      </w:r>
-    </w:p>
-    <w:p>
-      <w:pPr>
-        <w:pStyle w:val="ListNumber"/>
-      </w:pPr>
-      <w:r>
-        <w:t>LangGraph combines the outputs and returns them to the Streamlit session.</w:t>
-      </w:r>
-    </w:p>
-    <w:p>
-      <w:pPr>
-        <w:pStyle w:val="ListNumber"/>
-      </w:pPr>
-      <w:r>
-        <w:t>The app renders the results; the application code does not write the</w:t>
-      </w:r>
-    </w:p>
-    <w:p>
-      <w:r>
-        <w:t>generated report to a project database or report file.</w:t>
-      </w:r>
-    </w:p>
-    <w:p>
-      <w:r>
-        <w:rPr>
-          <w:b/>
-        </w:rPr>
-        <w:t>Important privacy consideration:</w:t>
-      </w:r>
-      <w:r>
-        <w:t xml:space="preserve"> only the embeddings are computed locally.</w:t>
-      </w:r>
-    </w:p>
-    <w:p>
-      <w:r>
-        <w:t>The full transcript is included in the LLM prompts and sent to OpenRouter.</w:t>
-      </w:r>
-    </w:p>
-    <w:p>
-      <w:r>
-        <w:t>Meeting transcripts can contain confidential business information, personal</w:t>
-      </w:r>
-    </w:p>
-    <w:p>
-      <w:r>
-        <w:t>data, or regulated information. Before using real organizational data, the</w:t>
-      </w:r>
-    </w:p>
-    <w:p>
-      <w:r>
-        <w:t>operator must review the applicable OpenRouter and upstream model-provider</w:t>
-      </w:r>
-    </w:p>
-    <w:p>
-      <w:r>
-        <w:t>terms, retention settings, organizational policy, and legal requirements.</w:t>
-      </w:r>
-    </w:p>
-    <w:p>
-      <w:r>
-        <w:t>Use synthetic or appropriately anonymized data for demonstrations unless</w:t>
-      </w:r>
-    </w:p>
-    <w:p>
-      <w:r>
-        <w:t>transmission of the real content is authorized.</w:t>
       </w:r>
     </w:p>
     <w:p>
@@ -5823,53 +6073,54 @@
         <w:t>OPENROUTER_API_KEY</w:t>
       </w:r>
       <w:r>
-        <w:t xml:space="preserve"> in Streamlit secrets.</w:t>
+        <w:t xml:space="preserve"> in </w:t>
+      </w:r>
+      <w:proofErr w:type="spellStart"/>
+      <w:r>
+        <w:t>Streamlit</w:t>
+      </w:r>
+      <w:proofErr w:type="spellEnd"/>
+      <w:r>
+        <w:t xml:space="preserve"> secrets.</w:t>
       </w:r>
     </w:p>
     <w:p>
       <w:r>
         <w:t>Do not put a real key in source code, notebook output, a screenshot, or a</w:t>
       </w:r>
+      <w:r>
+        <w:t xml:space="preserve"> </w:t>
+      </w:r>
+      <w:r>
+        <w:t>version-controlled file.</w:t>
+      </w:r>
     </w:p>
     <w:p>
       <w:r>
-        <w:lastRenderedPageBreak/>
-        <w:t>version-controlled file.</w:t>
+        <w:t xml:space="preserve">The </w:t>
+      </w:r>
+      <w:proofErr w:type="spellStart"/>
+      <w:r>
+        <w:t>Streamlit</w:t>
+      </w:r>
+      <w:proofErr w:type="spellEnd"/>
+      <w:r>
+        <w:t xml:space="preserve"> UI intentionally provides no model or key controls.</w:t>
       </w:r>
     </w:p>
     <w:p>
-      <w:r>
-        <w:t xml:space="preserve">Optionally set </w:t>
-      </w:r>
-      <w:r>
-        <w:rPr>
-          <w:rFonts w:ascii="Consolas" w:hAnsi="Consolas"/>
-          <w:color w:val="1B4C62"/>
-          <w:sz w:val="18"/>
-        </w:rPr>
-        <w:t>OPENROUTER_MODEL</w:t>
-      </w:r>
-      <w:r>
-        <w:t xml:space="preserve"> to use a different compatible model slug.</w:t>
+      <w:pPr>
+        <w:pStyle w:val="Heading2"/>
+      </w:pPr>
+      <w:r>
+        <w:t>9.3 Run the notebook</w:t>
       </w:r>
     </w:p>
     <w:p>
       <w:r>
-        <w:t>The Streamlit UI intentionally provides no model or key controls.</w:t>
-      </w:r>
-    </w:p>
-    <w:p>
-      <w:pPr>
-        <w:pStyle w:val="Heading2"/>
-      </w:pPr>
-      <w:r>
-        <w:t>9.3 Run the notebook</w:t>
-      </w:r>
-    </w:p>
-    <w:p>
-      <w:r>
         <w:t xml:space="preserve">Open </w:t>
       </w:r>
+      <w:proofErr w:type="spellStart"/>
       <w:r>
         <w:rPr>
           <w:rFonts w:ascii="Consolas" w:hAnsi="Consolas"/>
@@ -5878,16 +6129,19 @@
         </w:rPr>
         <w:t>MeetingTranscriptAnalyzer.ipynb</w:t>
       </w:r>
+      <w:proofErr w:type="spellEnd"/>
       <w:r>
         <w:t xml:space="preserve"> with the project virtual environment as</w:t>
       </w:r>
-    </w:p>
-    <w:p>
+      <w:r>
+        <w:t xml:space="preserve"> </w:t>
+      </w:r>
       <w:r>
         <w:t>the kernel. Run the workflow-definition code cell, then run the analysis cell.</w:t>
       </w:r>
-    </w:p>
-    <w:p>
+      <w:r>
+        <w:t xml:space="preserve"> </w:t>
+      </w:r>
       <w:r>
         <w:t xml:space="preserve">The analysis cell reads </w:t>
       </w:r>
@@ -5902,8 +6156,9 @@
       <w:r>
         <w:t xml:space="preserve"> relative to the current</w:t>
       </w:r>
-    </w:p>
-    <w:p>
+      <w:r>
+        <w:t xml:space="preserve"> </w:t>
+      </w:r>
       <w:r>
         <w:t>working directory. Set the API key before running it.</w:t>
       </w:r>
@@ -5922,21 +6177,32 @@
         <w:spacing w:after="0"/>
         <w:ind w:left="259"/>
       </w:pPr>
+      <w:proofErr w:type="spellStart"/>
       <w:r>
         <w:rPr>
           <w:rFonts w:ascii="Consolas" w:hAnsi="Consolas"/>
           <w:color w:val="2D3748"/>
           <w:sz w:val="17"/>
         </w:rPr>
-        <w:t>.\.venv\Scripts\streamlit.exe run app.py</w:t>
+        <w:t>streamlit</w:t>
+      </w:r>
+      <w:proofErr w:type="spellEnd"/>
+      <w:r>
+        <w:rPr>
+          <w:rFonts w:ascii="Consolas" w:hAnsi="Consolas"/>
+          <w:color w:val="2D3748"/>
+          <w:sz w:val="17"/>
+        </w:rPr>
+        <w:t xml:space="preserve"> run app.py</w:t>
       </w:r>
     </w:p>
     <w:p>
       <w:r>
         <w:t>The app begins with the sample transcript loaded. Replace it with another</w:t>
       </w:r>
-    </w:p>
-    <w:p>
+      <w:r>
+        <w:t xml:space="preserve"> </w:t>
+      </w:r>
       <w:r>
         <w:t xml:space="preserve">transcript and select </w:t>
       </w:r>
@@ -5955,6 +6221,7 @@
         <w:pStyle w:val="Heading1"/>
       </w:pPr>
       <w:r>
+        <w:lastRenderedPageBreak/>
         <w:t>10. Error handling and operational behavior</w:t>
       </w:r>
     </w:p>
@@ -5981,15 +6248,53 @@
       <w:r>
         <w:t>Model, provider, parsing, and graph exceptions are surfaced as an error</w:t>
       </w:r>
+      <w:r>
+        <w:t xml:space="preserve"> </w:t>
+      </w:r>
+      <w:r>
+        <w:t xml:space="preserve">message and exception detail in the </w:t>
+      </w:r>
+      <w:proofErr w:type="spellStart"/>
+      <w:r>
+        <w:t>Streamlit</w:t>
+      </w:r>
+      <w:proofErr w:type="spellEnd"/>
+      <w:r>
+        <w:t xml:space="preserve"> app; they are not converted</w:t>
+      </w:r>
+      <w:r>
+        <w:t xml:space="preserve"> </w:t>
+      </w:r>
+      <w:r>
+        <w:t>into successful-looking empty results.</w:t>
+      </w:r>
     </w:p>
     <w:p>
-      <w:r>
-        <w:t>message and exception detail in the Streamlit app; they are not converted</w:t>
+      <w:pPr>
+        <w:pStyle w:val="ListBullet"/>
+      </w:pPr>
+      <w:r>
+        <w:t>Invalid structured output is rejected through dictionary-schema validation</w:t>
+      </w:r>
+      <w:r>
+        <w:t xml:space="preserve"> </w:t>
+      </w:r>
+      <w:r>
+        <w:t>functions.</w:t>
       </w:r>
     </w:p>
     <w:p>
-      <w:r>
-        <w:t>into successful-looking empty results.</w:t>
+      <w:pPr>
+        <w:pStyle w:val="ListBullet"/>
+      </w:pPr>
+      <w:r>
+        <w:t>A mismatch between extracted actions and returned task priorities raises an</w:t>
+      </w:r>
+      <w:r>
+        <w:t xml:space="preserve"> </w:t>
+      </w:r>
+      <w:r>
+        <w:t>explicit error.</w:t>
       </w:r>
     </w:p>
     <w:p>
@@ -5997,59 +6302,45 @@
         <w:pStyle w:val="ListBullet"/>
       </w:pPr>
       <w:r>
-        <w:t>Invalid structured output is rejected through dictionary-schema validation</w:t>
+        <w:t>The first local embedding-model initialization may take longer because it</w:t>
+      </w:r>
+      <w:r>
+        <w:t xml:space="preserve"> </w:t>
+      </w:r>
+      <w:r>
+        <w:t>loads or downloads model files.</w:t>
       </w:r>
     </w:p>
     <w:p>
-      <w:r>
-        <w:t>functions.</w:t>
-      </w:r>
-    </w:p>
-    <w:p>
       <w:pPr>
         <w:pStyle w:val="ListBullet"/>
       </w:pPr>
       <w:r>
-        <w:t>A mismatch between extracted actions and returned task priorities raises an</w:t>
-      </w:r>
-    </w:p>
-    <w:p>
-      <w:r>
-        <w:t>explicit error.</w:t>
-      </w:r>
-    </w:p>
-    <w:p>
-      <w:pPr>
-        <w:pStyle w:val="ListBullet"/>
-      </w:pPr>
-      <w:r>
-        <w:t>The first local embedding-model initialization may take longer because it</w:t>
-      </w:r>
-    </w:p>
-    <w:p>
-      <w:r>
-        <w:t>loads or downloads model files.</w:t>
-      </w:r>
-    </w:p>
-    <w:p>
-      <w:pPr>
-        <w:pStyle w:val="ListBullet"/>
-      </w:pPr>
-      <w:r>
         <w:t>LLM network requests use a 90-second timeout in the notebook workflow.</w:t>
       </w:r>
-    </w:p>
-    <w:p>
+      <w:r>
+        <w:t xml:space="preserve"> </w:t>
+      </w:r>
       <w:r>
         <w:t>Exception details shown in the browser can expose internal diagnostic</w:t>
       </w:r>
-    </w:p>
-    <w:p>
-      <w:r>
-        <w:t>information. For a public deployment, replace detailed tracebacks with</w:t>
-      </w:r>
-    </w:p>
-    <w:p>
+      <w:r>
+        <w:t xml:space="preserve"> </w:t>
+      </w:r>
+      <w:r>
+        <w:t xml:space="preserve">information. For </w:t>
+      </w:r>
+      <w:proofErr w:type="gramStart"/>
+      <w:r>
+        <w:t>a public</w:t>
+      </w:r>
+      <w:proofErr w:type="gramEnd"/>
+      <w:r>
+        <w:t xml:space="preserve"> deployment, replace detailed tracebacks with</w:t>
+      </w:r>
+      <w:r>
+        <w:t xml:space="preserve"> </w:t>
+      </w:r>
       <w:r>
         <w:t>user-safe messages and write diagnostics to access-controlled server logs.</w:t>
       </w:r>
@@ -6093,10 +6384,19 @@
       <w:r>
         <w:t>) completed with no</w:t>
       </w:r>
+      <w:r>
+        <w:t xml:space="preserve"> </w:t>
+      </w:r>
+      <w:r>
+        <w:t>broken requirements.</w:t>
+      </w:r>
     </w:p>
     <w:p>
-      <w:r>
-        <w:t>broken requirements.</w:t>
+      <w:pPr>
+        <w:pStyle w:val="ListBullet"/>
+      </w:pPr>
+      <w:r>
+        <w:t>Notebook JSON and its Python code cells were parsed for syntax.</w:t>
       </w:r>
     </w:p>
     <w:p>
@@ -6104,16 +6404,22 @@
         <w:pStyle w:val="ListBullet"/>
       </w:pPr>
       <w:r>
-        <w:lastRenderedPageBreak/>
-        <w:t>Notebook JSON and its Python code cells were parsed for syntax.</w:t>
+        <w:t>The app's notebook loader was exercised with the renamed notebook.</w:t>
       </w:r>
     </w:p>
     <w:p>
       <w:pPr>
         <w:pStyle w:val="ListBullet"/>
-      </w:pPr>
-      <w:r>
-        <w:t>The app's notebook loader was exercised with the renamed notebook.</w:t>
+        <w:jc w:val="both"/>
+      </w:pPr>
+      <w:r>
+        <w:t>Deterministic mock-model tests exercised the action path and confirmed that</w:t>
+      </w:r>
+      <w:r>
+        <w:t xml:space="preserve"> </w:t>
+      </w:r>
+      <w:r>
+        <w:t>priority classification runs when actions are present.</w:t>
       </w:r>
     </w:p>
     <w:p>
@@ -6121,157 +6427,396 @@
         <w:pStyle w:val="ListBullet"/>
       </w:pPr>
       <w:r>
-        <w:t>Deterministic mock-model tests exercised the action path and confirmed that</w:t>
+        <w:t>A deterministic mock-model test confirmed that priority classification is</w:t>
+      </w:r>
+      <w:r>
+        <w:t xml:space="preserve"> </w:t>
+      </w:r>
+      <w:r>
+        <w:t>skipped when the action list is empty.</w:t>
       </w:r>
     </w:p>
     <w:p>
-      <w:r>
-        <w:t>priority classification runs when actions are present.</w:t>
+      <w:pPr>
+        <w:pStyle w:val="ListBullet"/>
+      </w:pPr>
+      <w:r>
+        <w:t>Blank-transcript handling was tested at the graph input.</w:t>
       </w:r>
     </w:p>
     <w:p>
       <w:pPr>
-        <w:pStyle w:val="ListBullet"/>
-      </w:pPr>
-      <w:r>
-        <w:t>A deterministic mock-model test confirmed that priority classification is</w:t>
+        <w:pStyle w:val="Heading2"/>
+      </w:pPr>
+      <w:r>
+        <w:t>11.2 Not yet evaluated</w:t>
       </w:r>
     </w:p>
     <w:p>
-      <w:r>
-        <w:t>skipped when the action list is empty.</w:t>
+      <w:pPr>
+        <w:jc w:val="both"/>
+      </w:pPr>
+      <w:r>
+        <w:t>The checks above establish application wiring and selected control flow, not</w:t>
+      </w:r>
+      <w:r>
+        <w:t xml:space="preserve"> </w:t>
+      </w:r>
+      <w:r>
+        <w:t xml:space="preserve">the quality of the model's analysis. </w:t>
+      </w:r>
+      <w:proofErr w:type="gramStart"/>
+      <w:r>
+        <w:t>No</w:t>
+      </w:r>
+      <w:proofErr w:type="gramEnd"/>
+      <w:r>
+        <w:t xml:space="preserve"> statistically meaningful accuracy,</w:t>
+      </w:r>
+      <w:r>
+        <w:t xml:space="preserve"> </w:t>
+      </w:r>
+      <w:r>
+        <w:t>precision, recall, F1 score, latency benchmark, user study, or comparison</w:t>
+      </w:r>
+      <w:r>
+        <w:t xml:space="preserve"> </w:t>
+      </w:r>
+      <w:r>
+        <w:t xml:space="preserve">against human minutes has been measured. Mock outputs do not test </w:t>
+      </w:r>
+      <w:proofErr w:type="spellStart"/>
+      <w:r>
+        <w:t>OpenRouter's</w:t>
+      </w:r>
+      <w:proofErr w:type="spellEnd"/>
+      <w:r>
+        <w:t xml:space="preserve"> </w:t>
+      </w:r>
+      <w:r>
+        <w:t>live response behavior. A live end-</w:t>
+      </w:r>
+      <w:proofErr w:type="gramStart"/>
+      <w:r>
+        <w:t>to-</w:t>
+      </w:r>
+      <w:proofErr w:type="gramEnd"/>
+      <w:r>
+        <w:t>end run must be performed with a valid</w:t>
+      </w:r>
+      <w:r>
+        <w:t xml:space="preserve"> </w:t>
+      </w:r>
+      <w:r>
+        <w:t>key and available provider before claiming that the deployed model succeeds</w:t>
+      </w:r>
+      <w:r>
+        <w:t xml:space="preserve"> </w:t>
+      </w:r>
+      <w:r>
+        <w:t>for a particular transcript.</w:t>
       </w:r>
     </w:p>
     <w:p>
       <w:pPr>
-        <w:pStyle w:val="ListBullet"/>
-      </w:pPr>
-      <w:r>
-        <w:t>Blank-transcript handling was tested at the graph input.</w:t>
+        <w:pStyle w:val="Heading2"/>
+      </w:pPr>
+      <w:r>
+        <w:t>11.3 Recommended evaluation plan</w:t>
       </w:r>
     </w:p>
     <w:p>
-      <w:pPr>
-        <w:pStyle w:val="ListBullet"/>
-      </w:pPr>
-      <w:r>
-        <w:t>Streamlit was launched and returned HTTP 200; the banner, transcript editor,</w:t>
+      <w:r>
+        <w:t>Before making quality claims:</w:t>
       </w:r>
     </w:p>
     <w:p>
-      <w:r>
-        <w:t>and analyze control were inspected in a browser smoke test.</w:t>
+      <w:pPr>
+        <w:pStyle w:val="ListNumber"/>
+      </w:pPr>
+      <w:r>
+        <w:t>Collect a diverse set of transcripts for which data use is authorized.</w:t>
+      </w:r>
+      <w:r>
+        <w:t xml:space="preserve"> </w:t>
+      </w:r>
+      <w:r>
+        <w:t>Ask at least one human reviewer (preferably two for a subset) to annotate</w:t>
+      </w:r>
+      <w:r>
+        <w:t xml:space="preserve"> </w:t>
+      </w:r>
+      <w:r>
+        <w:t>topics, a reference summary, explicit action items, owners, and urgency.</w:t>
+      </w:r>
+      <w:r>
+        <w:t xml:space="preserve"> </w:t>
+      </w:r>
+      <w:r>
+        <w:t>Define annotation guidelines for implicit owners, duplicate actions,</w:t>
+      </w:r>
+      <w:r>
+        <w:t xml:space="preserve"> </w:t>
+      </w:r>
+      <w:r>
+        <w:t>tentative language, decisions, and ambiguous deadlines.</w:t>
       </w:r>
     </w:p>
     <w:p>
       <w:pPr>
-        <w:pStyle w:val="Heading2"/>
-      </w:pPr>
-      <w:r>
-        <w:t>11.2 Not yet evaluated</w:t>
+        <w:pStyle w:val="ListNumber"/>
+      </w:pPr>
+      <w:r>
+        <w:t>Evaluate each component separately:</w:t>
       </w:r>
     </w:p>
     <w:p>
-      <w:r>
-        <w:t>The checks above establish application wiring and selected control flow, not</w:t>
+      <w:pPr>
+        <w:pStyle w:val="ListBullet"/>
+      </w:pPr>
+      <w:r>
+        <w:t>Topic extraction: human relevance/coverage ratings or a documented</w:t>
+      </w:r>
+      <w:r>
+        <w:t xml:space="preserve"> </w:t>
+      </w:r>
+      <w:r>
+        <w:t>topic-label matching method.</w:t>
       </w:r>
     </w:p>
     <w:p>
-      <w:r>
-        <w:t>the quality of the model's analysis. No statistically meaningful accuracy,</w:t>
+      <w:pPr>
+        <w:pStyle w:val="ListBullet"/>
+      </w:pPr>
+      <w:r>
+        <w:t>Summary: factual-consistency, coverage, and readability ratings from</w:t>
+      </w:r>
+      <w:r>
+        <w:t xml:space="preserve"> </w:t>
+      </w:r>
+      <w:r>
+        <w:t>human reviewers; automatic overlap metrics alone are insufficient.</w:t>
       </w:r>
     </w:p>
     <w:p>
-      <w:r>
-        <w:t>precision, recall, F1 score, latency benchmark, user study, or comparison</w:t>
+      <w:pPr>
+        <w:pStyle w:val="ListBullet"/>
+      </w:pPr>
+      <w:r>
+        <w:t>Action items: precision, recall, and F1 using a clearly defined match</w:t>
+      </w:r>
+      <w:r>
+        <w:t xml:space="preserve"> </w:t>
+      </w:r>
+      <w:r>
+        <w:t>rule for task descriptions.</w:t>
       </w:r>
     </w:p>
     <w:p>
-      <w:r>
-        <w:t>against human minutes has been measured. Mock outputs do not test OpenRouter's</w:t>
+      <w:pPr>
+        <w:pStyle w:val="ListBullet"/>
+      </w:pPr>
+      <w:r>
+        <w:t>Owners: exact/normalized owner accuracy, with a separate score for</w:t>
+      </w:r>
+      <w:r>
+        <w:t xml:space="preserve"> </w:t>
+      </w:r>
+      <w:r>
+        <w:t>correctly identifying unspecified owners.</w:t>
       </w:r>
     </w:p>
     <w:p>
-      <w:r>
-        <w:t>live response behavior. A live end-to-end run must be performed with a valid</w:t>
+      <w:pPr>
+        <w:pStyle w:val="ListBullet"/>
+      </w:pPr>
+      <w:r>
+        <w:t>Priority: per-task accuracy, confusion matrix, and class-wise</w:t>
+      </w:r>
+      <w:r>
+        <w:t xml:space="preserve"> </w:t>
+      </w:r>
+      <w:r>
+        <w:t>precision/recall/F1.</w:t>
       </w:r>
     </w:p>
     <w:p>
-      <w:r>
-        <w:t>key and available provider before claiming that the deployed model succeeds</w:t>
+      <w:pPr>
+        <w:pStyle w:val="ListNumber"/>
+      </w:pPr>
+      <w:r>
+        <w:t>Record model identifier, date, prompt version, transcript length, and</w:t>
+      </w:r>
+      <w:r>
+        <w:t xml:space="preserve"> </w:t>
+      </w:r>
+      <w:r>
+        <w:t>failures for reproducibility; never log secrets.</w:t>
       </w:r>
     </w:p>
     <w:p>
-      <w:r>
-        <w:t>for a particular transcript.</w:t>
+      <w:pPr>
+        <w:pStyle w:val="ListNumber"/>
+      </w:pPr>
+      <w:r>
+        <w:lastRenderedPageBreak/>
+        <w:t>Include edge cases such as no tasks, multiple owners, tentative</w:t>
+      </w:r>
+      <w:r>
+        <w:t xml:space="preserve"> </w:t>
+      </w:r>
+      <w:r>
+        <w:t>suggestions, conflicting deadlines, multilingual text, and long transcripts.</w:t>
+      </w:r>
+      <w:r>
+        <w:t xml:space="preserve"> </w:t>
+      </w:r>
+      <w:r>
+        <w:t>Report sample size, annotation procedure, metric definitions, and</w:t>
       </w:r>
     </w:p>
     <w:p>
-      <w:pPr>
-        <w:pStyle w:val="Heading2"/>
-      </w:pPr>
-      <w:r>
-        <w:t>11.3 Recommended evaluation plan</w:t>
+      <w:r>
+        <w:t>limitations alongside results.</w:t>
       </w:r>
     </w:p>
     <w:p>
-      <w:r>
-        <w:t>Before making quality claims:</w:t>
+      <w:pPr>
+        <w:pStyle w:val="Heading1"/>
+      </w:pPr>
+      <w:r>
+        <w:t>12. Limitations</w:t>
       </w:r>
     </w:p>
     <w:p>
       <w:pPr>
-        <w:pStyle w:val="ListNumber"/>
-      </w:pPr>
-      <w:r>
-        <w:t>Collect a diverse set of transcripts for which data use is authorized.</w:t>
+        <w:pStyle w:val="Heading2"/>
+      </w:pPr>
+      <w:r>
+        <w:t>12.1 Model and reasoning limitations</w:t>
       </w:r>
     </w:p>
     <w:p>
       <w:pPr>
-        <w:pStyle w:val="ListNumber"/>
-      </w:pPr>
-      <w:r>
-        <w:t>Ask at least one human reviewer (preferably two for a subset) to annotate</w:t>
+        <w:pStyle w:val="ListBullet"/>
+        <w:jc w:val="both"/>
+      </w:pPr>
+      <w:r>
+        <w:t>Generative models can omit, merge, misstate, or invent details, including</w:t>
+      </w:r>
+      <w:r>
+        <w:t xml:space="preserve"> </w:t>
+      </w:r>
+      <w:r>
+        <w:t>tasks, names, deadlines, and priorities.</w:t>
       </w:r>
     </w:p>
     <w:p>
-      <w:r>
-        <w:t>topics, a reference summary, explicit action items, owners, and urgency.</w:t>
+      <w:pPr>
+        <w:pStyle w:val="ListBullet"/>
+        <w:jc w:val="both"/>
+      </w:pPr>
+      <w:r>
+        <w:t>Dictionary-schema validation checks structure and selected field</w:t>
+      </w:r>
+      <w:r>
+        <w:t xml:space="preserve"> </w:t>
+      </w:r>
+      <w:r>
+        <w:t>constraints; it does not prove that a claim is supported by the transcript.</w:t>
       </w:r>
     </w:p>
     <w:p>
       <w:pPr>
-        <w:pStyle w:val="ListNumber"/>
-      </w:pPr>
-      <w:r>
-        <w:t>Define annotation guidelines for implicit owners, duplicate actions,</w:t>
+        <w:pStyle w:val="ListBullet"/>
+        <w:jc w:val="both"/>
+      </w:pPr>
+      <w:r>
+        <w:t>Priority labels follow prompt guidance, not an auditable deterministic</w:t>
+      </w:r>
+      <w:r>
+        <w:t xml:space="preserve"> </w:t>
+      </w:r>
+      <w:r>
+        <w:t>scoring system. Similar transcripts can receive different labels across</w:t>
+      </w:r>
+      <w:r>
+        <w:t xml:space="preserve"> </w:t>
+      </w:r>
+      <w:r>
+        <w:t>model versions or provider behavior.</w:t>
       </w:r>
     </w:p>
     <w:p>
-      <w:r>
-        <w:t>tentative language, decisions, and ambiguous deadlines.</w:t>
+      <w:pPr>
+        <w:pStyle w:val="ListBullet"/>
+        <w:jc w:val="both"/>
+      </w:pPr>
+      <w:r>
+        <w:t>A task owner may be ambiguous, referred to by a role, or mentioned in a</w:t>
+      </w:r>
+      <w:r>
+        <w:t xml:space="preserve"> </w:t>
+      </w:r>
+      <w:r>
+        <w:t>different statement. The current implementation does not resolve identity</w:t>
+      </w:r>
+      <w:r>
+        <w:t xml:space="preserve"> </w:t>
+      </w:r>
+      <w:r>
+        <w:t>against a company directory.</w:t>
       </w:r>
     </w:p>
     <w:p>
       <w:pPr>
-        <w:pStyle w:val="ListNumber"/>
-      </w:pPr>
-      <w:r>
-        <w:t>Evaluate each component separately:</w:t>
+        <w:pStyle w:val="ListBullet"/>
+        <w:jc w:val="both"/>
+      </w:pPr>
+      <w:r>
+        <w:t>The 3–5 sentence validator counts sentence-like spans by punctuation and</w:t>
+      </w:r>
+      <w:r>
+        <w:t xml:space="preserve"> </w:t>
+      </w:r>
+      <w:r>
+        <w:t>whitespace. Abbreviations, decimal numbers, or unusual punctuation can</w:t>
+      </w:r>
+      <w:r>
+        <w:t xml:space="preserve"> </w:t>
+      </w:r>
+      <w:r>
+        <w:t>cause it to count sentences imperfectly.</w:t>
       </w:r>
     </w:p>
     <w:p>
       <w:pPr>
-        <w:pStyle w:val="ListBullet"/>
-      </w:pPr>
-      <w:r>
-        <w:t>Topic extraction: human relevance/coverage ratings or a documented</w:t>
+        <w:pStyle w:val="Heading2"/>
+      </w:pPr>
+      <w:r>
+        <w:t>12.2 Input and context limitations</w:t>
       </w:r>
     </w:p>
     <w:p>
-      <w:r>
-        <w:t>topic-label matching method.</w:t>
+      <w:pPr>
+        <w:pStyle w:val="ListBullet"/>
+      </w:pPr>
+      <w:r>
+        <w:t>Only text input is supported. Audio transcription, video, file-upload</w:t>
+      </w:r>
+      <w:r>
+        <w:t xml:space="preserve"> </w:t>
+      </w:r>
+      <w:r>
+        <w:t xml:space="preserve">parsing, and automatic speaker </w:t>
+      </w:r>
+      <w:proofErr w:type="spellStart"/>
+      <w:r>
+        <w:t>diarization</w:t>
+      </w:r>
+      <w:proofErr w:type="spellEnd"/>
+      <w:r>
+        <w:t xml:space="preserve"> are not implemented.</w:t>
       </w:r>
     </w:p>
     <w:p>
@@ -6279,12 +6824,41 @@
         <w:pStyle w:val="ListBullet"/>
       </w:pPr>
       <w:r>
-        <w:t>Summary: factual-consistency, coverage, and readability ratings from</w:t>
+        <w:t xml:space="preserve">Segmentation uses simple </w:t>
+      </w:r>
+      <w:proofErr w:type="gramStart"/>
+      <w:r>
+        <w:t>line</w:t>
+      </w:r>
+      <w:proofErr w:type="gramEnd"/>
+      <w:r>
+        <w:t xml:space="preserve"> and punctuation splitting; it does not</w:t>
+      </w:r>
+      <w:r>
+        <w:t xml:space="preserve"> </w:t>
+      </w:r>
+      <w:r>
+        <w:t>preserve a formal transcript structure or perform discourse-aware chunking.</w:t>
       </w:r>
     </w:p>
     <w:p>
-      <w:r>
-        <w:t>human reviewers; automatic overlap metrics alone are insufficient.</w:t>
+      <w:pPr>
+        <w:pStyle w:val="ListBullet"/>
+      </w:pPr>
+      <w:r>
+        <w:t>The full transcript is sent to each relevant LLM call together with</w:t>
+      </w:r>
+      <w:r>
+        <w:t xml:space="preserve"> </w:t>
+      </w:r>
+      <w:r>
+        <w:t>retrieved excerpts. Very long transcripts may exceed upstream context</w:t>
+      </w:r>
+      <w:r>
+        <w:t xml:space="preserve"> </w:t>
+      </w:r>
+      <w:r>
+        <w:t>limits, raise request errors, or incur more latency and cost.</w:t>
       </w:r>
     </w:p>
     <w:p>
@@ -6292,285 +6866,68 @@
         <w:pStyle w:val="ListBullet"/>
       </w:pPr>
       <w:r>
-        <w:t>Action items: precision, recall, and F1 using a clearly defined match</w:t>
+        <w:t>There is no explicit maximum transcript length, truncation strategy, token</w:t>
+      </w:r>
+      <w:r>
+        <w:t xml:space="preserve"> </w:t>
+      </w:r>
+      <w:r>
+        <w:t>counter, or map-reduce summary strategy.</w:t>
       </w:r>
     </w:p>
     <w:p>
-      <w:r>
-        <w:t>rule for task descriptions.</w:t>
+      <w:pPr>
+        <w:pStyle w:val="ListBullet"/>
+      </w:pPr>
+      <w:r>
+        <w:t>The local excerpt ranking uses one generic query per stage and a maximum</w:t>
+      </w:r>
+      <w:r>
+        <w:t xml:space="preserve"> </w:t>
+      </w:r>
+      <w:r>
+        <w:t>of eight segments. Ranking may miss relevant context, especially where the</w:t>
+      </w:r>
+      <w:r>
+        <w:t xml:space="preserve"> </w:t>
+      </w:r>
+      <w:r>
+        <w:t>meeting uses domain-specific terms or pronouns.</w:t>
       </w:r>
     </w:p>
     <w:p>
       <w:pPr>
-        <w:pStyle w:val="ListBullet"/>
-      </w:pPr>
-      <w:r>
-        <w:t>Owners: exact/normalized owner accuracy, with a separate score for</w:t>
+        <w:pStyle w:val="Heading2"/>
+      </w:pPr>
+      <w:r>
+        <w:t>12.3 Provider and deployment limitations</w:t>
       </w:r>
     </w:p>
     <w:p>
-      <w:r>
-        <w:t>correctly identifying unspecified owners.</w:t>
+      <w:pPr>
+        <w:pStyle w:val="ListBullet"/>
+      </w:pPr>
+      <w:r>
+        <w:t xml:space="preserve">LLM analysis requires an internet connection, valid </w:t>
+      </w:r>
+      <w:proofErr w:type="spellStart"/>
+      <w:r>
+        <w:t>OpenRouter</w:t>
+      </w:r>
+      <w:proofErr w:type="spellEnd"/>
+      <w:r>
+        <w:t xml:space="preserve"> </w:t>
+      </w:r>
+      <w:r>
+        <w:t>credentials, and provider/model availability.</w:t>
       </w:r>
     </w:p>
     <w:p>
       <w:pPr>
         <w:pStyle w:val="ListBullet"/>
-      </w:pPr>
-      <w:r>
-        <w:t>Priority: per-task accuracy, confusion matrix, and class-wise</w:t>
-      </w:r>
-    </w:p>
-    <w:p>
-      <w:r>
-        <w:t>precision/recall/F1.</w:t>
-      </w:r>
-    </w:p>
-    <w:p>
-      <w:pPr>
-        <w:pStyle w:val="ListNumber"/>
-      </w:pPr>
-      <w:r>
-        <w:t>Record model identifier, date, prompt version, transcript length, and</w:t>
-      </w:r>
-    </w:p>
-    <w:p>
-      <w:r>
-        <w:lastRenderedPageBreak/>
-        <w:t>failures for reproducibility; never log secrets.</w:t>
-      </w:r>
-    </w:p>
-    <w:p>
-      <w:pPr>
-        <w:pStyle w:val="ListNumber"/>
-      </w:pPr>
-      <w:r>
-        <w:t>Include edge cases such as no tasks, multiple owners, tentative</w:t>
-      </w:r>
-    </w:p>
-    <w:p>
-      <w:r>
-        <w:t>suggestions, conflicting deadlines, multilingual text, and long transcripts.</w:t>
-      </w:r>
-    </w:p>
-    <w:p>
-      <w:pPr>
-        <w:pStyle w:val="ListNumber"/>
-      </w:pPr>
-      <w:r>
-        <w:t>Report sample size, annotation procedure, metric definitions, and</w:t>
-      </w:r>
-    </w:p>
-    <w:p>
-      <w:r>
-        <w:t>limitations alongside results.</w:t>
-      </w:r>
-    </w:p>
-    <w:p>
-      <w:pPr>
-        <w:pStyle w:val="Heading1"/>
-      </w:pPr>
-      <w:r>
-        <w:t>12. Limitations</w:t>
-      </w:r>
-    </w:p>
-    <w:p>
-      <w:pPr>
-        <w:pStyle w:val="Heading2"/>
-      </w:pPr>
-      <w:r>
-        <w:t>12.1 Model and reasoning limitations</w:t>
-      </w:r>
-    </w:p>
-    <w:p>
-      <w:pPr>
-        <w:pStyle w:val="ListBullet"/>
-      </w:pPr>
-      <w:r>
-        <w:t>Generative models can omit, merge, misstate, or invent details, including</w:t>
-      </w:r>
-    </w:p>
-    <w:p>
-      <w:r>
-        <w:t>tasks, names, deadlines, and priorities.</w:t>
-      </w:r>
-    </w:p>
-    <w:p>
-      <w:pPr>
-        <w:pStyle w:val="ListBullet"/>
-      </w:pPr>
-      <w:r>
-        <w:t>Dictionary-schema validation checks structure and selected field</w:t>
-      </w:r>
-    </w:p>
-    <w:p>
-      <w:r>
-        <w:t>constraints; it does not prove that a claim is supported by the transcript.</w:t>
-      </w:r>
-    </w:p>
-    <w:p>
-      <w:pPr>
-        <w:pStyle w:val="ListBullet"/>
-      </w:pPr>
-      <w:r>
-        <w:t>Priority labels follow prompt guidance, not an auditable deterministic</w:t>
-      </w:r>
-    </w:p>
-    <w:p>
-      <w:r>
-        <w:t>scoring system. Similar transcripts can receive different labels across</w:t>
-      </w:r>
-    </w:p>
-    <w:p>
-      <w:r>
-        <w:t>model versions or provider behavior.</w:t>
-      </w:r>
-    </w:p>
-    <w:p>
-      <w:pPr>
-        <w:pStyle w:val="ListBullet"/>
-      </w:pPr>
-      <w:r>
-        <w:t>A task owner may be ambiguous, referred to by a role, or mentioned in a</w:t>
-      </w:r>
-    </w:p>
-    <w:p>
-      <w:r>
-        <w:t>different statement. The current implementation does not resolve identity</w:t>
-      </w:r>
-    </w:p>
-    <w:p>
-      <w:r>
-        <w:t>against a company directory.</w:t>
-      </w:r>
-    </w:p>
-    <w:p>
-      <w:pPr>
-        <w:pStyle w:val="ListBullet"/>
-      </w:pPr>
-      <w:r>
-        <w:t>The 3–5 sentence validator counts sentence-like spans by punctuation and</w:t>
-      </w:r>
-    </w:p>
-    <w:p>
-      <w:r>
-        <w:t>whitespace. Abbreviations, decimal numbers, or unusual punctuation can</w:t>
-      </w:r>
-    </w:p>
-    <w:p>
-      <w:r>
-        <w:t>cause it to count sentences imperfectly.</w:t>
-      </w:r>
-    </w:p>
-    <w:p>
-      <w:pPr>
-        <w:pStyle w:val="Heading2"/>
-      </w:pPr>
-      <w:r>
-        <w:t>12.2 Input and context limitations</w:t>
-      </w:r>
-    </w:p>
-    <w:p>
-      <w:pPr>
-        <w:pStyle w:val="ListBullet"/>
-      </w:pPr>
-      <w:r>
-        <w:t>Only text input is supported. Audio transcription, video, file-upload</w:t>
-      </w:r>
-    </w:p>
-    <w:p>
-      <w:r>
-        <w:t>parsing, and automatic speaker diarization are not implemented.</w:t>
-      </w:r>
-    </w:p>
-    <w:p>
-      <w:pPr>
-        <w:pStyle w:val="ListBullet"/>
-      </w:pPr>
-      <w:r>
-        <w:t>Segmentation uses simple line and punctuation splitting; it does not</w:t>
-      </w:r>
-    </w:p>
-    <w:p>
-      <w:r>
-        <w:t>preserve a formal transcript structure or perform discourse-aware chunking.</w:t>
-      </w:r>
-    </w:p>
-    <w:p>
-      <w:pPr>
-        <w:pStyle w:val="ListBullet"/>
-      </w:pPr>
-      <w:r>
-        <w:t>The full transcript is sent to each relevant LLM call together with</w:t>
-      </w:r>
-    </w:p>
-    <w:p>
-      <w:r>
-        <w:t>retrieved excerpts. Very long transcripts may exceed upstream context</w:t>
-      </w:r>
-    </w:p>
-    <w:p>
-      <w:r>
-        <w:t>limits, raise request errors, or incur more latency and cost.</w:t>
-      </w:r>
-    </w:p>
-    <w:p>
-      <w:pPr>
-        <w:pStyle w:val="ListBullet"/>
-      </w:pPr>
-      <w:r>
-        <w:t>There is no explicit maximum transcript length, truncation strategy, token</w:t>
-      </w:r>
-    </w:p>
-    <w:p>
-      <w:r>
-        <w:t>counter, or map-reduce summary strategy.</w:t>
-      </w:r>
-    </w:p>
-    <w:p>
-      <w:pPr>
-        <w:pStyle w:val="ListBullet"/>
-      </w:pPr>
-      <w:r>
-        <w:t>The local excerpt ranking uses one generic query per stage and a maximum</w:t>
-      </w:r>
-    </w:p>
-    <w:p>
-      <w:r>
-        <w:t>of eight segments. Ranking may miss relevant context, especially where the</w:t>
-      </w:r>
-    </w:p>
-    <w:p>
-      <w:r>
-        <w:t>meeting uses domain-specific terms or pronouns.</w:t>
-      </w:r>
-    </w:p>
-    <w:p>
-      <w:pPr>
-        <w:pStyle w:val="Heading2"/>
-      </w:pPr>
-      <w:r>
-        <w:lastRenderedPageBreak/>
-        <w:t>12.3 Provider and deployment limitations</w:t>
-      </w:r>
-    </w:p>
-    <w:p>
-      <w:pPr>
-        <w:pStyle w:val="ListBullet"/>
-      </w:pPr>
-      <w:r>
-        <w:t>LLM analysis requires an internet connection, valid OpenRouter</w:t>
-      </w:r>
-    </w:p>
-    <w:p>
-      <w:r>
-        <w:t>credentials, and provider/model availability.</w:t>
-      </w:r>
-    </w:p>
-    <w:p>
-      <w:pPr>
-        <w:pStyle w:val="ListBullet"/>
-      </w:pPr>
+        <w:jc w:val="both"/>
+      </w:pPr>
+      <w:proofErr w:type="gramStart"/>
       <w:r>
         <w:t xml:space="preserve">A </w:t>
       </w:r>
@@ -6582,109 +6939,146 @@
         </w:rPr>
         <w:t>:free</w:t>
       </w:r>
-      <w:r>
-        <w:t xml:space="preserve"> model endpoint may have changing availability, quotas, throughput,</w:t>
+      <w:proofErr w:type="gramEnd"/>
+      <w:r>
+        <w:t xml:space="preserve"> model endpoint may have </w:t>
+      </w:r>
+      <w:r>
+        <w:t>changed</w:t>
+      </w:r>
+      <w:r>
+        <w:t xml:space="preserve"> availability, quotas, throughput,</w:t>
+      </w:r>
+      <w:r>
+        <w:t xml:space="preserve"> </w:t>
+      </w:r>
+      <w:r>
+        <w:t>or provider-side behavior; no service-level guarantee is implemented here.</w:t>
       </w:r>
     </w:p>
     <w:p>
-      <w:r>
-        <w:t>or provider-side behavior; no service-level guarantee is implemented here.</w:t>
+      <w:pPr>
+        <w:pStyle w:val="ListBullet"/>
+      </w:pPr>
+      <w:r>
+        <w:t>The project does not retry rate limits, fail over to another model, queue</w:t>
+      </w:r>
+      <w:r>
+        <w:t xml:space="preserve"> </w:t>
+      </w:r>
+      <w:r>
+        <w:t>jobs, or stream partial model results.</w:t>
       </w:r>
     </w:p>
     <w:p>
       <w:pPr>
         <w:pStyle w:val="ListBullet"/>
-      </w:pPr>
-      <w:r>
-        <w:t>The project does not retry rate limits, fail over to another model, queue</w:t>
+        <w:jc w:val="both"/>
+      </w:pPr>
+      <w:r>
+        <w:t>Embedding computation is local but CPU-based. First-use model download and</w:t>
+      </w:r>
+      <w:r>
+        <w:t xml:space="preserve"> </w:t>
+      </w:r>
+      <w:r>
+        <w:t>memory use depend on the host machine and cache state.</w:t>
       </w:r>
     </w:p>
     <w:p>
-      <w:r>
-        <w:t>jobs, or stream partial model results.</w:t>
+      <w:pPr>
+        <w:pStyle w:val="ListBullet"/>
+        <w:jc w:val="both"/>
+      </w:pPr>
+      <w:r>
+        <w:t>This prototype has no user authentication, role-based access control,</w:t>
+      </w:r>
+      <w:r>
+        <w:t xml:space="preserve"> </w:t>
+      </w:r>
+      <w:r>
+        <w:t>multi-tenant isolation design, audit log, persistent report store, or</w:t>
+      </w:r>
+      <w:r>
+        <w:t xml:space="preserve"> </w:t>
+      </w:r>
+      <w:r>
+        <w:t>administrative controls.</w:t>
       </w:r>
     </w:p>
     <w:p>
       <w:pPr>
         <w:pStyle w:val="ListBullet"/>
-      </w:pPr>
-      <w:r>
-        <w:t>Embedding computation is local but CPU-based. First-use model download and</w:t>
+        <w:jc w:val="both"/>
+      </w:pPr>
+      <w:r>
+        <w:t>The application currently displays exception details in the UI and should</w:t>
+      </w:r>
+      <w:r>
+        <w:t xml:space="preserve"> </w:t>
+      </w:r>
+      <w:r>
+        <w:t>be hardened before public or production deployment.</w:t>
       </w:r>
     </w:p>
     <w:p>
-      <w:r>
-        <w:t>memory use depend on the host machine and cache state.</w:t>
+      <w:pPr>
+        <w:pStyle w:val="ListBullet"/>
+        <w:jc w:val="both"/>
+      </w:pPr>
+      <w:r>
+        <w:t>Dependency constraints use minimum versions, not a lock file. Recreating</w:t>
+      </w:r>
+      <w:r>
+        <w:t xml:space="preserve"> </w:t>
+      </w:r>
+      <w:r>
+        <w:t xml:space="preserve">the environment later may </w:t>
+      </w:r>
+      <w:proofErr w:type="gramStart"/>
+      <w:r>
+        <w:t>install</w:t>
+      </w:r>
+      <w:proofErr w:type="gramEnd"/>
+      <w:r>
+        <w:t xml:space="preserve"> different versions.</w:t>
       </w:r>
     </w:p>
     <w:p>
       <w:pPr>
-        <w:pStyle w:val="ListBullet"/>
-      </w:pPr>
-      <w:r>
-        <w:t>This prototype has no user authentication, role-based access control,</w:t>
+        <w:pStyle w:val="Heading2"/>
+      </w:pPr>
+      <w:r>
+        <w:lastRenderedPageBreak/>
+        <w:t>12.4 Security and privacy limitations</w:t>
       </w:r>
     </w:p>
     <w:p>
-      <w:r>
-        <w:t>multi-tenant isolation design, audit log, persistent report store, or</w:t>
+      <w:pPr>
+        <w:pStyle w:val="ListBullet"/>
+      </w:pPr>
+      <w:r>
+        <w:t>Hiding the key in the UI does not make the transcript local: the full</w:t>
+      </w:r>
+      <w:r>
+        <w:t xml:space="preserve"> </w:t>
+      </w:r>
+      <w:r>
+        <w:t xml:space="preserve">transcript is sent to </w:t>
+      </w:r>
+      <w:proofErr w:type="spellStart"/>
+      <w:r>
+        <w:t>OpenRouter</w:t>
+      </w:r>
+      <w:proofErr w:type="spellEnd"/>
+      <w:r>
+        <w:t xml:space="preserve"> for language-model inference.</w:t>
       </w:r>
     </w:p>
     <w:p>
-      <w:r>
-        <w:t>administrative controls.</w:t>
-      </w:r>
-    </w:p>
-    <w:p>
       <w:pPr>
         <w:pStyle w:val="ListBullet"/>
-      </w:pPr>
-      <w:r>
-        <w:t>The application currently displays exception details in the UI and should</w:t>
-      </w:r>
-    </w:p>
-    <w:p>
-      <w:r>
-        <w:t>be hardened before public or production deployment.</w:t>
-      </w:r>
-    </w:p>
-    <w:p>
-      <w:pPr>
-        <w:pStyle w:val="ListBullet"/>
-      </w:pPr>
-      <w:r>
-        <w:t>Dependency constraints use minimum versions, not a lock file. Recreating</w:t>
-      </w:r>
-    </w:p>
-    <w:p>
-      <w:r>
-        <w:t>the environment later may install different versions.</w:t>
-      </w:r>
-    </w:p>
-    <w:p>
-      <w:pPr>
-        <w:pStyle w:val="Heading2"/>
-      </w:pPr>
-      <w:r>
-        <w:t>12.4 Security and privacy limitations</w:t>
-      </w:r>
-    </w:p>
-    <w:p>
-      <w:pPr>
-        <w:pStyle w:val="ListBullet"/>
-      </w:pPr>
-      <w:r>
-        <w:t>Hiding the key in the UI does not make the transcript local: the full</w:t>
-      </w:r>
-    </w:p>
-    <w:p>
-      <w:r>
-        <w:t>transcript is sent to OpenRouter for language-model inference.</w:t>
-      </w:r>
-    </w:p>
-    <w:p>
-      <w:pPr>
-        <w:pStyle w:val="ListBullet"/>
+        <w:jc w:val="both"/>
       </w:pPr>
       <w:r>
         <w:t xml:space="preserve">A local </w:t>
@@ -6698,28 +7092,82 @@
         <w:t>.env</w:t>
       </w:r>
       <w:r>
-        <w:t xml:space="preserve"> file is excluded from Git by the current </w:t>
-      </w:r>
-      <w:r>
-        <w:rPr>
-          <w:rFonts w:ascii="Consolas" w:hAnsi="Consolas"/>
-          <w:color w:val="1B4C62"/>
-          <w:sz w:val="18"/>
-        </w:rPr>
-        <w:t>.gitignore</w:t>
-      </w:r>
+        <w:t xml:space="preserve"> file is excluded from Git by the </w:t>
+      </w:r>
+      <w:proofErr w:type="gramStart"/>
+      <w:r>
+        <w:t>current .</w:t>
+      </w:r>
+      <w:proofErr w:type="spellStart"/>
+      <w:r>
+        <w:t>gitignore</w:t>
+      </w:r>
+      <w:proofErr w:type="spellEnd"/>
+      <w:proofErr w:type="gramEnd"/>
       <w:r>
         <w:t>, but</w:t>
+      </w:r>
+      <w:r>
+        <w:t xml:space="preserve"> </w:t>
+      </w:r>
+      <w:r>
+        <w:t xml:space="preserve">its </w:t>
+      </w:r>
+      <w:proofErr w:type="gramStart"/>
+      <w:r>
+        <w:t>filesystem</w:t>
+      </w:r>
+      <w:proofErr w:type="gramEnd"/>
+      <w:r>
+        <w:t xml:space="preserve"> permissions and backups remain the operator's</w:t>
+      </w:r>
+      <w:r>
+        <w:t xml:space="preserve"> </w:t>
+      </w:r>
+      <w:r>
+        <w:t>responsibility.</w:t>
       </w:r>
     </w:p>
     <w:p>
-      <w:r>
-        <w:t>its filesystem permissions and backups remain the operator's</w:t>
+      <w:pPr>
+        <w:pStyle w:val="ListBullet"/>
+        <w:jc w:val="both"/>
+      </w:pPr>
+      <w:r>
+        <w:t>The workflow executes source code from the project notebook's tagged</w:t>
+      </w:r>
+      <w:r>
+        <w:t xml:space="preserve"> </w:t>
+      </w:r>
+      <w:r>
+        <w:t>runtime cell. Only run the app with a trusted, reviewed notebook.</w:t>
       </w:r>
     </w:p>
     <w:p>
-      <w:r>
-        <w:t>responsibility.</w:t>
+      <w:pPr>
+        <w:pStyle w:val="ListBullet"/>
+        <w:jc w:val="both"/>
+      </w:pPr>
+      <w:r>
+        <w:t xml:space="preserve">Prompt </w:t>
+      </w:r>
+      <w:r>
+        <w:t>injections</w:t>
+      </w:r>
+      <w:r>
+        <w:t xml:space="preserve"> or adversarial instructions embedded in a transcript may</w:t>
+      </w:r>
+      <w:r>
+        <w:t xml:space="preserve"> </w:t>
+      </w:r>
+      <w:r>
+        <w:t>influence model output; the current prompts do not provide a specialized</w:t>
+      </w:r>
+      <w:r>
+        <w:t xml:space="preserve"> </w:t>
+      </w:r>
+      <w:r>
+        <w:t>prompt-injection defense or isolation layer.</w:t>
       </w:r>
     </w:p>
     <w:p>
@@ -6727,498 +7175,97 @@
         <w:pStyle w:val="ListBullet"/>
       </w:pPr>
       <w:r>
-        <w:t>The workflow executes source code from the project notebook's tagged</w:t>
+        <w:t>No formal security assessment, privacy impact assessment, or penetration</w:t>
+      </w:r>
+      <w:r>
+        <w:t xml:space="preserve"> </w:t>
+      </w:r>
+      <w:r>
+        <w:t>test is included.</w:t>
       </w:r>
     </w:p>
     <w:p>
-      <w:r>
-        <w:t>runtime cell. Only run the app with a trusted, reviewed notebook.</w:t>
+      <w:pPr>
+        <w:pStyle w:val="Heading1"/>
+      </w:pPr>
+      <w:r>
+        <w:t>1</w:t>
+      </w:r>
+      <w:r>
+        <w:t>3</w:t>
+      </w:r>
+      <w:r>
+        <w:t>. Conclusion</w:t>
       </w:r>
     </w:p>
     <w:p>
       <w:pPr>
-        <w:pStyle w:val="ListBullet"/>
-      </w:pPr>
-      <w:r>
-        <w:t>Prompt injection or adversarial instructions embedded in a transcript may</w:t>
-      </w:r>
-    </w:p>
-    <w:p>
-      <w:r>
-        <w:t>influence model output; the current prompts do not provide a specialized</w:t>
-      </w:r>
-    </w:p>
-    <w:p>
-      <w:r>
-        <w:t>prompt-injection defense or isolation layer.</w:t>
-      </w:r>
-    </w:p>
-    <w:p>
-      <w:pPr>
-        <w:pStyle w:val="ListBullet"/>
-      </w:pPr>
-      <w:r>
-        <w:t>No formal security assessment, privacy impact assessment, or penetration</w:t>
-      </w:r>
-    </w:p>
-    <w:p>
-      <w:r>
-        <w:t>test is included.</w:t>
-      </w:r>
-    </w:p>
-    <w:p>
-      <w:pPr>
-        <w:pStyle w:val="Heading1"/>
-      </w:pPr>
-      <w:r>
-        <w:t>13. Ethical and responsible-use considerations</w:t>
-      </w:r>
-    </w:p>
-    <w:p>
-      <w:r>
-        <w:t>Meeting notes can affect employee responsibilities, customer commitments, and</w:t>
-      </w:r>
-    </w:p>
-    <w:p>
-      <w:r>
-        <w:t>management decisions. A user should review the generated report before</w:t>
-      </w:r>
-    </w:p>
-    <w:p>
-      <w:r>
-        <w:t>circulating it or creating work from it. In particular:</w:t>
-      </w:r>
-    </w:p>
-    <w:p>
-      <w:pPr>
-        <w:pStyle w:val="ListBullet"/>
-      </w:pPr>
-      <w:r>
-        <w:t>Do not treat a model-generated task or owner as confirmed unless a person</w:t>
-      </w:r>
-    </w:p>
-    <w:p>
-      <w:r>
-        <w:lastRenderedPageBreak/>
-        <w:t>verifies that the commitment was actually made.</w:t>
-      </w:r>
-    </w:p>
-    <w:p>
-      <w:pPr>
-        <w:pStyle w:val="ListBullet"/>
-      </w:pPr>
-      <w:r>
-        <w:t>Do not use the priority label as the sole basis for safety-critical,</w:t>
-      </w:r>
-    </w:p>
-    <w:p>
-      <w:r>
-        <w:t>legal, financial, employment, or incident-response decisions.</w:t>
-      </w:r>
-    </w:p>
-    <w:p>
-      <w:pPr>
-        <w:pStyle w:val="ListBullet"/>
-      </w:pPr>
-      <w:r>
-        <w:t>Give meeting participants appropriate notice and follow organizational</w:t>
-      </w:r>
-    </w:p>
-    <w:p>
-      <w:r>
-        <w:t>policies regarding recording, transcription, and AI processing.</w:t>
-      </w:r>
-    </w:p>
-    <w:p>
-      <w:pPr>
-        <w:pStyle w:val="ListBullet"/>
-      </w:pPr>
-      <w:r>
-        <w:t>Avoid submitting personal or confidential data unless the processing is</w:t>
-      </w:r>
-    </w:p>
-    <w:p>
-      <w:r>
-        <w:t>authorized.</w:t>
-      </w:r>
-    </w:p>
-    <w:p>
-      <w:pPr>
-        <w:pStyle w:val="ListBullet"/>
-      </w:pPr>
-      <w:r>
-        <w:t>Provide an easy correction path in any future production version and retain</w:t>
-      </w:r>
-    </w:p>
-    <w:p>
-      <w:r>
-        <w:t>human accountability for the final minutes.</w:t>
-      </w:r>
-    </w:p>
-    <w:p>
-      <w:pPr>
-        <w:pStyle w:val="Heading1"/>
-      </w:pPr>
-      <w:r>
-        <w:t>14. Future work</w:t>
-      </w:r>
-    </w:p>
-    <w:p>
-      <w:pPr>
-        <w:pStyle w:val="ListNumber"/>
-      </w:pPr>
-      <w:r>
-        <w:t>Build and evaluate a human-labelled benchmark with documented annotation</w:t>
-      </w:r>
-    </w:p>
-    <w:p>
-      <w:r>
-        <w:t>guidelines.</w:t>
-      </w:r>
-    </w:p>
-    <w:p>
-      <w:pPr>
-        <w:pStyle w:val="ListNumber"/>
-      </w:pPr>
-      <w:r>
-        <w:t>Add transcript upload for common text formats with size and encoding</w:t>
-      </w:r>
-    </w:p>
-    <w:p>
-      <w:r>
-        <w:t>validation.</w:t>
-      </w:r>
-    </w:p>
-    <w:p>
-      <w:pPr>
-        <w:pStyle w:val="ListNumber"/>
-      </w:pPr>
-      <w:r>
-        <w:t>Add speech-to-text as a separately consented, opt-in input feature.</w:t>
-      </w:r>
-    </w:p>
-    <w:p>
-      <w:pPr>
-        <w:pStyle w:val="ListNumber"/>
-      </w:pPr>
-      <w:r>
-        <w:t>Implement context-aware chunking and map-reduce summarization for long</w:t>
-      </w:r>
-    </w:p>
-    <w:p>
-      <w:r>
-        <w:t>meetings.</w:t>
-      </w:r>
-    </w:p>
-    <w:p>
-      <w:pPr>
-        <w:pStyle w:val="ListNumber"/>
-      </w:pPr>
-      <w:r>
-        <w:t>Add explicit grounding: associate each action and owner with supporting</w:t>
-      </w:r>
-    </w:p>
-    <w:p>
-      <w:r>
-        <w:t>transcript excerpts or timestamps.</w:t>
-      </w:r>
-    </w:p>
-    <w:p>
-      <w:pPr>
-        <w:pStyle w:val="ListNumber"/>
-      </w:pPr>
-      <w:r>
-        <w:t>Add an editable review screen and export formats such as Markdown, PDF, or</w:t>
-      </w:r>
-    </w:p>
-    <w:p>
-      <w:r>
-        <w:t>CSV.</w:t>
-      </w:r>
-    </w:p>
-    <w:p>
-      <w:pPr>
-        <w:pStyle w:val="ListNumber"/>
-      </w:pPr>
-      <w:r>
-        <w:t>Allow user confirmation and correction before actions are finalized.</w:t>
-      </w:r>
-    </w:p>
-    <w:p>
-      <w:pPr>
-        <w:pStyle w:val="ListNumber"/>
-      </w:pPr>
-      <w:r>
-        <w:t>Add retry/backoff, rate-limit handling, provider health reporting, and</w:t>
-      </w:r>
-    </w:p>
-    <w:p>
-      <w:r>
-        <w:t>controlled model fallback.</w:t>
-      </w:r>
-    </w:p>
-    <w:p>
-      <w:pPr>
-        <w:pStyle w:val="ListNumber"/>
-      </w:pPr>
-      <w:r>
-        <w:t>Introduce transcript length controls, token estimation, and user-visible</w:t>
-      </w:r>
-    </w:p>
-    <w:p>
-      <w:r>
-        <w:t>privacy notices before transmission.</w:t>
-      </w:r>
-    </w:p>
-    <w:p>
-      <w:pPr>
-        <w:pStyle w:val="ListNumber"/>
-      </w:pPr>
-      <w:r>
-        <w:t>Add authentication, authorization, retention controls, and audit logging</w:t>
-      </w:r>
-    </w:p>
-    <w:p>
-      <w:r>
-        <w:t>if deployed for multiple users.</w:t>
-      </w:r>
-    </w:p>
-    <w:p>
-      <w:pPr>
-        <w:pStyle w:val="ListNumber"/>
-      </w:pPr>
-      <w:r>
-        <w:t>Pin dependencies or adopt a lock file and add automated CI checks.</w:t>
-      </w:r>
-    </w:p>
-    <w:p>
-      <w:pPr>
-        <w:pStyle w:val="ListNumber"/>
-      </w:pPr>
-      <w:r>
-        <w:t>Improve safe error reporting by separating user messages from</w:t>
-      </w:r>
-    </w:p>
-    <w:p>
-      <w:r>
-        <w:t>server-side diagnostics.</w:t>
-      </w:r>
-    </w:p>
-    <w:p>
-      <w:pPr>
-        <w:pStyle w:val="Heading1"/>
-      </w:pPr>
-      <w:r>
-        <w:t>15. Conclusion</w:t>
-      </w:r>
-    </w:p>
-    <w:p>
+        <w:jc w:val="both"/>
+      </w:pPr>
       <w:r>
         <w:t>The project demonstrates an end-to-end pattern for turning a meeting</w:t>
       </w:r>
-    </w:p>
-    <w:p>
+      <w:r>
+        <w:t xml:space="preserve"> </w:t>
+      </w:r>
       <w:r>
         <w:t>transcript into structured notes with a graph-orchestrated LLM workflow. It</w:t>
       </w:r>
-    </w:p>
-    <w:p>
-      <w:r>
-        <w:lastRenderedPageBreak/>
+      <w:r>
+        <w:t xml:space="preserve"> </w:t>
+      </w:r>
+      <w:r>
         <w:t>combines separate extraction stages, dictionary-schema-validated JSON output,</w:t>
       </w:r>
-    </w:p>
-    <w:p>
+      <w:r>
+        <w:t xml:space="preserve"> </w:t>
+      </w:r>
       <w:r>
         <w:t>local semantic segment ranking, conditional routing, and a browser interface.</w:t>
       </w:r>
-    </w:p>
-    <w:p>
+      <w:r>
+        <w:t xml:space="preserve"> </w:t>
+      </w:r>
       <w:r>
         <w:t>Its most important design distinction is that embeddings run locally while</w:t>
       </w:r>
-    </w:p>
-    <w:p>
-      <w:r>
-        <w:t>language-model analysis uses a remote OpenRouter endpoint.</w:t>
-      </w:r>
-    </w:p>
-    <w:p>
+      <w:r>
+        <w:t xml:space="preserve"> </w:t>
+      </w:r>
+      <w:r>
+        <w:t xml:space="preserve">language-model analysis uses a remote </w:t>
+      </w:r>
+      <w:proofErr w:type="spellStart"/>
+      <w:r>
+        <w:t>OpenRouter</w:t>
+      </w:r>
+      <w:proofErr w:type="spellEnd"/>
+      <w:r>
+        <w:t xml:space="preserve"> endpoint.</w:t>
+      </w:r>
+      <w:r>
+        <w:t xml:space="preserve"> </w:t>
+      </w:r>
       <w:r>
         <w:t>The implementation is suitable as a capstone prototype and a foundation for</w:t>
       </w:r>
-    </w:p>
-    <w:p>
+      <w:r>
+        <w:t xml:space="preserve"> </w:t>
+      </w:r>
       <w:r>
         <w:t>further experimentation. It should not be described as production-grade or</w:t>
       </w:r>
-    </w:p>
-    <w:p>
+      <w:r>
+        <w:t xml:space="preserve"> </w:t>
+      </w:r>
       <w:r>
         <w:t>quantitatively validated until the recommended human-grounded evaluation,</w:t>
       </w:r>
-    </w:p>
-    <w:p>
+      <w:r>
+        <w:t xml:space="preserve"> </w:t>
+      </w:r>
       <w:r>
         <w:t>privacy review, and deployment hardening have been completed.</w:t>
-      </w:r>
-    </w:p>
-    <w:p>
-      <w:pPr>
-        <w:pStyle w:val="Heading1"/>
-      </w:pPr>
-      <w:r>
-        <w:t>References</w:t>
-      </w:r>
-    </w:p>
-    <w:p>
-      <w:r>
-        <w:t>The following project and technology references describe the APIs and model</w:t>
-      </w:r>
-    </w:p>
-    <w:p>
-      <w:r>
-        <w:t>identifiers used. Consult their current documentation when reproducing the</w:t>
-      </w:r>
-    </w:p>
-    <w:p>
-      <w:r>
-        <w:t>environment because package and provider behavior can change.</w:t>
-      </w:r>
-    </w:p>
-    <w:p>
-      <w:pPr>
-        <w:pStyle w:val="ListNumber"/>
-      </w:pPr>
-      <w:r>
-        <w:t xml:space="preserve">LangGraph documentation. </w:t>
-      </w:r>
-      <w:r>
-        <w:rPr>
-          <w:b/>
-        </w:rPr>
-        <w:t>Graph API overview.</w:t>
-      </w:r>
-    </w:p>
-    <w:p>
-      <w:r>
-        <w:t>https://docs.langchain.com/oss/python/langgraph/graph-api</w:t>
-      </w:r>
-    </w:p>
-    <w:p>
-      <w:pPr>
-        <w:pStyle w:val="ListNumber"/>
-      </w:pPr>
-      <w:r>
-        <w:t xml:space="preserve">LangChain documentation. </w:t>
-      </w:r>
-      <w:r>
-        <w:rPr>
-          <w:b/>
-        </w:rPr>
-        <w:t>ChatOpenAI integration.</w:t>
-      </w:r>
-    </w:p>
-    <w:p>
-      <w:r>
-        <w:t>https://docs.langchain.com/oss/python/integrations/chat/openai</w:t>
-      </w:r>
-    </w:p>
-    <w:p>
-      <w:pPr>
-        <w:pStyle w:val="ListNumber"/>
-      </w:pPr>
-      <w:r>
-        <w:t xml:space="preserve">LangChain documentation. </w:t>
-      </w:r>
-      <w:r>
-        <w:rPr>
-          <w:b/>
-        </w:rPr>
-        <w:t>Hugging Face integrations.</w:t>
-      </w:r>
-    </w:p>
-    <w:p>
-      <w:r>
-        <w:t>https://docs.langchain.com/oss/python/integrations/providers/huggingface</w:t>
-      </w:r>
-    </w:p>
-    <w:p>
-      <w:pPr>
-        <w:pStyle w:val="ListNumber"/>
-      </w:pPr>
-      <w:r>
-        <w:t>Hugging Face model repository.</w:t>
-      </w:r>
-    </w:p>
-    <w:p>
-      <w:r>
-        <w:rPr>
-          <w:b/>
-        </w:rPr>
-        <w:t>sentence-transformers/all-MiniLM-L6-v2.</w:t>
-      </w:r>
-    </w:p>
-    <w:p>
-      <w:r>
-        <w:t>https://huggingface.co/sentence-transformers/all-MiniLM-L6-v2</w:t>
-      </w:r>
-    </w:p>
-    <w:p>
-      <w:pPr>
-        <w:pStyle w:val="ListNumber"/>
-      </w:pPr>
-      <w:r>
-        <w:t xml:space="preserve">OpenRouter documentation. </w:t>
-      </w:r>
-      <w:r>
-        <w:rPr>
-          <w:b/>
-        </w:rPr>
-        <w:t>API reference.</w:t>
-      </w:r>
-    </w:p>
-    <w:p>
-      <w:r>
-        <w:t>https://openrouter.ai/docs/api/reference/overview</w:t>
-      </w:r>
-    </w:p>
-    <w:p>
-      <w:pPr>
-        <w:pStyle w:val="ListNumber"/>
-      </w:pPr>
-      <w:r>
-        <w:t xml:space="preserve">Streamlit documentation. </w:t>
-      </w:r>
-      <w:r>
-        <w:rPr>
-          <w:b/>
-        </w:rPr>
-        <w:t>Streamlit API reference.</w:t>
-      </w:r>
-    </w:p>
-    <w:p>
-      <w:r>
-        <w:t>https://docs.streamlit.io/develop/api-reference</w:t>
-      </w:r>
-    </w:p>
-    <w:p>
-      <w:pPr>
-        <w:pStyle w:val="ListNumber"/>
-      </w:pPr>
-      <w:r>
-        <w:t xml:space="preserve">JSON Schema. </w:t>
-      </w:r>
-      <w:r>
-        <w:rPr>
-          <w:b/>
-        </w:rPr>
-        <w:t>Specification.</w:t>
-      </w:r>
-    </w:p>
-    <w:p>
-      <w:r>
-        <w:t>https://json-schema.org/overview/what-is-jsonschema</w:t>
       </w:r>
     </w:p>
     <w:p>
@@ -7321,7 +7368,21 @@
               <w:rPr>
                 <w:sz w:val="16"/>
               </w:rPr>
-              <w:t>`meeting_summary`</w:t>
+              <w:t>`</w:t>
+            </w:r>
+            <w:proofErr w:type="spellStart"/>
+            <w:r>
+              <w:rPr>
+                <w:sz w:val="16"/>
+              </w:rPr>
+              <w:t>meeting_summary</w:t>
+            </w:r>
+            <w:proofErr w:type="spellEnd"/>
+            <w:r>
+              <w:rPr>
+                <w:sz w:val="16"/>
+              </w:rPr>
+              <w:t>`</w:t>
             </w:r>
           </w:p>
         </w:tc>
@@ -7376,7 +7437,21 @@
               <w:rPr>
                 <w:sz w:val="16"/>
               </w:rPr>
-              <w:t>`key_topics`</w:t>
+              <w:t>`</w:t>
+            </w:r>
+            <w:proofErr w:type="spellStart"/>
+            <w:r>
+              <w:rPr>
+                <w:sz w:val="16"/>
+              </w:rPr>
+              <w:t>key_topics</w:t>
+            </w:r>
+            <w:proofErr w:type="spellEnd"/>
+            <w:r>
+              <w:rPr>
+                <w:sz w:val="16"/>
+              </w:rPr>
+              <w:t>`</w:t>
             </w:r>
           </w:p>
         </w:tc>
@@ -7430,7 +7505,21 @@
               <w:rPr>
                 <w:sz w:val="16"/>
               </w:rPr>
-              <w:t>`task_description`</w:t>
+              <w:t>`</w:t>
+            </w:r>
+            <w:proofErr w:type="spellStart"/>
+            <w:r>
+              <w:rPr>
+                <w:sz w:val="16"/>
+              </w:rPr>
+              <w:t>task_description</w:t>
+            </w:r>
+            <w:proofErr w:type="spellEnd"/>
+            <w:r>
+              <w:rPr>
+                <w:sz w:val="16"/>
+              </w:rPr>
+              <w:t>`</w:t>
             </w:r>
           </w:p>
         </w:tc>
@@ -7594,7 +7683,21 @@
               <w:rPr>
                 <w:sz w:val="16"/>
               </w:rPr>
-              <w:t>`action_items`</w:t>
+              <w:t>`</w:t>
+            </w:r>
+            <w:proofErr w:type="spellStart"/>
+            <w:r>
+              <w:rPr>
+                <w:sz w:val="16"/>
+              </w:rPr>
+              <w:t>action_items</w:t>
+            </w:r>
+            <w:proofErr w:type="spellEnd"/>
+            <w:r>
+              <w:rPr>
+                <w:sz w:val="16"/>
+              </w:rPr>
+              <w:t>`</w:t>
             </w:r>
           </w:p>
         </w:tc>
@@ -7612,8 +7715,16 @@
               <w:rPr>
                 <w:sz w:val="16"/>
               </w:rPr>
-              <w:t>`No action items identified in this meeting.`</w:t>
-            </w:r>
+              <w:t xml:space="preserve">`No action items identified in this </w:t>
+            </w:r>
+            <w:proofErr w:type="gramStart"/>
+            <w:r>
+              <w:rPr>
+                <w:sz w:val="16"/>
+              </w:rPr>
+              <w:t>meeting.`</w:t>
+            </w:r>
+            <w:proofErr w:type="gramEnd"/>
           </w:p>
         </w:tc>
       </w:tr>
@@ -7623,105 +7734,7 @@
         <w:spacing w:after="20"/>
       </w:pPr>
     </w:p>
-    <w:p>
-      <w:pPr>
-        <w:pStyle w:val="Heading1"/>
-      </w:pPr>
-      <w:r>
-        <w:lastRenderedPageBreak/>
-        <w:t>Appendix B: Reproducibility checklist</w:t>
-      </w:r>
-    </w:p>
-    <w:p>
-      <w:pPr>
-        <w:pStyle w:val="ListBullet"/>
-      </w:pPr>
-      <w:r>
-        <w:t>? Replace the student, university, programme, and supervisor placeholders.</w:t>
-      </w:r>
-    </w:p>
-    <w:p>
-      <w:pPr>
-        <w:pStyle w:val="ListBullet"/>
-      </w:pPr>
-      <w:r>
-        <w:t>? Record the actual environment and package versions used for final</w:t>
-      </w:r>
-    </w:p>
-    <w:p>
-      <w:r>
-        <w:t>demonstration.</w:t>
-      </w:r>
-    </w:p>
-    <w:p>
-      <w:pPr>
-        <w:pStyle w:val="ListBullet"/>
-      </w:pPr>
-      <w:r>
-        <w:t>? Confirm the OpenRouter model slug and availability on demonstration day.</w:t>
-      </w:r>
-    </w:p>
-    <w:p>
-      <w:pPr>
-        <w:pStyle w:val="ListBullet"/>
-      </w:pPr>
-      <w:r>
-        <w:t xml:space="preserve">? Keep </w:t>
-      </w:r>
-      <w:r>
-        <w:rPr>
-          <w:rFonts w:ascii="Consolas" w:hAnsi="Consolas"/>
-          <w:color w:val="1B4C62"/>
-          <w:sz w:val="18"/>
-        </w:rPr>
-        <w:t>OPENROUTER_API_KEY</w:t>
-      </w:r>
-      <w:r>
-        <w:t xml:space="preserve"> outside committed source files.</w:t>
-      </w:r>
-    </w:p>
-    <w:p>
-      <w:pPr>
-        <w:pStyle w:val="ListBullet"/>
-      </w:pPr>
-      <w:r>
-        <w:t>? Use a transcript whose use is authorized.</w:t>
-      </w:r>
-    </w:p>
-    <w:p>
-      <w:pPr>
-        <w:pStyle w:val="ListBullet"/>
-      </w:pPr>
-      <w:r>
-        <w:t>? Run at least one live end-to-end analysis and record its model, date,</w:t>
-      </w:r>
-    </w:p>
-    <w:p>
-      <w:r>
-        <w:t>inputs, and observed failures without recording the API key.</w:t>
-      </w:r>
-    </w:p>
-    <w:p>
-      <w:pPr>
-        <w:pStyle w:val="ListBullet"/>
-      </w:pPr>
-      <w:r>
-        <w:t>? Review all generated claims against the source transcript.</w:t>
-      </w:r>
-    </w:p>
-    <w:p>
-      <w:pPr>
-        <w:pStyle w:val="ListBullet"/>
-      </w:pPr>
-      <w:r>
-        <w:t>? Attach evaluation data and metrics only after they have actually been</w:t>
-      </w:r>
-    </w:p>
-    <w:p>
-      <w:r>
-        <w:t>collected.</w:t>
-      </w:r>
-    </w:p>
+    <w:p/>
     <w:sectPr>
       <w:headerReference w:type="default" r:id="rId11"/>
       <w:footerReference w:type="default" r:id="rId12"/>
@@ -7771,7 +7784,23 @@
         <w:color w:val="64748B"/>
         <w:sz w:val="16"/>
       </w:rPr>
-      <w:t xml:space="preserve">Brijesh Singh  |  Page </w:t>
+      <w:t xml:space="preserve">Brijesh </w:t>
+    </w:r>
+    <w:proofErr w:type="gramStart"/>
+    <w:r>
+      <w:rPr>
+        <w:color w:val="64748B"/>
+        <w:sz w:val="16"/>
+      </w:rPr>
+      <w:t>Singh  |</w:t>
+    </w:r>
+    <w:proofErr w:type="gramEnd"/>
+    <w:r>
+      <w:rPr>
+        <w:color w:val="64748B"/>
+        <w:sz w:val="16"/>
+      </w:rPr>
+      <w:t xml:space="preserve">  Page </w:t>
     </w:r>
     <w:r>
       <w:fldChar w:fldCharType="begin"/>
@@ -7975,19 +8004,18 @@
   <w:abstractNum w:abstractNumId="7" w15:restartNumberingAfterBreak="0">
     <w:nsid w:val="FFFFFF88"/>
     <w:multiLevelType w:val="singleLevel"/>
-    <w:tmpl w:val="D0A62B40"/>
+    <w:tmpl w:val="40090001"/>
     <w:lvl w:ilvl="0">
       <w:start w:val="1"/>
-      <w:numFmt w:val="decimal"/>
-      <w:pStyle w:val="ListNumber"/>
-      <w:lvlText w:val="%1."/>
+      <w:numFmt w:val="bullet"/>
+      <w:lvlText w:val=""/>
       <w:lvlJc w:val="left"/>
       <w:pPr>
-        <w:tabs>
-          <w:tab w:val="num" w:pos="360"/>
-        </w:tabs>
-        <w:ind w:left="360" w:hanging="360"/>
-      </w:pPr>
+        <w:ind w:left="720" w:hanging="360"/>
+      </w:pPr>
+      <w:rPr>
+        <w:rFonts w:ascii="Symbol" w:hAnsi="Symbol" w:hint="default"/>
+      </w:rPr>
     </w:lvl>
   </w:abstractNum>
   <w:abstractNum w:abstractNumId="8" w15:restartNumberingAfterBreak="0">
@@ -8008,6 +8036,297 @@
       </w:pPr>
       <w:rPr>
         <w:rFonts w:ascii="Symbol" w:hAnsi="Symbol" w:hint="default"/>
+      </w:rPr>
+    </w:lvl>
+  </w:abstractNum>
+  <w:abstractNum w:abstractNumId="9" w15:restartNumberingAfterBreak="0">
+    <w:nsid w:val="539130BE"/>
+    <w:multiLevelType w:val="hybridMultilevel"/>
+    <w:tmpl w:val="B2829594"/>
+    <w:lvl w:ilvl="0" w:tplc="4E8A917C">
+      <w:start w:val="1"/>
+      <w:numFmt w:val="lowerRoman"/>
+      <w:lvlText w:val="%1."/>
+      <w:lvlJc w:val="left"/>
+      <w:pPr>
+        <w:ind w:left="1080" w:hanging="720"/>
+      </w:pPr>
+      <w:rPr>
+        <w:rFonts w:hint="default"/>
+      </w:rPr>
+    </w:lvl>
+    <w:lvl w:ilvl="1" w:tplc="40090019" w:tentative="1">
+      <w:start w:val="1"/>
+      <w:numFmt w:val="lowerLetter"/>
+      <w:lvlText w:val="%2."/>
+      <w:lvlJc w:val="left"/>
+      <w:pPr>
+        <w:ind w:left="1440" w:hanging="360"/>
+      </w:pPr>
+    </w:lvl>
+    <w:lvl w:ilvl="2" w:tplc="4009001B" w:tentative="1">
+      <w:start w:val="1"/>
+      <w:numFmt w:val="lowerRoman"/>
+      <w:lvlText w:val="%3."/>
+      <w:lvlJc w:val="right"/>
+      <w:pPr>
+        <w:ind w:left="2160" w:hanging="180"/>
+      </w:pPr>
+    </w:lvl>
+    <w:lvl w:ilvl="3" w:tplc="4009000F" w:tentative="1">
+      <w:start w:val="1"/>
+      <w:numFmt w:val="decimal"/>
+      <w:lvlText w:val="%4."/>
+      <w:lvlJc w:val="left"/>
+      <w:pPr>
+        <w:ind w:left="2880" w:hanging="360"/>
+      </w:pPr>
+    </w:lvl>
+    <w:lvl w:ilvl="4" w:tplc="40090019" w:tentative="1">
+      <w:start w:val="1"/>
+      <w:numFmt w:val="lowerLetter"/>
+      <w:lvlText w:val="%5."/>
+      <w:lvlJc w:val="left"/>
+      <w:pPr>
+        <w:ind w:left="3600" w:hanging="360"/>
+      </w:pPr>
+    </w:lvl>
+    <w:lvl w:ilvl="5" w:tplc="4009001B" w:tentative="1">
+      <w:start w:val="1"/>
+      <w:numFmt w:val="lowerRoman"/>
+      <w:lvlText w:val="%6."/>
+      <w:lvlJc w:val="right"/>
+      <w:pPr>
+        <w:ind w:left="4320" w:hanging="180"/>
+      </w:pPr>
+    </w:lvl>
+    <w:lvl w:ilvl="6" w:tplc="4009000F" w:tentative="1">
+      <w:start w:val="1"/>
+      <w:numFmt w:val="decimal"/>
+      <w:lvlText w:val="%7."/>
+      <w:lvlJc w:val="left"/>
+      <w:pPr>
+        <w:ind w:left="5040" w:hanging="360"/>
+      </w:pPr>
+    </w:lvl>
+    <w:lvl w:ilvl="7" w:tplc="40090019" w:tentative="1">
+      <w:start w:val="1"/>
+      <w:numFmt w:val="lowerLetter"/>
+      <w:lvlText w:val="%8."/>
+      <w:lvlJc w:val="left"/>
+      <w:pPr>
+        <w:ind w:left="5760" w:hanging="360"/>
+      </w:pPr>
+    </w:lvl>
+    <w:lvl w:ilvl="8" w:tplc="4009001B" w:tentative="1">
+      <w:start w:val="1"/>
+      <w:numFmt w:val="lowerRoman"/>
+      <w:lvlText w:val="%9."/>
+      <w:lvlJc w:val="right"/>
+      <w:pPr>
+        <w:ind w:left="6480" w:hanging="180"/>
+      </w:pPr>
+    </w:lvl>
+  </w:abstractNum>
+  <w:abstractNum w:abstractNumId="10" w15:restartNumberingAfterBreak="0">
+    <w:nsid w:val="691055A5"/>
+    <w:multiLevelType w:val="hybridMultilevel"/>
+    <w:tmpl w:val="224AFD1A"/>
+    <w:lvl w:ilvl="0" w:tplc="4009000F">
+      <w:start w:val="1"/>
+      <w:numFmt w:val="decimal"/>
+      <w:lvlText w:val="%1."/>
+      <w:lvlJc w:val="left"/>
+      <w:pPr>
+        <w:ind w:left="720" w:hanging="360"/>
+      </w:pPr>
+      <w:rPr>
+        <w:rFonts w:hint="default"/>
+      </w:rPr>
+    </w:lvl>
+    <w:lvl w:ilvl="1" w:tplc="40090019" w:tentative="1">
+      <w:start w:val="1"/>
+      <w:numFmt w:val="lowerLetter"/>
+      <w:lvlText w:val="%2."/>
+      <w:lvlJc w:val="left"/>
+      <w:pPr>
+        <w:ind w:left="1440" w:hanging="360"/>
+      </w:pPr>
+    </w:lvl>
+    <w:lvl w:ilvl="2" w:tplc="4009001B" w:tentative="1">
+      <w:start w:val="1"/>
+      <w:numFmt w:val="lowerRoman"/>
+      <w:lvlText w:val="%3."/>
+      <w:lvlJc w:val="right"/>
+      <w:pPr>
+        <w:ind w:left="2160" w:hanging="180"/>
+      </w:pPr>
+    </w:lvl>
+    <w:lvl w:ilvl="3" w:tplc="4009000F" w:tentative="1">
+      <w:start w:val="1"/>
+      <w:numFmt w:val="decimal"/>
+      <w:lvlText w:val="%4."/>
+      <w:lvlJc w:val="left"/>
+      <w:pPr>
+        <w:ind w:left="2880" w:hanging="360"/>
+      </w:pPr>
+    </w:lvl>
+    <w:lvl w:ilvl="4" w:tplc="40090019" w:tentative="1">
+      <w:start w:val="1"/>
+      <w:numFmt w:val="lowerLetter"/>
+      <w:lvlText w:val="%5."/>
+      <w:lvlJc w:val="left"/>
+      <w:pPr>
+        <w:ind w:left="3600" w:hanging="360"/>
+      </w:pPr>
+    </w:lvl>
+    <w:lvl w:ilvl="5" w:tplc="4009001B" w:tentative="1">
+      <w:start w:val="1"/>
+      <w:numFmt w:val="lowerRoman"/>
+      <w:lvlText w:val="%6."/>
+      <w:lvlJc w:val="right"/>
+      <w:pPr>
+        <w:ind w:left="4320" w:hanging="180"/>
+      </w:pPr>
+    </w:lvl>
+    <w:lvl w:ilvl="6" w:tplc="4009000F" w:tentative="1">
+      <w:start w:val="1"/>
+      <w:numFmt w:val="decimal"/>
+      <w:lvlText w:val="%7."/>
+      <w:lvlJc w:val="left"/>
+      <w:pPr>
+        <w:ind w:left="5040" w:hanging="360"/>
+      </w:pPr>
+    </w:lvl>
+    <w:lvl w:ilvl="7" w:tplc="40090019" w:tentative="1">
+      <w:start w:val="1"/>
+      <w:numFmt w:val="lowerLetter"/>
+      <w:lvlText w:val="%8."/>
+      <w:lvlJc w:val="left"/>
+      <w:pPr>
+        <w:ind w:left="5760" w:hanging="360"/>
+      </w:pPr>
+    </w:lvl>
+    <w:lvl w:ilvl="8" w:tplc="4009001B" w:tentative="1">
+      <w:start w:val="1"/>
+      <w:numFmt w:val="lowerRoman"/>
+      <w:lvlText w:val="%9."/>
+      <w:lvlJc w:val="right"/>
+      <w:pPr>
+        <w:ind w:left="6480" w:hanging="180"/>
+      </w:pPr>
+    </w:lvl>
+  </w:abstractNum>
+  <w:abstractNum w:abstractNumId="11" w15:restartNumberingAfterBreak="0">
+    <w:nsid w:val="788B2FD5"/>
+    <w:multiLevelType w:val="hybridMultilevel"/>
+    <w:tmpl w:val="EABCD224"/>
+    <w:lvl w:ilvl="0" w:tplc="40090001">
+      <w:start w:val="1"/>
+      <w:numFmt w:val="bullet"/>
+      <w:lvlText w:val=""/>
+      <w:lvlJc w:val="left"/>
+      <w:pPr>
+        <w:ind w:left="720" w:hanging="360"/>
+      </w:pPr>
+      <w:rPr>
+        <w:rFonts w:ascii="Symbol" w:hAnsi="Symbol" w:hint="default"/>
+      </w:rPr>
+    </w:lvl>
+    <w:lvl w:ilvl="1" w:tplc="40090003" w:tentative="1">
+      <w:start w:val="1"/>
+      <w:numFmt w:val="bullet"/>
+      <w:lvlText w:val="o"/>
+      <w:lvlJc w:val="left"/>
+      <w:pPr>
+        <w:ind w:left="1440" w:hanging="360"/>
+      </w:pPr>
+      <w:rPr>
+        <w:rFonts w:ascii="Courier New" w:hAnsi="Courier New" w:cs="Courier New" w:hint="default"/>
+      </w:rPr>
+    </w:lvl>
+    <w:lvl w:ilvl="2" w:tplc="40090005" w:tentative="1">
+      <w:start w:val="1"/>
+      <w:numFmt w:val="bullet"/>
+      <w:lvlText w:val=""/>
+      <w:lvlJc w:val="left"/>
+      <w:pPr>
+        <w:ind w:left="2160" w:hanging="360"/>
+      </w:pPr>
+      <w:rPr>
+        <w:rFonts w:ascii="Wingdings" w:hAnsi="Wingdings" w:hint="default"/>
+      </w:rPr>
+    </w:lvl>
+    <w:lvl w:ilvl="3" w:tplc="40090001" w:tentative="1">
+      <w:start w:val="1"/>
+      <w:numFmt w:val="bullet"/>
+      <w:lvlText w:val=""/>
+      <w:lvlJc w:val="left"/>
+      <w:pPr>
+        <w:ind w:left="2880" w:hanging="360"/>
+      </w:pPr>
+      <w:rPr>
+        <w:rFonts w:ascii="Symbol" w:hAnsi="Symbol" w:hint="default"/>
+      </w:rPr>
+    </w:lvl>
+    <w:lvl w:ilvl="4" w:tplc="40090003" w:tentative="1">
+      <w:start w:val="1"/>
+      <w:numFmt w:val="bullet"/>
+      <w:lvlText w:val="o"/>
+      <w:lvlJc w:val="left"/>
+      <w:pPr>
+        <w:ind w:left="3600" w:hanging="360"/>
+      </w:pPr>
+      <w:rPr>
+        <w:rFonts w:ascii="Courier New" w:hAnsi="Courier New" w:cs="Courier New" w:hint="default"/>
+      </w:rPr>
+    </w:lvl>
+    <w:lvl w:ilvl="5" w:tplc="40090005" w:tentative="1">
+      <w:start w:val="1"/>
+      <w:numFmt w:val="bullet"/>
+      <w:lvlText w:val=""/>
+      <w:lvlJc w:val="left"/>
+      <w:pPr>
+        <w:ind w:left="4320" w:hanging="360"/>
+      </w:pPr>
+      <w:rPr>
+        <w:rFonts w:ascii="Wingdings" w:hAnsi="Wingdings" w:hint="default"/>
+      </w:rPr>
+    </w:lvl>
+    <w:lvl w:ilvl="6" w:tplc="40090001" w:tentative="1">
+      <w:start w:val="1"/>
+      <w:numFmt w:val="bullet"/>
+      <w:lvlText w:val=""/>
+      <w:lvlJc w:val="left"/>
+      <w:pPr>
+        <w:ind w:left="5040" w:hanging="360"/>
+      </w:pPr>
+      <w:rPr>
+        <w:rFonts w:ascii="Symbol" w:hAnsi="Symbol" w:hint="default"/>
+      </w:rPr>
+    </w:lvl>
+    <w:lvl w:ilvl="7" w:tplc="40090003" w:tentative="1">
+      <w:start w:val="1"/>
+      <w:numFmt w:val="bullet"/>
+      <w:lvlText w:val="o"/>
+      <w:lvlJc w:val="left"/>
+      <w:pPr>
+        <w:ind w:left="5760" w:hanging="360"/>
+      </w:pPr>
+      <w:rPr>
+        <w:rFonts w:ascii="Courier New" w:hAnsi="Courier New" w:cs="Courier New" w:hint="default"/>
+      </w:rPr>
+    </w:lvl>
+    <w:lvl w:ilvl="8" w:tplc="40090005" w:tentative="1">
+      <w:start w:val="1"/>
+      <w:numFmt w:val="bullet"/>
+      <w:lvlText w:val=""/>
+      <w:lvlJc w:val="left"/>
+      <w:pPr>
+        <w:ind w:left="6480" w:hanging="360"/>
+      </w:pPr>
+      <w:rPr>
+        <w:rFonts w:ascii="Wingdings" w:hAnsi="Wingdings" w:hint="default"/>
       </w:rPr>
     </w:lvl>
   </w:abstractNum>
@@ -8037,6 +8356,15 @@
   </w:num>
   <w:num w:numId="9" w16cid:durableId="1104426674">
     <w:abstractNumId w:val="0"/>
+  </w:num>
+  <w:num w:numId="10" w16cid:durableId="676536985">
+    <w:abstractNumId w:val="10"/>
+  </w:num>
+  <w:num w:numId="11" w16cid:durableId="1404329542">
+    <w:abstractNumId w:val="11"/>
+  </w:num>
+  <w:num w:numId="12" w16cid:durableId="113914557">
+    <w:abstractNumId w:val="9"/>
   </w:num>
 </w:numbering>
 </file>
@@ -9002,9 +9330,6 @@
     <w:unhideWhenUsed/>
     <w:rsid w:val="00326F90"/>
     <w:pPr>
-      <w:numPr>
-        <w:numId w:val="5"/>
-      </w:numPr>
       <w:contextualSpacing/>
     </w:pPr>
   </w:style>
